--- a/Artigo.docx
+++ b/Artigo.docx
@@ -1,6 +1,6 @@
 
 <file path=word/document.xml><?xml version="1.0" encoding="utf-8"?>
-<w:document xmlns:wpc="http://schemas.microsoft.com/office/word/2010/wordprocessingCanvas" xmlns:cx="http://schemas.microsoft.com/office/drawing/2014/chartex" xmlns:cx1="http://schemas.microsoft.com/office/drawing/2015/9/8/chartex" xmlns:cx2="http://schemas.microsoft.com/office/drawing/2015/10/21/chartex" xmlns:cx3="http://schemas.microsoft.com/office/drawing/2016/5/9/chartex" xmlns:cx4="http://schemas.microsoft.com/office/drawing/2016/5/10/chartex" xmlns:cx5="http://schemas.microsoft.com/office/drawing/2016/5/11/chartex" xmlns:cx6="http://schemas.microsoft.com/office/drawing/2016/5/12/chartex" xmlns:cx7="http://schemas.microsoft.com/office/drawing/2016/5/13/chartex" xmlns:cx8="http://schemas.microsoft.com/office/drawing/2016/5/14/chartex" xmlns:mc="http://schemas.openxmlformats.org/markup-compatibility/2006" xmlns:aink="http://schemas.microsoft.com/office/drawing/2016/ink" xmlns:am3d="http://schemas.microsoft.com/office/drawing/2017/model3d" xmlns:o="urn:schemas-microsoft-com:office:office" xmlns:oel="http://schemas.microsoft.com/office/2019/extlst" xmlns:r="http://schemas.openxmlformats.org/officeDocument/2006/relationships" xmlns:m="http://schemas.openxmlformats.org/officeDocument/2006/math" xmlns:v="urn:schemas-microsoft-com:vml" xmlns:wp14="http://schemas.microsoft.com/office/word/2010/wordprocessingDrawing" xmlns:wp="http://schemas.openxmlformats.org/drawingml/2006/wordprocessingDrawing" xmlns:w10="urn:schemas-microsoft-com:office:word" xmlns:w="http://schemas.openxmlformats.org/wordprocessingml/2006/main" xmlns:w14="http://schemas.microsoft.com/office/word/2010/wordml" xmlns:w15="http://schemas.microsoft.com/office/word/2012/wordml" xmlns:w16cex="http://schemas.microsoft.com/office/word/2018/wordml/cex" xmlns:w16cid="http://schemas.microsoft.com/office/word/2016/wordml/cid" xmlns:w16="http://schemas.microsoft.com/office/word/2018/wordml" xmlns:w16du="http://schemas.microsoft.com/office/word/2023/wordml/word16du" xmlns:w16sdtdh="http://schemas.microsoft.com/office/word/2020/wordml/sdtdatahash" xmlns:w16sdtfl="http://schemas.microsoft.com/office/word/2024/wordml/sdtformatlock" xmlns:w16se="http://schemas.microsoft.com/office/word/2015/wordml/symex" xmlns:wpg="http://schemas.microsoft.com/office/word/2010/wordprocessingGroup" xmlns:wpi="http://schemas.microsoft.com/office/word/2010/wordprocessingInk" xmlns:wne="http://schemas.microsoft.com/office/word/2006/wordml" xmlns:wps="http://schemas.microsoft.com/office/word/2010/wordprocessingShape" mc:Ignorable="w14 w15 w16se w16cid w16 w16cex w16sdtdh w16sdtfl w16du wp14">
+<w:document xmlns:wpc="http://schemas.microsoft.com/office/word/2010/wordprocessingCanvas" xmlns:cx="http://schemas.microsoft.com/office/drawing/2014/chartex" xmlns:cx1="http://schemas.microsoft.com/office/drawing/2015/9/8/chartex" xmlns:cx2="http://schemas.microsoft.com/office/drawing/2015/10/21/chartex" xmlns:cx3="http://schemas.microsoft.com/office/drawing/2016/5/9/chartex" xmlns:cx4="http://schemas.microsoft.com/office/drawing/2016/5/10/chartex" xmlns:cx5="http://schemas.microsoft.com/office/drawing/2016/5/11/chartex" xmlns:cx6="http://schemas.microsoft.com/office/drawing/2016/5/12/chartex" xmlns:cx7="http://schemas.microsoft.com/office/drawing/2016/5/13/chartex" xmlns:cx8="http://schemas.microsoft.com/office/drawing/2016/5/14/chartex" xmlns:mc="http://schemas.openxmlformats.org/markup-compatibility/2006" xmlns:aink="http://schemas.microsoft.com/office/drawing/2016/ink" xmlns:am3d="http://schemas.microsoft.com/office/drawing/2017/model3d" xmlns:o="urn:schemas-microsoft-com:office:office" xmlns:r="http://schemas.openxmlformats.org/officeDocument/2006/relationships" xmlns:m="http://schemas.openxmlformats.org/officeDocument/2006/math" xmlns:v="urn:schemas-microsoft-com:vml" xmlns:wp14="http://schemas.microsoft.com/office/word/2010/wordprocessingDrawing" xmlns:wp="http://schemas.openxmlformats.org/drawingml/2006/wordprocessingDrawing" xmlns:w10="urn:schemas-microsoft-com:office:word" xmlns:w="http://schemas.openxmlformats.org/wordprocessingml/2006/main" xmlns:w14="http://schemas.microsoft.com/office/word/2010/wordml" xmlns:w15="http://schemas.microsoft.com/office/word/2012/wordml" xmlns:w16cid="http://schemas.microsoft.com/office/word/2016/wordml/cid" xmlns:w16se="http://schemas.microsoft.com/office/word/2015/wordml/symex" xmlns:wpg="http://schemas.microsoft.com/office/word/2010/wordprocessingGroup" xmlns:wpi="http://schemas.microsoft.com/office/word/2010/wordprocessingInk" xmlns:wne="http://schemas.microsoft.com/office/word/2006/wordml" xmlns:wps="http://schemas.microsoft.com/office/word/2010/wordprocessingShape" mc:Ignorable="w14 w15 w16se w16cid wp14">
   <w:body>
     <w:p>
       <w:pPr>
@@ -15,7 +15,7 @@
           <w:color w:val="auto"/>
           <w:sz w:val="32"/>
         </w:rPr>
-        <w:t>Implantação de sistemas de Inteligência Artificial assistiva para automação e qualificação do feedback em portais de e-participação.</w:t>
+        <w:t>Inteligência Artificial como Catalisadora de Engajamento Cívico: Uma Análise de Impacto no Sistema Participe+</w:t>
       </w:r>
     </w:p>
     <w:p>
@@ -119,23 +119,7 @@
         <w:t xml:space="preserve"> </w:t>
       </w:r>
       <w:r>
-        <w:t>This meta-paper describes the style to be used in articles and short papers for SBC conferences. For papers in English, you should add just an abstract while for the papers in Portuguese, we also ask for an abstract in Portuguese (“</w:t>
-      </w:r>
-      <w:proofErr w:type="spellStart"/>
-      <w:r>
-        <w:t>resumo</w:t>
-      </w:r>
-      <w:proofErr w:type="spellEnd"/>
-      <w:r>
-        <w:t xml:space="preserve">”). In both cases, abstracts should not have more than 10 lines and must be </w:t>
-      </w:r>
-      <w:proofErr w:type="gramStart"/>
-      <w:r>
-        <w:t>in</w:t>
-      </w:r>
-      <w:proofErr w:type="gramEnd"/>
-      <w:r>
-        <w:t xml:space="preserve"> the first page of the paper.</w:t>
+        <w:t>Citizen participation in digital platforms faces challenges such as low engagement and limited perception of impact. This study proposes the use of a generative Artificial Intelligence assistant to support argument construction and provide automated feedback in e-participation environments. The solution aims to reduce cognitive barriers, especially among users with low digital literacy, promoting greater inclusion. The methodology combines qualitative and quantitative approaches, considering engagement, contribution quality, and user perception. The expected results indicate that AI can increase participation, improve argumentative quality, and strengthen the relationship between citizens and institutions in digital participatory processes.</w:t>
       </w:r>
     </w:p>
     <w:p>
@@ -150,824 +134,3679 @@
         <w:t>Resumo.</w:t>
       </w:r>
       <w:r>
-        <w:t xml:space="preserve"> Este meta-artigo descreve o estilo a ser usado na confecção de artigos e resumos de artigos para publicação nos anais das conferências organizadas pela SBC. É solicitada a escrita de resumo e abstract apenas para os artigos escritos em português. Artigos em inglês deverão apresentar apenas abstract. Nos dois casos, o autor deve tomar cuidado para que o resumo (e o abstract) não ultrapassem 10 linhas cada, sendo que ambos devem estar na primeira página do artigo.</w:t>
+        <w:t xml:space="preserve"> </w:t>
+      </w:r>
+      <w:r>
+        <w:t xml:space="preserve"> </w:t>
+      </w:r>
+      <w:r>
+        <w:t>A participação cidadã em plataformas digitais enfrenta desafios como baixo engajamento e limitada percepção de impacto. Este estudo propõe o uso de um assistente baseado em Inteligência Artificial generativa para apoiar a construção de argumentos e fornecer feedback automatizado em ambientes de participação eletrônica. A solução busca reduzir barreiras cognitivas, especialmente entre usuários com baixo letramento digital, promovendo maior inclusão. A metodologia combina análise qualitativa e quantitativa, considerando engajamento, qualidade das contribuições e percepção dos usuários. Espera-se que a IA aumente a participação, melhore a qualidade argumentativa e fortaleça a relação entre cidadãos e instituições.</w:t>
+      </w:r>
+    </w:p>
+    <w:p>
+      <w:pPr>
+        <w:pStyle w:val="Ttulo1"/>
+      </w:pPr>
+      <w:r>
+        <w:t>Introdução</w:t>
+      </w:r>
+    </w:p>
+    <w:p>
+      <w:pPr>
+        <w:widowControl/>
+        <w:suppressAutoHyphens w:val="0"/>
+        <w:autoSpaceDN/>
+        <w:spacing w:before="100" w:beforeAutospacing="1" w:after="100" w:afterAutospacing="1"/>
+        <w:ind w:firstLine="709"/>
+        <w:jc w:val="both"/>
+        <w:textAlignment w:val="auto"/>
+        <w:rPr>
+          <w:rFonts w:ascii="Times New Roman" w:eastAsia="Times New Roman" w:hAnsi="Times New Roman" w:cs="Times New Roman"/>
+          <w:kern w:val="0"/>
+        </w:rPr>
+      </w:pPr>
+      <w:r>
+        <w:rPr>
+          <w:rFonts w:ascii="Times New Roman" w:eastAsia="Times New Roman" w:hAnsi="Times New Roman" w:cs="Times New Roman"/>
+          <w:kern w:val="0"/>
+        </w:rPr>
+        <w:t>A participação dos cidadãos nos processos políticos remonta à Atenas Antiga, onde se fundamentava na liberdade de reunião dos indivíduos na ágora, espaço central de debate público. Nesse contexto, o número reduzido de cidadãos possibilitava um modelo de participação direta, característica que permanece como um dos pilares das práticas democráticas contemporâneas (</w:t>
+      </w:r>
+      <w:proofErr w:type="spellStart"/>
+      <w:r>
+        <w:rPr>
+          <w:rFonts w:ascii="Times New Roman" w:eastAsia="Times New Roman" w:hAnsi="Times New Roman" w:cs="Times New Roman"/>
+          <w:kern w:val="0"/>
+        </w:rPr>
+        <w:t>Held</w:t>
+      </w:r>
+      <w:proofErr w:type="spellEnd"/>
+      <w:r>
+        <w:rPr>
+          <w:rFonts w:ascii="Times New Roman" w:eastAsia="Times New Roman" w:hAnsi="Times New Roman" w:cs="Times New Roman"/>
+          <w:kern w:val="0"/>
+        </w:rPr>
+        <w:t>, 2006).</w:t>
+      </w:r>
+    </w:p>
+    <w:p>
+      <w:pPr>
+        <w:widowControl/>
+        <w:suppressAutoHyphens w:val="0"/>
+        <w:autoSpaceDN/>
+        <w:spacing w:before="100" w:beforeAutospacing="1" w:after="100" w:afterAutospacing="1"/>
+        <w:ind w:firstLine="709"/>
+        <w:jc w:val="both"/>
+        <w:textAlignment w:val="auto"/>
+        <w:rPr>
+          <w:rFonts w:ascii="Times New Roman" w:eastAsia="Times New Roman" w:hAnsi="Times New Roman" w:cs="Times New Roman"/>
+          <w:kern w:val="0"/>
+        </w:rPr>
+      </w:pPr>
+      <w:r>
+        <w:rPr>
+          <w:rFonts w:ascii="Times New Roman" w:eastAsia="Times New Roman" w:hAnsi="Times New Roman" w:cs="Times New Roman"/>
+          <w:kern w:val="0"/>
+        </w:rPr>
+        <w:t xml:space="preserve">Com o crescimento populacional e a crescente complexidade das sociedades modernas, os sistemas políticos evoluíram para o modelo de democracia representativa. Nesse formato, a soberania popular passou a ser exercida predominantemente por meio da eleição de representantes responsáveis pela condução da administração pública. No entanto, a persistente insatisfação com a burocracia estatal e a redução da confiança nas instituições têm impulsionado demandas por mecanismos que ampliem a participação ativa da sociedade civil na definição de políticas públicas (Norris, 2011; </w:t>
+      </w:r>
+      <w:proofErr w:type="spellStart"/>
+      <w:r>
+        <w:rPr>
+          <w:rFonts w:ascii="Times New Roman" w:eastAsia="Times New Roman" w:hAnsi="Times New Roman" w:cs="Times New Roman"/>
+          <w:kern w:val="0"/>
+        </w:rPr>
+        <w:t>Fung</w:t>
+      </w:r>
+      <w:proofErr w:type="spellEnd"/>
+      <w:r>
+        <w:rPr>
+          <w:rFonts w:ascii="Times New Roman" w:eastAsia="Times New Roman" w:hAnsi="Times New Roman" w:cs="Times New Roman"/>
+          <w:kern w:val="0"/>
+        </w:rPr>
+        <w:t>, 2015).</w:t>
+      </w:r>
+    </w:p>
+    <w:p>
+      <w:pPr>
+        <w:widowControl/>
+        <w:suppressAutoHyphens w:val="0"/>
+        <w:autoSpaceDN/>
+        <w:spacing w:before="100" w:beforeAutospacing="1" w:after="100" w:afterAutospacing="1"/>
+        <w:ind w:firstLine="709"/>
+        <w:jc w:val="both"/>
+        <w:textAlignment w:val="auto"/>
+        <w:rPr>
+          <w:rFonts w:ascii="Times New Roman" w:eastAsia="Times New Roman" w:hAnsi="Times New Roman" w:cs="Times New Roman"/>
+          <w:kern w:val="0"/>
+        </w:rPr>
+      </w:pPr>
+      <w:r>
+        <w:rPr>
+          <w:rFonts w:ascii="Times New Roman" w:eastAsia="Times New Roman" w:hAnsi="Times New Roman" w:cs="Times New Roman"/>
+          <w:kern w:val="0"/>
+        </w:rPr>
+        <w:lastRenderedPageBreak/>
+        <w:t>Nesse cenário, o avanço das Tecnologias da Informação e Comunicação (</w:t>
+      </w:r>
+      <w:proofErr w:type="spellStart"/>
+      <w:r>
+        <w:rPr>
+          <w:rFonts w:ascii="Times New Roman" w:eastAsia="Times New Roman" w:hAnsi="Times New Roman" w:cs="Times New Roman"/>
+          <w:kern w:val="0"/>
+        </w:rPr>
+        <w:t>TICs</w:t>
+      </w:r>
+      <w:proofErr w:type="spellEnd"/>
+      <w:r>
+        <w:rPr>
+          <w:rFonts w:ascii="Times New Roman" w:eastAsia="Times New Roman" w:hAnsi="Times New Roman" w:cs="Times New Roman"/>
+          <w:kern w:val="0"/>
+        </w:rPr>
+        <w:t>) possibilitou o surgimento das plataformas de participação eletrônica (e-</w:t>
+      </w:r>
+      <w:proofErr w:type="spellStart"/>
+      <w:r>
+        <w:rPr>
+          <w:rFonts w:ascii="Times New Roman" w:eastAsia="Times New Roman" w:hAnsi="Times New Roman" w:cs="Times New Roman"/>
+          <w:kern w:val="0"/>
+        </w:rPr>
+        <w:t>participation</w:t>
+      </w:r>
+      <w:proofErr w:type="spellEnd"/>
+      <w:r>
+        <w:rPr>
+          <w:rFonts w:ascii="Times New Roman" w:eastAsia="Times New Roman" w:hAnsi="Times New Roman" w:cs="Times New Roman"/>
+          <w:kern w:val="0"/>
+        </w:rPr>
+        <w:t xml:space="preserve">), que utilizam o ambiente digital como espaço para interação entre cidadãos e governo (Macintosh, 2004). Iniciativas como o e-Democracia no Brasil, o Decide Madrid na Espanha e o </w:t>
+      </w:r>
+      <w:proofErr w:type="spellStart"/>
+      <w:r>
+        <w:rPr>
+          <w:rFonts w:ascii="Times New Roman" w:eastAsia="Times New Roman" w:hAnsi="Times New Roman" w:cs="Times New Roman"/>
+          <w:kern w:val="0"/>
+        </w:rPr>
+        <w:t>vTaiwan</w:t>
+      </w:r>
+      <w:proofErr w:type="spellEnd"/>
+      <w:r>
+        <w:rPr>
+          <w:rFonts w:ascii="Times New Roman" w:eastAsia="Times New Roman" w:hAnsi="Times New Roman" w:cs="Times New Roman"/>
+          <w:kern w:val="0"/>
+        </w:rPr>
+        <w:t xml:space="preserve"> representam esforços relevantes nesse sentido, ao buscar superar barreiras geográficas e temporais, promovendo o diálogo deliberativo em escala ampliada (</w:t>
+      </w:r>
+      <w:proofErr w:type="spellStart"/>
+      <w:r>
+        <w:rPr>
+          <w:rFonts w:ascii="Times New Roman" w:eastAsia="Times New Roman" w:hAnsi="Times New Roman" w:cs="Times New Roman"/>
+          <w:kern w:val="0"/>
+        </w:rPr>
+        <w:t>Aichholzer</w:t>
+      </w:r>
+      <w:proofErr w:type="spellEnd"/>
+      <w:r>
+        <w:rPr>
+          <w:rFonts w:ascii="Times New Roman" w:eastAsia="Times New Roman" w:hAnsi="Times New Roman" w:cs="Times New Roman"/>
+          <w:kern w:val="0"/>
+        </w:rPr>
+        <w:t xml:space="preserve"> &amp; </w:t>
+      </w:r>
+      <w:proofErr w:type="spellStart"/>
+      <w:r>
+        <w:rPr>
+          <w:rFonts w:ascii="Times New Roman" w:eastAsia="Times New Roman" w:hAnsi="Times New Roman" w:cs="Times New Roman"/>
+          <w:kern w:val="0"/>
+        </w:rPr>
+        <w:t>Kubicek</w:t>
+      </w:r>
+      <w:proofErr w:type="spellEnd"/>
+      <w:r>
+        <w:rPr>
+          <w:rFonts w:ascii="Times New Roman" w:eastAsia="Times New Roman" w:hAnsi="Times New Roman" w:cs="Times New Roman"/>
+          <w:kern w:val="0"/>
+        </w:rPr>
+        <w:t>, 2016). Tais plataformas foram concebidas com o objetivo de empoderar o cidadão, permitindo sua atuação ativa nos processos de debate e formulação de políticas públicas (</w:t>
+      </w:r>
+      <w:proofErr w:type="spellStart"/>
+      <w:r>
+        <w:rPr>
+          <w:rFonts w:ascii="Times New Roman" w:eastAsia="Times New Roman" w:hAnsi="Times New Roman" w:cs="Times New Roman"/>
+          <w:kern w:val="0"/>
+        </w:rPr>
+        <w:t>Medaglia</w:t>
+      </w:r>
+      <w:proofErr w:type="spellEnd"/>
+      <w:r>
+        <w:rPr>
+          <w:rFonts w:ascii="Times New Roman" w:eastAsia="Times New Roman" w:hAnsi="Times New Roman" w:cs="Times New Roman"/>
+          <w:kern w:val="0"/>
+        </w:rPr>
+        <w:t>, 2012).</w:t>
+      </w:r>
+    </w:p>
+    <w:p>
+      <w:pPr>
+        <w:widowControl/>
+        <w:suppressAutoHyphens w:val="0"/>
+        <w:autoSpaceDN/>
+        <w:spacing w:before="100" w:beforeAutospacing="1" w:after="100" w:afterAutospacing="1"/>
+        <w:ind w:firstLine="709"/>
+        <w:jc w:val="both"/>
+        <w:textAlignment w:val="auto"/>
+        <w:rPr>
+          <w:rFonts w:ascii="Times New Roman" w:eastAsia="Times New Roman" w:hAnsi="Times New Roman" w:cs="Times New Roman"/>
+          <w:kern w:val="0"/>
+        </w:rPr>
+      </w:pPr>
+      <w:r>
+        <w:rPr>
+          <w:rFonts w:ascii="Times New Roman" w:eastAsia="Times New Roman" w:hAnsi="Times New Roman" w:cs="Times New Roman"/>
+          <w:kern w:val="0"/>
+        </w:rPr>
+        <w:t xml:space="preserve">Apesar desse potencial, um dos principais desafios enfrentados por essas iniciativas reside na baixa percepção de efetividade por parte dos usuários. Em contextos de larga escala, o volume elevado de contribuições frequentemente ultrapassa a capacidade de análise por parte da administração pública, dificultando o fornecimento de respostas individualizadas. A ausência de feedback claro sobre como as contribuições influenciam as decisões finais pode gerar um sentimento de ineficácia política, frequentemente associado ao fenômeno conhecido como </w:t>
+      </w:r>
+      <w:proofErr w:type="spellStart"/>
+      <w:r>
+        <w:rPr>
+          <w:rFonts w:ascii="Times New Roman" w:eastAsia="Times New Roman" w:hAnsi="Times New Roman" w:cs="Times New Roman"/>
+          <w:i/>
+          <w:iCs/>
+          <w:kern w:val="0"/>
+        </w:rPr>
+        <w:t>democracy-washing</w:t>
+      </w:r>
+      <w:proofErr w:type="spellEnd"/>
+      <w:r>
+        <w:rPr>
+          <w:rFonts w:ascii="Times New Roman" w:eastAsia="Times New Roman" w:hAnsi="Times New Roman" w:cs="Times New Roman"/>
+          <w:kern w:val="0"/>
+        </w:rPr>
+        <w:t>, no qual há uma aparência de participação sem impacto real (</w:t>
+      </w:r>
+      <w:proofErr w:type="spellStart"/>
+      <w:r>
+        <w:rPr>
+          <w:rFonts w:ascii="Times New Roman" w:eastAsia="Times New Roman" w:hAnsi="Times New Roman" w:cs="Times New Roman"/>
+          <w:kern w:val="0"/>
+        </w:rPr>
+        <w:t>Reddick</w:t>
+      </w:r>
+      <w:proofErr w:type="spellEnd"/>
+      <w:r>
+        <w:rPr>
+          <w:rFonts w:ascii="Times New Roman" w:eastAsia="Times New Roman" w:hAnsi="Times New Roman" w:cs="Times New Roman"/>
+          <w:kern w:val="0"/>
+        </w:rPr>
+        <w:t xml:space="preserve">, 2011; Coleman &amp; </w:t>
+      </w:r>
+      <w:proofErr w:type="spellStart"/>
+      <w:r>
+        <w:rPr>
+          <w:rFonts w:ascii="Times New Roman" w:eastAsia="Times New Roman" w:hAnsi="Times New Roman" w:cs="Times New Roman"/>
+          <w:kern w:val="0"/>
+        </w:rPr>
+        <w:t>Shane</w:t>
+      </w:r>
+      <w:proofErr w:type="spellEnd"/>
+      <w:r>
+        <w:rPr>
+          <w:rFonts w:ascii="Times New Roman" w:eastAsia="Times New Roman" w:hAnsi="Times New Roman" w:cs="Times New Roman"/>
+          <w:kern w:val="0"/>
+        </w:rPr>
+        <w:t>, 2012). Esse cenário contribui para a desmotivação dos usuários e para a redução do engajamento nas plataformas digitais.</w:t>
+      </w:r>
+    </w:p>
+    <w:p>
+      <w:pPr>
+        <w:widowControl/>
+        <w:suppressAutoHyphens w:val="0"/>
+        <w:autoSpaceDN/>
+        <w:spacing w:before="100" w:beforeAutospacing="1" w:after="100" w:afterAutospacing="1"/>
+        <w:ind w:firstLine="709"/>
+        <w:jc w:val="both"/>
+        <w:textAlignment w:val="auto"/>
+        <w:rPr>
+          <w:rFonts w:ascii="Times New Roman" w:eastAsia="Times New Roman" w:hAnsi="Times New Roman" w:cs="Times New Roman"/>
+          <w:kern w:val="0"/>
+        </w:rPr>
+      </w:pPr>
+      <w:r>
+        <w:rPr>
+          <w:rFonts w:ascii="Times New Roman" w:eastAsia="Times New Roman" w:hAnsi="Times New Roman" w:cs="Times New Roman"/>
+          <w:kern w:val="0"/>
+        </w:rPr>
+        <w:t>Diante dessa lacuna, a Inteligência Artificial (IA) emerge como uma alternativa promissora para aprimorar a responsividade dos sistemas de participação eletrônica. Tecnologias baseadas em IA permitem o processamento de grandes volumes de dados, possibilitando a análise, categorização e síntese das contribuições dos cidadãos (</w:t>
+      </w:r>
+      <w:proofErr w:type="spellStart"/>
+      <w:r>
+        <w:rPr>
+          <w:rFonts w:ascii="Times New Roman" w:eastAsia="Times New Roman" w:hAnsi="Times New Roman" w:cs="Times New Roman"/>
+          <w:kern w:val="0"/>
+        </w:rPr>
+        <w:t>Vaswani</w:t>
+      </w:r>
+      <w:proofErr w:type="spellEnd"/>
+      <w:r>
+        <w:rPr>
+          <w:rFonts w:ascii="Times New Roman" w:eastAsia="Times New Roman" w:hAnsi="Times New Roman" w:cs="Times New Roman"/>
+          <w:kern w:val="0"/>
+        </w:rPr>
+        <w:t xml:space="preserve"> et al., 2017; Brown et al., 2020). Nesse contexto, destaca-se o potencial da IA generativa não apenas para automatizar o feedback, mas também para atuar como suporte à participação cidadã.</w:t>
+      </w:r>
+    </w:p>
+    <w:p>
+      <w:pPr>
+        <w:widowControl/>
+        <w:suppressAutoHyphens w:val="0"/>
+        <w:autoSpaceDN/>
+        <w:spacing w:before="100" w:beforeAutospacing="1" w:after="100" w:afterAutospacing="1"/>
+        <w:ind w:firstLine="709"/>
+        <w:jc w:val="both"/>
+        <w:textAlignment w:val="auto"/>
+        <w:rPr>
+          <w:rFonts w:ascii="Times New Roman" w:eastAsia="Times New Roman" w:hAnsi="Times New Roman" w:cs="Times New Roman"/>
+          <w:kern w:val="0"/>
+        </w:rPr>
+      </w:pPr>
+      <w:r>
+        <w:rPr>
+          <w:rFonts w:ascii="Times New Roman" w:eastAsia="Times New Roman" w:hAnsi="Times New Roman" w:cs="Times New Roman"/>
+          <w:kern w:val="0"/>
+        </w:rPr>
+        <w:t xml:space="preserve">Além de fornecer retorno estruturado às contribuições, sistemas baseados em IA podem auxiliar os usuários na construção de argumentos mais consistentes, por meio da sugestão de ideias, organização de raciocínios e adaptação da linguagem. Essa funcionalidade contribui para reduzir barreiras relacionadas à dificuldade de expressão e à limitação de conhecimento técnico, promovendo uma participação mais qualificada e inclusiva (Reed, 2017; </w:t>
+      </w:r>
+      <w:proofErr w:type="spellStart"/>
+      <w:r>
+        <w:rPr>
+          <w:rFonts w:ascii="Times New Roman" w:eastAsia="Times New Roman" w:hAnsi="Times New Roman" w:cs="Times New Roman"/>
+          <w:kern w:val="0"/>
+        </w:rPr>
+        <w:t>Bender</w:t>
+      </w:r>
+      <w:proofErr w:type="spellEnd"/>
+      <w:r>
+        <w:rPr>
+          <w:rFonts w:ascii="Times New Roman" w:eastAsia="Times New Roman" w:hAnsi="Times New Roman" w:cs="Times New Roman"/>
+          <w:kern w:val="0"/>
+        </w:rPr>
+        <w:t xml:space="preserve"> et al., 2021). Dessa forma, a IA não atua apenas como ferramenta de processamento, mas como um mediador cognitivo capaz de potencializar a capacidade argumentativa dos cidadãos em ambientes digitais.</w:t>
+      </w:r>
+    </w:p>
+    <w:p>
+      <w:pPr>
+        <w:widowControl/>
+        <w:suppressAutoHyphens w:val="0"/>
+        <w:autoSpaceDN/>
+        <w:spacing w:before="100" w:beforeAutospacing="1" w:after="100" w:afterAutospacing="1"/>
+        <w:ind w:firstLine="709"/>
+        <w:jc w:val="both"/>
+        <w:textAlignment w:val="auto"/>
+        <w:rPr>
+          <w:rFonts w:ascii="Times New Roman" w:eastAsia="Times New Roman" w:hAnsi="Times New Roman" w:cs="Times New Roman"/>
+          <w:kern w:val="0"/>
+        </w:rPr>
+      </w:pPr>
+      <w:r>
+        <w:rPr>
+          <w:rFonts w:ascii="Times New Roman" w:eastAsia="Times New Roman" w:hAnsi="Times New Roman" w:cs="Times New Roman"/>
+          <w:kern w:val="0"/>
+        </w:rPr>
+        <w:t>Nesse contexto, o objetivo desta pesquisa é propor e analisar a utilização de um assistente de Inteligência Artificial capaz de identificar, categorizar e analisar as contribuições dos usuários em plataformas de participação eletrônica, bem como gerar feedback estruturado e apoiar a construção de argumentos. A proposta visa investigar de que forma essa abordagem pode contribuir para o aumento do engajamento e para a melhoria da qualidade das interações, reduzindo a percepção de ineficácia e fortalecendo o papel do cidadão no processo democrático digital.</w:t>
+      </w:r>
+    </w:p>
+    <w:p>
+      <w:pPr>
+        <w:widowControl/>
+        <w:suppressAutoHyphens w:val="0"/>
+        <w:autoSpaceDN/>
+        <w:spacing w:before="100" w:beforeAutospacing="1" w:after="100" w:afterAutospacing="1"/>
+        <w:ind w:firstLine="709"/>
+        <w:jc w:val="both"/>
+        <w:textAlignment w:val="auto"/>
+        <w:rPr>
+          <w:rFonts w:ascii="Times New Roman" w:eastAsia="Times New Roman" w:hAnsi="Times New Roman" w:cs="Times New Roman"/>
+          <w:kern w:val="0"/>
+        </w:rPr>
+      </w:pPr>
+      <w:r>
+        <w:rPr>
+          <w:rFonts w:ascii="Times New Roman" w:eastAsia="Times New Roman" w:hAnsi="Times New Roman" w:cs="Times New Roman"/>
+          <w:kern w:val="0"/>
+        </w:rPr>
+        <w:t xml:space="preserve">Por fim, a análise busca ampliar a compreensão sobre os impactos da utilização de IA assistiva em ambientes de participação pública, especialmente no que se refere à </w:t>
+      </w:r>
+      <w:r>
+        <w:rPr>
+          <w:rFonts w:ascii="Times New Roman" w:eastAsia="Times New Roman" w:hAnsi="Times New Roman" w:cs="Times New Roman"/>
+          <w:kern w:val="0"/>
+        </w:rPr>
+        <w:lastRenderedPageBreak/>
+        <w:t>qualificação do feedback governamental e ao fortalecimento da relação entre cidadãos e instituições. Espera-se que os resultados contribuam para o desenvolvimento de soluções tecnológicas capazes de tornar os processos participativos mais eficazes, transparentes e inclusivos.</w:t>
+      </w:r>
+    </w:p>
+    <w:p>
+      <w:pPr>
+        <w:pStyle w:val="Ttulo1"/>
+      </w:pPr>
+      <w:r>
+        <w:t>Revisão Bibliográfica</w:t>
+      </w:r>
+    </w:p>
+    <w:p>
+      <w:pPr>
+        <w:pStyle w:val="SBCparagraph"/>
+      </w:pPr>
+      <w:r>
+        <w:t>A participação cidadã em processos democráticos tem sido amplamente discutida ao longo da evolução das estruturas políticas, assumindo diferentes formas conforme o contexto histórico e tecnológico. No âmbito contemporâneo, a incorporação das Tecnologias da Informação e Comunicação (</w:t>
+      </w:r>
+      <w:proofErr w:type="spellStart"/>
+      <w:r>
+        <w:t>TICs</w:t>
+      </w:r>
+      <w:proofErr w:type="spellEnd"/>
+      <w:r>
+        <w:t>) possibilitou o surgimento do chamado governo digital, no qual a interação entre Estado e sociedade passa a ocorrer também por meio de ambientes virtuais. Nesse cenário, a participação eletrônica, ou e-</w:t>
+      </w:r>
+      <w:proofErr w:type="spellStart"/>
+      <w:r>
+        <w:t>participation</w:t>
+      </w:r>
+      <w:proofErr w:type="spellEnd"/>
+      <w:r>
+        <w:t>, é compreendida como o uso de tecnologias digitais para ampliar o envolvimento dos cidadãos nos processos de tomada de decisão pública (MACINTOSH, 2004).</w:t>
+      </w:r>
+    </w:p>
+    <w:p>
+      <w:pPr>
+        <w:widowControl/>
+        <w:suppressAutoHyphens w:val="0"/>
+        <w:autoSpaceDN/>
+        <w:spacing w:before="100" w:beforeAutospacing="1" w:after="100" w:afterAutospacing="1"/>
+        <w:ind w:firstLine="709"/>
+        <w:jc w:val="both"/>
+        <w:textAlignment w:val="auto"/>
+        <w:rPr>
+          <w:rFonts w:ascii="Times New Roman" w:eastAsia="Times New Roman" w:hAnsi="Times New Roman" w:cs="Times New Roman"/>
+          <w:kern w:val="0"/>
+        </w:rPr>
+      </w:pPr>
+      <w:r>
+        <w:rPr>
+          <w:rFonts w:ascii="Times New Roman" w:eastAsia="Times New Roman" w:hAnsi="Times New Roman" w:cs="Times New Roman"/>
+          <w:kern w:val="0"/>
+        </w:rPr>
+        <w:t xml:space="preserve">De acordo com </w:t>
+      </w:r>
+      <w:proofErr w:type="spellStart"/>
+      <w:r>
+        <w:rPr>
+          <w:rFonts w:ascii="Times New Roman" w:eastAsia="Times New Roman" w:hAnsi="Times New Roman" w:cs="Times New Roman"/>
+          <w:kern w:val="0"/>
+        </w:rPr>
+        <w:t>Medaglia</w:t>
+      </w:r>
+      <w:proofErr w:type="spellEnd"/>
+      <w:r>
+        <w:rPr>
+          <w:rFonts w:ascii="Times New Roman" w:eastAsia="Times New Roman" w:hAnsi="Times New Roman" w:cs="Times New Roman"/>
+          <w:kern w:val="0"/>
+        </w:rPr>
+        <w:t xml:space="preserve"> (2012), a e-participação representa uma extensão dos mecanismos tradicionais de participação democrática, permitindo maior transparência, acessibilidade e escalabilidade na interação entre governo e sociedade. No entanto, apesar do potencial dessas plataformas, diversos estudos apontam que seu uso efetivo ainda é limitado. </w:t>
+      </w:r>
+      <w:proofErr w:type="spellStart"/>
+      <w:r>
+        <w:rPr>
+          <w:rFonts w:ascii="Times New Roman" w:eastAsia="Times New Roman" w:hAnsi="Times New Roman" w:cs="Times New Roman"/>
+          <w:kern w:val="0"/>
+        </w:rPr>
+        <w:t>Aichholzer</w:t>
+      </w:r>
+      <w:proofErr w:type="spellEnd"/>
+      <w:r>
+        <w:rPr>
+          <w:rFonts w:ascii="Times New Roman" w:eastAsia="Times New Roman" w:hAnsi="Times New Roman" w:cs="Times New Roman"/>
+          <w:kern w:val="0"/>
+        </w:rPr>
+        <w:t xml:space="preserve"> e </w:t>
+      </w:r>
+      <w:proofErr w:type="spellStart"/>
+      <w:r>
+        <w:rPr>
+          <w:rFonts w:ascii="Times New Roman" w:eastAsia="Times New Roman" w:hAnsi="Times New Roman" w:cs="Times New Roman"/>
+          <w:kern w:val="0"/>
+        </w:rPr>
+        <w:t>Kubicek</w:t>
+      </w:r>
+      <w:proofErr w:type="spellEnd"/>
+      <w:r>
+        <w:rPr>
+          <w:rFonts w:ascii="Times New Roman" w:eastAsia="Times New Roman" w:hAnsi="Times New Roman" w:cs="Times New Roman"/>
+          <w:kern w:val="0"/>
+        </w:rPr>
+        <w:t xml:space="preserve"> (2016) destacam que a simples disponibilização de ferramentas digitais não garante o engajamento da população, sendo necessário compreender os fatores que influenciam o comportamento dos usuários nesses ambientes.</w:t>
+      </w:r>
+    </w:p>
+    <w:p>
+      <w:pPr>
+        <w:widowControl/>
+        <w:suppressAutoHyphens w:val="0"/>
+        <w:autoSpaceDN/>
+        <w:spacing w:before="100" w:beforeAutospacing="1" w:after="100" w:afterAutospacing="1"/>
+        <w:ind w:firstLine="709"/>
+        <w:jc w:val="both"/>
+        <w:textAlignment w:val="auto"/>
+        <w:rPr>
+          <w:rFonts w:ascii="Times New Roman" w:eastAsia="Times New Roman" w:hAnsi="Times New Roman" w:cs="Times New Roman"/>
+          <w:kern w:val="0"/>
+        </w:rPr>
+      </w:pPr>
+      <w:r>
+        <w:rPr>
+          <w:rFonts w:ascii="Times New Roman" w:eastAsia="Times New Roman" w:hAnsi="Times New Roman" w:cs="Times New Roman"/>
+          <w:kern w:val="0"/>
+        </w:rPr>
+        <w:t xml:space="preserve">Entre os principais desafios identificados na literatura, destaca-se a baixa percepção de impacto das contribuições realizadas pelos cidadãos. Segundo </w:t>
+      </w:r>
+      <w:proofErr w:type="spellStart"/>
+      <w:r>
+        <w:rPr>
+          <w:rFonts w:ascii="Times New Roman" w:eastAsia="Times New Roman" w:hAnsi="Times New Roman" w:cs="Times New Roman"/>
+          <w:kern w:val="0"/>
+        </w:rPr>
+        <w:t>Reddick</w:t>
+      </w:r>
+      <w:proofErr w:type="spellEnd"/>
+      <w:r>
+        <w:rPr>
+          <w:rFonts w:ascii="Times New Roman" w:eastAsia="Times New Roman" w:hAnsi="Times New Roman" w:cs="Times New Roman"/>
+          <w:kern w:val="0"/>
+        </w:rPr>
+        <w:t xml:space="preserve"> (2011), a ausência de retorno institucional claro e estruturado compromete a confiança dos usuários e reduz a motivação para participação contínua. Essa limitação é agravada em contextos de larga escala, nos quais o volume de dados gerado pelas interações excede a capacidade de análise manual por parte da administração pública. Nesse sentido, Coleman e </w:t>
+      </w:r>
+      <w:proofErr w:type="spellStart"/>
+      <w:r>
+        <w:rPr>
+          <w:rFonts w:ascii="Times New Roman" w:eastAsia="Times New Roman" w:hAnsi="Times New Roman" w:cs="Times New Roman"/>
+          <w:kern w:val="0"/>
+        </w:rPr>
+        <w:t>Shane</w:t>
+      </w:r>
+      <w:proofErr w:type="spellEnd"/>
+      <w:r>
+        <w:rPr>
+          <w:rFonts w:ascii="Times New Roman" w:eastAsia="Times New Roman" w:hAnsi="Times New Roman" w:cs="Times New Roman"/>
+          <w:kern w:val="0"/>
+        </w:rPr>
+        <w:t xml:space="preserve"> (2012) apontam que a falta de transparência no processo decisório pode gerar um distanciamento entre cidadãos e instituições, enfraquecendo os objetivos das iniciativas de participação digital.</w:t>
+      </w:r>
+    </w:p>
+    <w:p>
+      <w:pPr>
+        <w:widowControl/>
+        <w:suppressAutoHyphens w:val="0"/>
+        <w:autoSpaceDN/>
+        <w:spacing w:before="100" w:beforeAutospacing="1" w:after="100" w:afterAutospacing="1"/>
+        <w:ind w:firstLine="709"/>
+        <w:jc w:val="both"/>
+        <w:textAlignment w:val="auto"/>
+        <w:rPr>
+          <w:rFonts w:ascii="Times New Roman" w:eastAsia="Times New Roman" w:hAnsi="Times New Roman" w:cs="Times New Roman"/>
+          <w:kern w:val="0"/>
+        </w:rPr>
+      </w:pPr>
+      <w:r>
+        <w:rPr>
+          <w:rFonts w:ascii="Times New Roman" w:eastAsia="Times New Roman" w:hAnsi="Times New Roman" w:cs="Times New Roman"/>
+          <w:kern w:val="0"/>
+        </w:rPr>
+        <w:t>Além disso, fatores relacionados à usabilidade e à capacidade cognitiva dos usuários também influenciam diretamente o engajamento. A complexidade dos temas discutidos, frequentemente associados a políticas públicas, exige dos participantes habilidades argumentativas e domínio conceitual que nem sempre estão presentes. Conforme argumenta Norris (2011), a desigualdade no acesso à informação e às competências digitais contribui para a formação de um cenário de participação desigual, no qual apenas uma parcela da população consegue se engajar de forma efetiva.</w:t>
+      </w:r>
+    </w:p>
+    <w:p>
+      <w:pPr>
+        <w:widowControl/>
+        <w:suppressAutoHyphens w:val="0"/>
+        <w:autoSpaceDN/>
+        <w:spacing w:before="100" w:beforeAutospacing="1" w:after="100" w:afterAutospacing="1"/>
+        <w:ind w:firstLine="709"/>
+        <w:jc w:val="both"/>
+        <w:textAlignment w:val="auto"/>
+        <w:rPr>
+          <w:rFonts w:ascii="Times New Roman" w:eastAsia="Times New Roman" w:hAnsi="Times New Roman" w:cs="Times New Roman"/>
+          <w:kern w:val="0"/>
+        </w:rPr>
+      </w:pPr>
+      <w:r>
+        <w:rPr>
+          <w:rFonts w:ascii="Times New Roman" w:eastAsia="Times New Roman" w:hAnsi="Times New Roman" w:cs="Times New Roman"/>
+          <w:kern w:val="0"/>
+        </w:rPr>
+        <w:t xml:space="preserve">Diante dessas limitações, a literatura recente tem explorado o potencial da Inteligência Artificial como ferramenta de apoio à participação cidadã. A evolução dos modelos de linguagem baseados na arquitetura </w:t>
+      </w:r>
+      <w:proofErr w:type="spellStart"/>
+      <w:r>
+        <w:rPr>
+          <w:rFonts w:ascii="Times New Roman" w:eastAsia="Times New Roman" w:hAnsi="Times New Roman" w:cs="Times New Roman"/>
+          <w:kern w:val="0"/>
+        </w:rPr>
+        <w:t>Transformer</w:t>
+      </w:r>
+      <w:proofErr w:type="spellEnd"/>
+      <w:r>
+        <w:rPr>
+          <w:rFonts w:ascii="Times New Roman" w:eastAsia="Times New Roman" w:hAnsi="Times New Roman" w:cs="Times New Roman"/>
+          <w:kern w:val="0"/>
+        </w:rPr>
+        <w:t xml:space="preserve">, proposta por </w:t>
+      </w:r>
+      <w:proofErr w:type="spellStart"/>
+      <w:r>
+        <w:rPr>
+          <w:rFonts w:ascii="Times New Roman" w:eastAsia="Times New Roman" w:hAnsi="Times New Roman" w:cs="Times New Roman"/>
+          <w:kern w:val="0"/>
+        </w:rPr>
+        <w:t>Vaswani</w:t>
+      </w:r>
+      <w:proofErr w:type="spellEnd"/>
+      <w:r>
+        <w:rPr>
+          <w:rFonts w:ascii="Times New Roman" w:eastAsia="Times New Roman" w:hAnsi="Times New Roman" w:cs="Times New Roman"/>
+          <w:kern w:val="0"/>
+        </w:rPr>
+        <w:t xml:space="preserve"> et al. (2017), possibilitou avanços significativos na geração automática de texto, permitindo a criação de sistemas capazes de produzir </w:t>
+      </w:r>
+      <w:proofErr w:type="spellStart"/>
+      <w:r>
+        <w:rPr>
+          <w:rFonts w:ascii="Times New Roman" w:eastAsia="Times New Roman" w:hAnsi="Times New Roman" w:cs="Times New Roman"/>
+          <w:kern w:val="0"/>
+        </w:rPr>
+        <w:t>conteúdos</w:t>
+      </w:r>
+      <w:proofErr w:type="spellEnd"/>
+      <w:r>
+        <w:rPr>
+          <w:rFonts w:ascii="Times New Roman" w:eastAsia="Times New Roman" w:hAnsi="Times New Roman" w:cs="Times New Roman"/>
+          <w:kern w:val="0"/>
+        </w:rPr>
+        <w:t xml:space="preserve"> coerentes e contextualizados. Esses modelos, posteriormente ampliados em escala por estudos como o de Brown et al. (2020), </w:t>
+      </w:r>
+      <w:r>
+        <w:rPr>
+          <w:rFonts w:ascii="Times New Roman" w:eastAsia="Times New Roman" w:hAnsi="Times New Roman" w:cs="Times New Roman"/>
+          <w:kern w:val="0"/>
+        </w:rPr>
+        <w:lastRenderedPageBreak/>
+        <w:t>demonstram capacidade de auxiliar na produção textual, na organização de ideias e na adaptação da linguagem ao contexto do usuário.</w:t>
+      </w:r>
+    </w:p>
+    <w:p>
+      <w:pPr>
+        <w:widowControl/>
+        <w:suppressAutoHyphens w:val="0"/>
+        <w:autoSpaceDN/>
+        <w:spacing w:before="100" w:beforeAutospacing="1" w:after="100" w:afterAutospacing="1"/>
+        <w:ind w:firstLine="709"/>
+        <w:jc w:val="both"/>
+        <w:textAlignment w:val="auto"/>
+        <w:rPr>
+          <w:rFonts w:ascii="Times New Roman" w:eastAsia="Times New Roman" w:hAnsi="Times New Roman" w:cs="Times New Roman"/>
+          <w:kern w:val="0"/>
+        </w:rPr>
+      </w:pPr>
+      <w:r>
+        <w:rPr>
+          <w:rFonts w:ascii="Times New Roman" w:eastAsia="Times New Roman" w:hAnsi="Times New Roman" w:cs="Times New Roman"/>
+          <w:kern w:val="0"/>
+        </w:rPr>
+        <w:t>No campo da argumentação, Reed (2017) destaca que sistemas computacionais podem ser utilizados para estruturar e apoiar processos deliberativos, especialmente em ambientes digitais. A integração de técnicas de processamento de linguagem natural com sistemas de interação humano-computador permite o desenvolvimento de ferramentas capazes de auxiliar os usuários na construção de argumentos mais claros, coerentes e fundamentados.</w:t>
+      </w:r>
+    </w:p>
+    <w:p>
+      <w:pPr>
+        <w:widowControl/>
+        <w:suppressAutoHyphens w:val="0"/>
+        <w:autoSpaceDN/>
+        <w:spacing w:before="100" w:beforeAutospacing="1" w:after="100" w:afterAutospacing="1"/>
+        <w:ind w:firstLine="709"/>
+        <w:jc w:val="both"/>
+        <w:textAlignment w:val="auto"/>
+        <w:rPr>
+          <w:rFonts w:ascii="Times New Roman" w:eastAsia="Times New Roman" w:hAnsi="Times New Roman" w:cs="Times New Roman"/>
+          <w:kern w:val="0"/>
+        </w:rPr>
+      </w:pPr>
+      <w:r>
+        <w:rPr>
+          <w:rFonts w:ascii="Times New Roman" w:eastAsia="Times New Roman" w:hAnsi="Times New Roman" w:cs="Times New Roman"/>
+          <w:kern w:val="0"/>
+        </w:rPr>
+        <w:t xml:space="preserve">Adicionalmente, a aplicação de Inteligência Artificial generativa no fornecimento de feedback automatizado tem se mostrado uma abordagem promissora para superar a lacuna de responsividade observada em plataformas de participação eletrônica. Conforme discutido por </w:t>
+      </w:r>
+      <w:proofErr w:type="spellStart"/>
+      <w:r>
+        <w:rPr>
+          <w:rFonts w:ascii="Times New Roman" w:eastAsia="Times New Roman" w:hAnsi="Times New Roman" w:cs="Times New Roman"/>
+          <w:kern w:val="0"/>
+        </w:rPr>
+        <w:t>Bender</w:t>
+      </w:r>
+      <w:proofErr w:type="spellEnd"/>
+      <w:r>
+        <w:rPr>
+          <w:rFonts w:ascii="Times New Roman" w:eastAsia="Times New Roman" w:hAnsi="Times New Roman" w:cs="Times New Roman"/>
+          <w:kern w:val="0"/>
+        </w:rPr>
+        <w:t xml:space="preserve"> et al. (2021), embora esses sistemas apresentem desafios relacionados a viés e confiabilidade, seu uso controlado e supervisionado pode contribuir para melhorar a comunicação entre usuários e sistemas digitais, especialmente em contextos que demandam análise de grandes volumes de texto.</w:t>
+      </w:r>
+    </w:p>
+    <w:p>
+      <w:pPr>
+        <w:widowControl/>
+        <w:suppressAutoHyphens w:val="0"/>
+        <w:autoSpaceDN/>
+        <w:spacing w:before="100" w:beforeAutospacing="1" w:after="100" w:afterAutospacing="1"/>
+        <w:ind w:firstLine="709"/>
+        <w:jc w:val="both"/>
+        <w:textAlignment w:val="auto"/>
+        <w:rPr>
+          <w:rFonts w:ascii="Times New Roman" w:eastAsia="Times New Roman" w:hAnsi="Times New Roman" w:cs="Times New Roman"/>
+          <w:kern w:val="0"/>
+        </w:rPr>
+      </w:pPr>
+      <w:r>
+        <w:rPr>
+          <w:rFonts w:ascii="Times New Roman" w:eastAsia="Times New Roman" w:hAnsi="Times New Roman" w:cs="Times New Roman"/>
+          <w:kern w:val="0"/>
+        </w:rPr>
+        <w:t>Apesar dos avanços identificados, observa-se uma lacuna significativa na literatura no que se refere à integração entre Inteligência Artificial generativa e plataformas de participação cidadã. Em particular, são escassos os estudos que investigam o uso de IA como ferramenta para apoiar simultaneamente a construção de argumentos e o fornecimento de feedback estruturado aos usuários. Essa lacuna evidencia a necessidade de pesquisas que explorem o potencial dessas tecnologias como mecanismos de mediação cognitiva e comunicacional, capazes de reduzir barreiras de participação e promover um ambiente mais inclusivo e eficiente para o debate público digital.</w:t>
+      </w:r>
+    </w:p>
+    <w:p>
+      <w:pPr>
+        <w:pStyle w:val="Ttulo1"/>
+      </w:pPr>
+      <w:r>
+        <w:t>Metodologia</w:t>
+      </w:r>
+    </w:p>
+    <w:p>
+      <w:pPr>
+        <w:widowControl/>
+        <w:suppressAutoHyphens w:val="0"/>
+        <w:autoSpaceDN/>
+        <w:spacing w:before="100" w:beforeAutospacing="1" w:after="100" w:afterAutospacing="1"/>
+        <w:ind w:firstLine="709"/>
+        <w:jc w:val="both"/>
+        <w:textAlignment w:val="auto"/>
+        <w:rPr>
+          <w:rFonts w:ascii="Times New Roman" w:eastAsia="Times New Roman" w:hAnsi="Times New Roman" w:cs="Times New Roman"/>
+          <w:kern w:val="0"/>
+        </w:rPr>
+      </w:pPr>
+      <w:r>
+        <w:rPr>
+          <w:rFonts w:ascii="Times New Roman" w:eastAsia="Times New Roman" w:hAnsi="Times New Roman" w:cs="Times New Roman"/>
+          <w:kern w:val="0"/>
+        </w:rPr>
+        <w:t>A presente pesquisa adota uma abordagem mista, de natureza qualitativa e quantitativa, com caráter exploratório e experimental, tendo como objetivo analisar o impacto da introdução de um assistente baseado em Inteligência Artificial generativa no aumento do engajamento em plataformas de participação eletrônica. Parte-se do pressuposto de que a baixa adesão dos cidadãos a esses ambientes não está relacionada exclusivamente à disponibilidade tecnológica, mas também a fatores como dificuldades cognitivas, limitações no letramento digital e ausência de mecanismos eficazes de feedback.</w:t>
+      </w:r>
+    </w:p>
+    <w:p>
+      <w:pPr>
+        <w:widowControl/>
+        <w:suppressAutoHyphens w:val="0"/>
+        <w:autoSpaceDN/>
+        <w:spacing w:before="100" w:beforeAutospacing="1" w:after="100" w:afterAutospacing="1"/>
+        <w:ind w:firstLine="709"/>
+        <w:jc w:val="both"/>
+        <w:textAlignment w:val="auto"/>
+        <w:rPr>
+          <w:rFonts w:ascii="Times New Roman" w:eastAsia="Times New Roman" w:hAnsi="Times New Roman" w:cs="Times New Roman"/>
+          <w:kern w:val="0"/>
+        </w:rPr>
+      </w:pPr>
+      <w:r>
+        <w:rPr>
+          <w:rFonts w:ascii="Times New Roman" w:eastAsia="Times New Roman" w:hAnsi="Times New Roman" w:cs="Times New Roman"/>
+          <w:kern w:val="0"/>
+        </w:rPr>
+        <w:t>O estudo está contextualizado no âmbito de plataformas digitais de participação pública, nas quais os cidadãos podem submeter propostas, opiniões e contribuições relacionadas a temas de interesse coletivo. Embora essas plataformas tenham sido concebidas para ampliar a participação democrática, sua efetividade é frequentemente comprometida pela dificuldade dos usuários em estruturar argumentos, compreender os temas abordados e perceber o impacto de suas contribuições no processo decisório.</w:t>
+      </w:r>
+    </w:p>
+    <w:p>
+      <w:pPr>
+        <w:widowControl/>
+        <w:suppressAutoHyphens w:val="0"/>
+        <w:autoSpaceDN/>
+        <w:spacing w:before="100" w:beforeAutospacing="1" w:after="100" w:afterAutospacing="1"/>
+        <w:ind w:firstLine="709"/>
+        <w:jc w:val="both"/>
+        <w:textAlignment w:val="auto"/>
+        <w:rPr>
+          <w:rFonts w:ascii="Times New Roman" w:eastAsia="Times New Roman" w:hAnsi="Times New Roman" w:cs="Times New Roman"/>
+          <w:kern w:val="0"/>
+        </w:rPr>
+      </w:pPr>
+      <w:r>
+        <w:rPr>
+          <w:rFonts w:ascii="Times New Roman" w:eastAsia="Times New Roman" w:hAnsi="Times New Roman" w:cs="Times New Roman"/>
+          <w:kern w:val="0"/>
+        </w:rPr>
+        <w:t>Diante desse cenário, propõe-se a introdução de um assistente de Inteligência Artificial capaz de atuar como mediador cognitivo e comunicacional no processo participativo. Esse assistente será estruturado com base em modelos de linguagem de grande escala (</w:t>
+      </w:r>
+      <w:proofErr w:type="spellStart"/>
+      <w:r>
+        <w:rPr>
+          <w:rFonts w:ascii="Times New Roman" w:eastAsia="Times New Roman" w:hAnsi="Times New Roman" w:cs="Times New Roman"/>
+          <w:kern w:val="0"/>
+        </w:rPr>
+        <w:t>Large</w:t>
+      </w:r>
+      <w:proofErr w:type="spellEnd"/>
+      <w:r>
+        <w:rPr>
+          <w:rFonts w:ascii="Times New Roman" w:eastAsia="Times New Roman" w:hAnsi="Times New Roman" w:cs="Times New Roman"/>
+          <w:kern w:val="0"/>
+        </w:rPr>
+        <w:t xml:space="preserve"> </w:t>
+      </w:r>
+      <w:proofErr w:type="spellStart"/>
+      <w:r>
+        <w:rPr>
+          <w:rFonts w:ascii="Times New Roman" w:eastAsia="Times New Roman" w:hAnsi="Times New Roman" w:cs="Times New Roman"/>
+          <w:kern w:val="0"/>
+        </w:rPr>
+        <w:t>Language</w:t>
+      </w:r>
+      <w:proofErr w:type="spellEnd"/>
+      <w:r>
+        <w:rPr>
+          <w:rFonts w:ascii="Times New Roman" w:eastAsia="Times New Roman" w:hAnsi="Times New Roman" w:cs="Times New Roman"/>
+          <w:kern w:val="0"/>
+        </w:rPr>
+        <w:t xml:space="preserve"> </w:t>
+      </w:r>
+      <w:proofErr w:type="spellStart"/>
+      <w:r>
+        <w:rPr>
+          <w:rFonts w:ascii="Times New Roman" w:eastAsia="Times New Roman" w:hAnsi="Times New Roman" w:cs="Times New Roman"/>
+          <w:kern w:val="0"/>
+        </w:rPr>
+        <w:t>Models</w:t>
+      </w:r>
+      <w:proofErr w:type="spellEnd"/>
+      <w:r>
+        <w:rPr>
+          <w:rFonts w:ascii="Times New Roman" w:eastAsia="Times New Roman" w:hAnsi="Times New Roman" w:cs="Times New Roman"/>
+          <w:kern w:val="0"/>
+        </w:rPr>
+        <w:t xml:space="preserve"> – </w:t>
+      </w:r>
+      <w:proofErr w:type="spellStart"/>
+      <w:r>
+        <w:rPr>
+          <w:rFonts w:ascii="Times New Roman" w:eastAsia="Times New Roman" w:hAnsi="Times New Roman" w:cs="Times New Roman"/>
+          <w:kern w:val="0"/>
+        </w:rPr>
+        <w:t>LLMs</w:t>
+      </w:r>
+      <w:proofErr w:type="spellEnd"/>
+      <w:r>
+        <w:rPr>
+          <w:rFonts w:ascii="Times New Roman" w:eastAsia="Times New Roman" w:hAnsi="Times New Roman" w:cs="Times New Roman"/>
+          <w:kern w:val="0"/>
+        </w:rPr>
+        <w:t xml:space="preserve">), aliados a técnicas de Processamento de Linguagem </w:t>
+      </w:r>
+      <w:r>
+        <w:rPr>
+          <w:rFonts w:ascii="Times New Roman" w:eastAsia="Times New Roman" w:hAnsi="Times New Roman" w:cs="Times New Roman"/>
+          <w:kern w:val="0"/>
+        </w:rPr>
+        <w:lastRenderedPageBreak/>
+        <w:t xml:space="preserve">Natural (Natural </w:t>
+      </w:r>
+      <w:proofErr w:type="spellStart"/>
+      <w:r>
+        <w:rPr>
+          <w:rFonts w:ascii="Times New Roman" w:eastAsia="Times New Roman" w:hAnsi="Times New Roman" w:cs="Times New Roman"/>
+          <w:kern w:val="0"/>
+        </w:rPr>
+        <w:t>Language</w:t>
+      </w:r>
+      <w:proofErr w:type="spellEnd"/>
+      <w:r>
+        <w:rPr>
+          <w:rFonts w:ascii="Times New Roman" w:eastAsia="Times New Roman" w:hAnsi="Times New Roman" w:cs="Times New Roman"/>
+          <w:kern w:val="0"/>
+        </w:rPr>
+        <w:t xml:space="preserve"> </w:t>
+      </w:r>
+      <w:proofErr w:type="spellStart"/>
+      <w:r>
+        <w:rPr>
+          <w:rFonts w:ascii="Times New Roman" w:eastAsia="Times New Roman" w:hAnsi="Times New Roman" w:cs="Times New Roman"/>
+          <w:kern w:val="0"/>
+        </w:rPr>
+        <w:t>Processing</w:t>
+      </w:r>
+      <w:proofErr w:type="spellEnd"/>
+      <w:r>
+        <w:rPr>
+          <w:rFonts w:ascii="Times New Roman" w:eastAsia="Times New Roman" w:hAnsi="Times New Roman" w:cs="Times New Roman"/>
+          <w:kern w:val="0"/>
+        </w:rPr>
+        <w:t xml:space="preserve"> – NLP), possibilitando a análise e geração de conteúdo textual em linguagem natural.</w:t>
+      </w:r>
+    </w:p>
+    <w:p>
+      <w:pPr>
+        <w:widowControl/>
+        <w:suppressAutoHyphens w:val="0"/>
+        <w:autoSpaceDN/>
+        <w:spacing w:before="100" w:beforeAutospacing="1" w:after="100" w:afterAutospacing="1"/>
+        <w:ind w:firstLine="709"/>
+        <w:jc w:val="both"/>
+        <w:textAlignment w:val="auto"/>
+        <w:rPr>
+          <w:rFonts w:ascii="Times New Roman" w:eastAsia="Times New Roman" w:hAnsi="Times New Roman" w:cs="Times New Roman"/>
+          <w:kern w:val="0"/>
+        </w:rPr>
+      </w:pPr>
+      <w:r>
+        <w:rPr>
+          <w:rFonts w:ascii="Times New Roman" w:eastAsia="Times New Roman" w:hAnsi="Times New Roman" w:cs="Times New Roman"/>
+          <w:kern w:val="0"/>
+        </w:rPr>
+        <w:t>O sistema será projetado para desempenhar duas funções principais. A primeira consiste no fornecimento de feedback automatizado sobre as contribuições dos usuários, por meio da análise textual das propostas submetidas. A partir dessa análise, o sistema será capaz de identificar aspectos como clareza, coerência, relevância, fundamentação e nível de detalhamento, retornando ao usuário uma avaliação estruturada acompanhada de sugestões de melhoria. Esse processo será orientado por uma rubrica previamente definida, permitindo não apenas a geração de feedback qualitativo, mas também a atribuição de indicadores quantitativos que possibilitem a comparação entre diferentes contribuições.</w:t>
+      </w:r>
+    </w:p>
+    <w:p>
+      <w:pPr>
+        <w:widowControl/>
+        <w:suppressAutoHyphens w:val="0"/>
+        <w:autoSpaceDN/>
+        <w:spacing w:before="100" w:beforeAutospacing="1" w:after="100" w:afterAutospacing="1"/>
+        <w:ind w:firstLine="709"/>
+        <w:jc w:val="both"/>
+        <w:textAlignment w:val="auto"/>
+        <w:rPr>
+          <w:rFonts w:ascii="Times New Roman" w:eastAsia="Times New Roman" w:hAnsi="Times New Roman" w:cs="Times New Roman"/>
+          <w:kern w:val="0"/>
+        </w:rPr>
+      </w:pPr>
+      <w:r>
+        <w:rPr>
+          <w:rFonts w:ascii="Times New Roman" w:eastAsia="Times New Roman" w:hAnsi="Times New Roman" w:cs="Times New Roman"/>
+          <w:kern w:val="0"/>
+        </w:rPr>
+        <w:t xml:space="preserve">A segunda função do assistente consiste no apoio à construção de argumentos, especialmente voltado a usuários com baixo nível de letramento digital ou menor familiaridade com temas complexos. Nesse contexto, o sistema será capaz de sugerir ideias, organizar o raciocínio do usuário, simplificar conteúdos técnicos e auxiliar na adequação da linguagem, tornando o processo de participação mais acessível e inclusivo. Para isso, serão utilizadas estratégias de </w:t>
+      </w:r>
+      <w:proofErr w:type="spellStart"/>
+      <w:r>
+        <w:rPr>
+          <w:rFonts w:ascii="Times New Roman" w:eastAsia="Times New Roman" w:hAnsi="Times New Roman" w:cs="Times New Roman"/>
+          <w:i/>
+          <w:iCs/>
+          <w:kern w:val="0"/>
+        </w:rPr>
+        <w:t>prompt</w:t>
+      </w:r>
+      <w:proofErr w:type="spellEnd"/>
+      <w:r>
+        <w:rPr>
+          <w:rFonts w:ascii="Times New Roman" w:eastAsia="Times New Roman" w:hAnsi="Times New Roman" w:cs="Times New Roman"/>
+          <w:i/>
+          <w:iCs/>
+          <w:kern w:val="0"/>
+        </w:rPr>
+        <w:t xml:space="preserve"> </w:t>
+      </w:r>
+      <w:proofErr w:type="spellStart"/>
+      <w:r>
+        <w:rPr>
+          <w:rFonts w:ascii="Times New Roman" w:eastAsia="Times New Roman" w:hAnsi="Times New Roman" w:cs="Times New Roman"/>
+          <w:i/>
+          <w:iCs/>
+          <w:kern w:val="0"/>
+        </w:rPr>
+        <w:t>engineering</w:t>
+      </w:r>
+      <w:proofErr w:type="spellEnd"/>
+      <w:r>
+        <w:rPr>
+          <w:rFonts w:ascii="Times New Roman" w:eastAsia="Times New Roman" w:hAnsi="Times New Roman" w:cs="Times New Roman"/>
+          <w:kern w:val="0"/>
+        </w:rPr>
+        <w:t>, que permitem orientar o comportamento do modelo de linguagem de acordo com objetivos específicos, como clareza textual e estrutura argumentativa.</w:t>
+      </w:r>
+    </w:p>
+    <w:p>
+      <w:pPr>
+        <w:widowControl/>
+        <w:suppressAutoHyphens w:val="0"/>
+        <w:autoSpaceDN/>
+        <w:spacing w:before="100" w:beforeAutospacing="1" w:after="100" w:afterAutospacing="1"/>
+        <w:ind w:firstLine="709"/>
+        <w:jc w:val="both"/>
+        <w:textAlignment w:val="auto"/>
+        <w:rPr>
+          <w:rFonts w:ascii="Times New Roman" w:eastAsia="Times New Roman" w:hAnsi="Times New Roman" w:cs="Times New Roman"/>
+          <w:kern w:val="0"/>
+        </w:rPr>
+      </w:pPr>
+      <w:r>
+        <w:rPr>
+          <w:rFonts w:ascii="Times New Roman" w:eastAsia="Times New Roman" w:hAnsi="Times New Roman" w:cs="Times New Roman"/>
+          <w:kern w:val="0"/>
+        </w:rPr>
+        <w:t xml:space="preserve">Adicionalmente, considera-se a possibilidade de integração com abordagens baseadas em </w:t>
+      </w:r>
+      <w:proofErr w:type="spellStart"/>
+      <w:r>
+        <w:rPr>
+          <w:rFonts w:ascii="Times New Roman" w:eastAsia="Times New Roman" w:hAnsi="Times New Roman" w:cs="Times New Roman"/>
+          <w:i/>
+          <w:iCs/>
+          <w:kern w:val="0"/>
+        </w:rPr>
+        <w:t>Retrieval-Augmented</w:t>
+      </w:r>
+      <w:proofErr w:type="spellEnd"/>
+      <w:r>
+        <w:rPr>
+          <w:rFonts w:ascii="Times New Roman" w:eastAsia="Times New Roman" w:hAnsi="Times New Roman" w:cs="Times New Roman"/>
+          <w:i/>
+          <w:iCs/>
+          <w:kern w:val="0"/>
+        </w:rPr>
+        <w:t xml:space="preserve"> </w:t>
+      </w:r>
+      <w:proofErr w:type="spellStart"/>
+      <w:r>
+        <w:rPr>
+          <w:rFonts w:ascii="Times New Roman" w:eastAsia="Times New Roman" w:hAnsi="Times New Roman" w:cs="Times New Roman"/>
+          <w:i/>
+          <w:iCs/>
+          <w:kern w:val="0"/>
+        </w:rPr>
+        <w:t>Generation</w:t>
+      </w:r>
+      <w:proofErr w:type="spellEnd"/>
+      <w:r>
+        <w:rPr>
+          <w:rFonts w:ascii="Times New Roman" w:eastAsia="Times New Roman" w:hAnsi="Times New Roman" w:cs="Times New Roman"/>
+          <w:kern w:val="0"/>
+        </w:rPr>
+        <w:t xml:space="preserve"> (RAG), permitindo que o sistema utilize fontes externas, como documentos públicos e legislações, para enriquecer as respostas geradas. Essa estratégia contribui para aumentar a confiabilidade e a fundamentação das sugestões fornecidas aos usuários.</w:t>
+      </w:r>
+    </w:p>
+    <w:p>
+      <w:pPr>
+        <w:widowControl/>
+        <w:suppressAutoHyphens w:val="0"/>
+        <w:autoSpaceDN/>
+        <w:spacing w:before="100" w:beforeAutospacing="1" w:after="100" w:afterAutospacing="1"/>
+        <w:ind w:firstLine="709"/>
+        <w:jc w:val="both"/>
+        <w:textAlignment w:val="auto"/>
+        <w:rPr>
+          <w:rFonts w:ascii="Times New Roman" w:eastAsia="Times New Roman" w:hAnsi="Times New Roman" w:cs="Times New Roman"/>
+          <w:kern w:val="0"/>
+        </w:rPr>
+      </w:pPr>
+      <w:r>
+        <w:rPr>
+          <w:rFonts w:ascii="Times New Roman" w:eastAsia="Times New Roman" w:hAnsi="Times New Roman" w:cs="Times New Roman"/>
+          <w:kern w:val="0"/>
+        </w:rPr>
+        <w:t>A coleta de dados será realizada em ambiente controlado, no qual os participantes serão convidados a interagir com a plataforma em dois cenários distintos: sem o uso do assistente de IA e com o suporte do sistema proposto. Serão analisadas métricas relacionadas ao comportamento dos usuários, incluindo número de participações, tempo de permanência na plataforma, quantidade de revisões realizadas nas propostas e frequência de utilização do feedback gerado pelo sistema. Além disso, serão aplicados questionários estruturados com o objetivo de avaliar a percepção dos participantes quanto à facilidade de uso, utilidade do assistente, confiança no processo participativo e sensação de inclusão digital.</w:t>
+      </w:r>
+    </w:p>
+    <w:p>
+      <w:pPr>
+        <w:widowControl/>
+        <w:suppressAutoHyphens w:val="0"/>
+        <w:autoSpaceDN/>
+        <w:spacing w:before="100" w:beforeAutospacing="1" w:after="100" w:afterAutospacing="1"/>
+        <w:ind w:firstLine="709"/>
+        <w:jc w:val="both"/>
+        <w:textAlignment w:val="auto"/>
+        <w:rPr>
+          <w:rFonts w:ascii="Times New Roman" w:eastAsia="Times New Roman" w:hAnsi="Times New Roman" w:cs="Times New Roman"/>
+          <w:kern w:val="0"/>
+        </w:rPr>
+      </w:pPr>
+      <w:r>
+        <w:rPr>
+          <w:rFonts w:ascii="Times New Roman" w:eastAsia="Times New Roman" w:hAnsi="Times New Roman" w:cs="Times New Roman"/>
+          <w:kern w:val="0"/>
+        </w:rPr>
+        <w:t>A análise dos dados será conduzida por meio de técnicas estatísticas descritivas, permitindo identificar padrões de comportamento e diferenças entre os cenários analisados. Paralelamente, será realizada uma análise qualitativa das contribuições textuais, com foco na evolução da qualidade argumentativa, clareza e consistência das propostas após a interação com o assistente de IA. Essa abordagem possibilita compreender não apenas o aumento do volume de participação, mas também a melhoria na qualidade das interações.</w:t>
+      </w:r>
+    </w:p>
+    <w:p>
+      <w:pPr>
+        <w:widowControl/>
+        <w:suppressAutoHyphens w:val="0"/>
+        <w:autoSpaceDN/>
+        <w:spacing w:before="100" w:beforeAutospacing="1" w:after="100" w:afterAutospacing="1"/>
+        <w:ind w:firstLine="709"/>
+        <w:jc w:val="both"/>
+        <w:textAlignment w:val="auto"/>
+        <w:rPr>
+          <w:rFonts w:ascii="Times New Roman" w:eastAsia="Times New Roman" w:hAnsi="Times New Roman" w:cs="Times New Roman"/>
+          <w:kern w:val="0"/>
+        </w:rPr>
+      </w:pPr>
+      <w:r>
+        <w:rPr>
+          <w:rFonts w:ascii="Times New Roman" w:eastAsia="Times New Roman" w:hAnsi="Times New Roman" w:cs="Times New Roman"/>
+          <w:kern w:val="0"/>
+        </w:rPr>
+        <w:t xml:space="preserve">Por fim, a pesquisa considera aspectos éticos relacionados ao uso de Inteligência Artificial, incluindo a transparência no funcionamento do sistema, a mitigação de vieses </w:t>
+      </w:r>
+      <w:r>
+        <w:rPr>
+          <w:rFonts w:ascii="Times New Roman" w:eastAsia="Times New Roman" w:hAnsi="Times New Roman" w:cs="Times New Roman"/>
+          <w:kern w:val="0"/>
+        </w:rPr>
+        <w:lastRenderedPageBreak/>
+        <w:t>nos conteúdos gerados e a importância da supervisão humana no processo de validação das respostas. Essa preocupação visa assegurar que a utilização da IA contribua para o fortalecimento da participação cidadã, promovendo um ambiente digital mais inclusivo, confiável e alinhado aos princípios democráticos.</w:t>
+      </w:r>
+    </w:p>
+    <w:p>
+      <w:pPr>
+        <w:pStyle w:val="Ttulo1"/>
+      </w:pPr>
+      <w:r>
+        <w:t>Resultados Esperados</w:t>
+      </w:r>
+    </w:p>
+    <w:p>
+      <w:pPr>
+        <w:widowControl/>
+        <w:suppressAutoHyphens w:val="0"/>
+        <w:autoSpaceDN/>
+        <w:spacing w:before="100" w:beforeAutospacing="1" w:after="100" w:afterAutospacing="1"/>
+        <w:ind w:firstLine="709"/>
+        <w:jc w:val="both"/>
+        <w:textAlignment w:val="auto"/>
+        <w:rPr>
+          <w:rFonts w:ascii="Times New Roman" w:eastAsia="Times New Roman" w:hAnsi="Times New Roman" w:cs="Times New Roman"/>
+          <w:kern w:val="0"/>
+        </w:rPr>
+      </w:pPr>
+      <w:r>
+        <w:rPr>
+          <w:rFonts w:ascii="Times New Roman" w:eastAsia="Times New Roman" w:hAnsi="Times New Roman" w:cs="Times New Roman"/>
+          <w:kern w:val="0"/>
+        </w:rPr>
+        <w:t>Espera-se que a introdução de um assistente baseado em Inteligência Artificial generativa em plataformas de participação eletrônica produza impactos positivos tanto no nível de engajamento dos usuários quanto na qualidade das contribuições submetidas. A hipótese central da pesquisa sustenta que a combinação entre suporte à argumentação e feedback automatizado pode reduzir barreiras cognitivas e comunicacionais, favorecendo uma participação mais ativa e qualificada por parte dos cidadãos.</w:t>
+      </w:r>
+    </w:p>
+    <w:p>
+      <w:pPr>
+        <w:widowControl/>
+        <w:suppressAutoHyphens w:val="0"/>
+        <w:autoSpaceDN/>
+        <w:spacing w:before="100" w:beforeAutospacing="1" w:after="100" w:afterAutospacing="1"/>
+        <w:ind w:firstLine="709"/>
+        <w:jc w:val="both"/>
+        <w:textAlignment w:val="auto"/>
+        <w:rPr>
+          <w:rFonts w:ascii="Times New Roman" w:eastAsia="Times New Roman" w:hAnsi="Times New Roman" w:cs="Times New Roman"/>
+          <w:kern w:val="0"/>
+        </w:rPr>
+      </w:pPr>
+      <w:r>
+        <w:rPr>
+          <w:rFonts w:ascii="Times New Roman" w:eastAsia="Times New Roman" w:hAnsi="Times New Roman" w:cs="Times New Roman"/>
+          <w:kern w:val="0"/>
+        </w:rPr>
+        <w:t>No que se refere ao engajamento, projeta-se um aumento no número de interações realizadas pelos usuários, refletido na maior frequência de participação em fóruns, consultas públicas e submissão de propostas. Esse crescimento tende a estar associado à redução da insegurança dos usuários em expressar suas opiniões, especialmente entre aqueles com menor nível de letramento digital. A presença do assistente de IA, ao oferecer suporte na construção de argumentos, deve contribuir para tornar o ambiente mais acessível, incentivando a participação de perfis que tradicionalmente apresentam menor envolvimento em processos deliberativos digitais.</w:t>
+      </w:r>
+    </w:p>
+    <w:p>
+      <w:pPr>
+        <w:widowControl/>
+        <w:suppressAutoHyphens w:val="0"/>
+        <w:autoSpaceDN/>
+        <w:spacing w:before="100" w:beforeAutospacing="1" w:after="100" w:afterAutospacing="1"/>
+        <w:ind w:firstLine="709"/>
+        <w:jc w:val="both"/>
+        <w:textAlignment w:val="auto"/>
+        <w:rPr>
+          <w:rFonts w:ascii="Times New Roman" w:eastAsia="Times New Roman" w:hAnsi="Times New Roman" w:cs="Times New Roman"/>
+          <w:kern w:val="0"/>
+        </w:rPr>
+      </w:pPr>
+      <w:r>
+        <w:rPr>
+          <w:rFonts w:ascii="Times New Roman" w:eastAsia="Times New Roman" w:hAnsi="Times New Roman" w:cs="Times New Roman"/>
+          <w:kern w:val="0"/>
+        </w:rPr>
+        <w:t>Em relação à qualidade das contribuições, espera-se uma melhoria significativa na estrutura argumentativa, clareza textual e nível de detalhamento das propostas submetidas. O uso do feedback automatizado, baseado em critérios previamente definidos, tende a estimular os usuários a revisarem e aprimorarem suas contribuições antes da submissão final. Esse processo iterativo pode resultar em textos mais coerentes, fundamentados e alinhados aos temas propostos, facilitando a análise por parte da administração pública e aumentando a efetividade do processo participativo.</w:t>
+      </w:r>
+    </w:p>
+    <w:p>
+      <w:pPr>
+        <w:widowControl/>
+        <w:suppressAutoHyphens w:val="0"/>
+        <w:autoSpaceDN/>
+        <w:spacing w:before="100" w:beforeAutospacing="1" w:after="100" w:afterAutospacing="1"/>
+        <w:ind w:firstLine="709"/>
+        <w:jc w:val="both"/>
+        <w:textAlignment w:val="auto"/>
+        <w:rPr>
+          <w:rFonts w:ascii="Times New Roman" w:eastAsia="Times New Roman" w:hAnsi="Times New Roman" w:cs="Times New Roman"/>
+          <w:kern w:val="0"/>
+        </w:rPr>
+      </w:pPr>
+      <w:r>
+        <w:rPr>
+          <w:rFonts w:ascii="Times New Roman" w:eastAsia="Times New Roman" w:hAnsi="Times New Roman" w:cs="Times New Roman"/>
+          <w:kern w:val="0"/>
+        </w:rPr>
+        <w:t>Outro resultado esperado está relacionado à percepção de utilidade e confiança no sistema por parte dos usuários. A disponibilização de feedback imediato e estruturado pode reduzir a sensação de que as contribuições são ignoradas, contribuindo para mitigar o sentimento de ineficácia política frequentemente associado às plataformas de participação eletrônica. Dessa forma, espera-se que os participantes percebam maior transparência no processo e maior valorização de suas contribuições, fatores que tendem a influenciar positivamente a continuidade do engajamento ao longo do tempo.</w:t>
+      </w:r>
+    </w:p>
+    <w:p>
+      <w:pPr>
+        <w:widowControl/>
+        <w:suppressAutoHyphens w:val="0"/>
+        <w:autoSpaceDN/>
+        <w:spacing w:before="100" w:beforeAutospacing="1" w:after="100" w:afterAutospacing="1"/>
+        <w:ind w:firstLine="709"/>
+        <w:jc w:val="both"/>
+        <w:textAlignment w:val="auto"/>
+        <w:rPr>
+          <w:rFonts w:ascii="Times New Roman" w:eastAsia="Times New Roman" w:hAnsi="Times New Roman" w:cs="Times New Roman"/>
+          <w:kern w:val="0"/>
+        </w:rPr>
+      </w:pPr>
+      <w:r>
+        <w:rPr>
+          <w:rFonts w:ascii="Times New Roman" w:eastAsia="Times New Roman" w:hAnsi="Times New Roman" w:cs="Times New Roman"/>
+          <w:kern w:val="0"/>
+        </w:rPr>
+        <w:t>Adicionalmente, projeta-se que o assistente de IA contribua para a redução da chamada lacuna de habilidades, ao apoiar usuários com diferentes níveis de conhecimento na elaboração de suas propostas. A capacidade do sistema de simplificar conteúdos, sugerir ideias e estruturar argumentos pode promover maior inclusão digital, permitindo que indivíduos com menor domínio técnico participem de forma mais efetiva nos debates públicos.</w:t>
+      </w:r>
+    </w:p>
+    <w:p>
+      <w:pPr>
+        <w:widowControl/>
+        <w:suppressAutoHyphens w:val="0"/>
+        <w:autoSpaceDN/>
+        <w:spacing w:before="100" w:beforeAutospacing="1" w:after="100" w:afterAutospacing="1"/>
+        <w:ind w:firstLine="709"/>
+        <w:jc w:val="both"/>
+        <w:textAlignment w:val="auto"/>
+        <w:rPr>
+          <w:rFonts w:ascii="Times New Roman" w:eastAsia="Times New Roman" w:hAnsi="Times New Roman" w:cs="Times New Roman"/>
+          <w:kern w:val="0"/>
+        </w:rPr>
+      </w:pPr>
+      <w:r>
+        <w:rPr>
+          <w:rFonts w:ascii="Times New Roman" w:eastAsia="Times New Roman" w:hAnsi="Times New Roman" w:cs="Times New Roman"/>
+          <w:kern w:val="0"/>
+        </w:rPr>
+        <w:lastRenderedPageBreak/>
+        <w:t>Do ponto de vista institucional, espera-se que a utilização da IA facilite o processamento e a organização das contribuições recebidas, permitindo uma análise mais eficiente e estruturada por parte dos gestores públicos. A categorização automática das propostas e a padronização da qualidade textual podem contribuir para a tomada de decisão baseada em dados mais consistentes e acessíveis.</w:t>
+      </w:r>
+    </w:p>
+    <w:p>
+      <w:pPr>
+        <w:widowControl/>
+        <w:suppressAutoHyphens w:val="0"/>
+        <w:autoSpaceDN/>
+        <w:spacing w:before="100" w:beforeAutospacing="1" w:after="100" w:afterAutospacing="1"/>
+        <w:ind w:firstLine="709"/>
+        <w:jc w:val="both"/>
+        <w:textAlignment w:val="auto"/>
+        <w:rPr>
+          <w:rFonts w:ascii="Times New Roman" w:eastAsia="Times New Roman" w:hAnsi="Times New Roman" w:cs="Times New Roman"/>
+          <w:kern w:val="0"/>
+        </w:rPr>
+      </w:pPr>
+      <w:r>
+        <w:rPr>
+          <w:rFonts w:ascii="Times New Roman" w:eastAsia="Times New Roman" w:hAnsi="Times New Roman" w:cs="Times New Roman"/>
+          <w:kern w:val="0"/>
+        </w:rPr>
+        <w:t>Por fim, espera-se que os resultados desta pesquisa contribuam para ampliar o entendimento sobre o papel da Inteligência Artificial como mediadora em processos de participação cidadã, evidenciando seu potencial não apenas como ferramenta tecnológica, mas como elemento estruturante para o fortalecimento da democracia digital. A validação desses resultados poderá fornecer subsídios para a implementação de soluções semelhantes em plataformas reais, promovendo avanços na forma como governos e cidadãos interagem em ambientes digitais.</w:t>
       </w:r>
     </w:p>
     <w:p>
       <w:pPr>
         <w:pStyle w:val="SBCtitle1"/>
-      </w:pPr>
-      <w:r>
-        <w:t>Introdução</w:t>
-      </w:r>
-    </w:p>
-    <w:p>
-      <w:pPr>
-        <w:pStyle w:val="SBCparagraph"/>
-      </w:pPr>
-      <w:r>
-        <w:t>A participação dos cidadãos nos processos políticos remonta à Atenas Antiga, fundamentando-se na liberdade de reunião dos indivíduos na agora (o mercado da cidade). Naquela época, o número reduzido de cidadãos permitia um modelo de participação direta, aspecto que permanece como um pilar crítico das práticas democráticas contemporâneas.</w:t>
-      </w:r>
-    </w:p>
-    <w:p>
-      <w:pPr>
-        <w:pStyle w:val="SBCparagraph"/>
-      </w:pPr>
-      <w:r>
-        <w:t>Com o crescimento exponencial da população e a complexificação das sociedades, os governos transicionaram para a democracia representativa. Nesse modelo, a soberania popular passou a ser exercida majoritariamente por meio do voto para a escolha de representantes e entidades que gerenciam a coisa pública. No entanto, a persistente insatisfação com a burocracia insulada e a falta de confiança nas instituições geraram novas demandas por uma inclusão mais ativa da sociedade civil na definição da agenda e na formulação de políticas.</w:t>
-      </w:r>
-    </w:p>
-    <w:p>
-      <w:pPr>
-        <w:pStyle w:val="SBCparagraph"/>
-      </w:pPr>
-      <w:r>
-        <w:t xml:space="preserve">O avanço das Tecnologias de Informação e Comunicação (TICs) permitiu a criação de plataformas de e-participação, que visam usar o ambiente digital como uma nova arena discursiva para o debate entre cidadãos e governos. Exemplos proeminentes incluem o portal </w:t>
-      </w:r>
-      <w:proofErr w:type="spellStart"/>
-      <w:r>
-        <w:t>e-Democracia</w:t>
-      </w:r>
-      <w:proofErr w:type="spellEnd"/>
-      <w:r>
-        <w:t xml:space="preserve"> no Brasil, o Decide Madrid na Espanha e o </w:t>
-      </w:r>
-      <w:proofErr w:type="spellStart"/>
-      <w:r>
-        <w:t>vTaiwan</w:t>
-      </w:r>
-      <w:proofErr w:type="spellEnd"/>
-      <w:r>
-        <w:t>, que buscam transcender barreiras de tempo e espaço para facilitar o diálogo deliberativo. Estas ferramentas foram desenhadas para empoderar o cidadão, permitindo que ele saia do papel de mero espectador para se tornar um "gladiador" no jogo democrático.</w:t>
-      </w:r>
-      <w:r>
-        <w:t xml:space="preserve"> </w:t>
-      </w:r>
-    </w:p>
-    <w:p>
-      <w:pPr>
-        <w:pStyle w:val="SBCparagraph"/>
-      </w:pPr>
-      <w:r>
-        <w:t xml:space="preserve">Contudo, um dos maiores entraves ao sucesso dessas iniciativas é a falha sistemática em fornecer um feedback adequado ao usuário. Em projetos de larga escala, </w:t>
-      </w:r>
-      <w:r>
+        <w:numPr>
+          <w:ilvl w:val="0"/>
+          <w:numId w:val="0"/>
+        </w:numPr>
+        <w:ind w:left="425" w:hanging="425"/>
+      </w:pPr>
+      <w:bookmarkStart w:id="0" w:name="_GoBack"/>
+      <w:bookmarkEnd w:id="0"/>
+      <w:r>
+        <w:t xml:space="preserve">Referências </w:t>
+      </w:r>
+    </w:p>
+    <w:p>
+      <w:pPr>
+        <w:widowControl/>
+        <w:suppressAutoHyphens w:val="0"/>
+        <w:autoSpaceDN/>
+        <w:spacing w:before="100" w:beforeAutospacing="1" w:after="100" w:afterAutospacing="1"/>
+        <w:textAlignment w:val="auto"/>
+        <w:rPr>
+          <w:rFonts w:ascii="Times New Roman" w:eastAsia="Times New Roman" w:hAnsi="Times New Roman" w:cs="Times New Roman"/>
+          <w:kern w:val="0"/>
+        </w:rPr>
+      </w:pPr>
+      <w:r>
+        <w:rPr>
+          <w:rFonts w:ascii="Times New Roman" w:eastAsia="Times New Roman" w:hAnsi="Times New Roman" w:cs="Times New Roman"/>
+          <w:kern w:val="0"/>
+        </w:rPr>
+        <w:t xml:space="preserve">AICHHOLZER, Georg; KUBICEK, Herbert. </w:t>
+      </w:r>
+      <w:r>
+        <w:rPr>
+          <w:rFonts w:ascii="Times New Roman" w:eastAsia="Times New Roman" w:hAnsi="Times New Roman" w:cs="Times New Roman"/>
+          <w:i/>
+          <w:iCs/>
+          <w:kern w:val="0"/>
+        </w:rPr>
+        <w:t>E-</w:t>
+      </w:r>
+      <w:proofErr w:type="spellStart"/>
+      <w:proofErr w:type="gramStart"/>
+      <w:r>
+        <w:rPr>
+          <w:rFonts w:ascii="Times New Roman" w:eastAsia="Times New Roman" w:hAnsi="Times New Roman" w:cs="Times New Roman"/>
+          <w:i/>
+          <w:iCs/>
+          <w:kern w:val="0"/>
+        </w:rPr>
+        <w:t>government</w:t>
+      </w:r>
+      <w:proofErr w:type="spellEnd"/>
+      <w:proofErr w:type="gramEnd"/>
+      <w:r>
+        <w:rPr>
+          <w:rFonts w:ascii="Times New Roman" w:eastAsia="Times New Roman" w:hAnsi="Times New Roman" w:cs="Times New Roman"/>
+          <w:i/>
+          <w:iCs/>
+          <w:kern w:val="0"/>
+        </w:rPr>
+        <w:t xml:space="preserve"> </w:t>
+      </w:r>
+      <w:proofErr w:type="spellStart"/>
+      <w:r>
+        <w:rPr>
+          <w:rFonts w:ascii="Times New Roman" w:eastAsia="Times New Roman" w:hAnsi="Times New Roman" w:cs="Times New Roman"/>
+          <w:i/>
+          <w:iCs/>
+          <w:kern w:val="0"/>
+        </w:rPr>
+        <w:t>and</w:t>
+      </w:r>
+      <w:proofErr w:type="spellEnd"/>
+      <w:r>
+        <w:rPr>
+          <w:rFonts w:ascii="Times New Roman" w:eastAsia="Times New Roman" w:hAnsi="Times New Roman" w:cs="Times New Roman"/>
+          <w:i/>
+          <w:iCs/>
+          <w:kern w:val="0"/>
+        </w:rPr>
+        <w:t xml:space="preserve"> e-</w:t>
+      </w:r>
+      <w:proofErr w:type="spellStart"/>
+      <w:r>
+        <w:rPr>
+          <w:rFonts w:ascii="Times New Roman" w:eastAsia="Times New Roman" w:hAnsi="Times New Roman" w:cs="Times New Roman"/>
+          <w:i/>
+          <w:iCs/>
+          <w:kern w:val="0"/>
+        </w:rPr>
+        <w:t>participation</w:t>
+      </w:r>
+      <w:proofErr w:type="spellEnd"/>
+      <w:r>
+        <w:rPr>
+          <w:rFonts w:ascii="Times New Roman" w:eastAsia="Times New Roman" w:hAnsi="Times New Roman" w:cs="Times New Roman"/>
+          <w:i/>
+          <w:iCs/>
+          <w:kern w:val="0"/>
+        </w:rPr>
+        <w:t xml:space="preserve">: </w:t>
+      </w:r>
+      <w:proofErr w:type="spellStart"/>
+      <w:r>
+        <w:rPr>
+          <w:rFonts w:ascii="Times New Roman" w:eastAsia="Times New Roman" w:hAnsi="Times New Roman" w:cs="Times New Roman"/>
+          <w:i/>
+          <w:iCs/>
+          <w:kern w:val="0"/>
+        </w:rPr>
+        <w:t>the</w:t>
+      </w:r>
+      <w:proofErr w:type="spellEnd"/>
+      <w:r>
+        <w:rPr>
+          <w:rFonts w:ascii="Times New Roman" w:eastAsia="Times New Roman" w:hAnsi="Times New Roman" w:cs="Times New Roman"/>
+          <w:i/>
+          <w:iCs/>
+          <w:kern w:val="0"/>
+        </w:rPr>
+        <w:t xml:space="preserve"> </w:t>
+      </w:r>
+      <w:proofErr w:type="spellStart"/>
+      <w:r>
+        <w:rPr>
+          <w:rFonts w:ascii="Times New Roman" w:eastAsia="Times New Roman" w:hAnsi="Times New Roman" w:cs="Times New Roman"/>
+          <w:i/>
+          <w:iCs/>
+          <w:kern w:val="0"/>
+        </w:rPr>
+        <w:t>European</w:t>
+      </w:r>
+      <w:proofErr w:type="spellEnd"/>
+      <w:r>
+        <w:rPr>
+          <w:rFonts w:ascii="Times New Roman" w:eastAsia="Times New Roman" w:hAnsi="Times New Roman" w:cs="Times New Roman"/>
+          <w:i/>
+          <w:iCs/>
+          <w:kern w:val="0"/>
+        </w:rPr>
+        <w:t xml:space="preserve"> perspective</w:t>
+      </w:r>
+      <w:r>
+        <w:rPr>
+          <w:rFonts w:ascii="Times New Roman" w:eastAsia="Times New Roman" w:hAnsi="Times New Roman" w:cs="Times New Roman"/>
+          <w:kern w:val="0"/>
+        </w:rPr>
+        <w:t xml:space="preserve">. </w:t>
+      </w:r>
+      <w:proofErr w:type="spellStart"/>
+      <w:r>
+        <w:rPr>
+          <w:rFonts w:ascii="Times New Roman" w:eastAsia="Times New Roman" w:hAnsi="Times New Roman" w:cs="Times New Roman"/>
+          <w:kern w:val="0"/>
+        </w:rPr>
+        <w:t>Cham</w:t>
+      </w:r>
+      <w:proofErr w:type="spellEnd"/>
+      <w:r>
+        <w:rPr>
+          <w:rFonts w:ascii="Times New Roman" w:eastAsia="Times New Roman" w:hAnsi="Times New Roman" w:cs="Times New Roman"/>
+          <w:kern w:val="0"/>
+        </w:rPr>
+        <w:t>: Springer, 2016.</w:t>
+      </w:r>
+    </w:p>
+    <w:p>
+      <w:pPr>
+        <w:widowControl/>
+        <w:suppressAutoHyphens w:val="0"/>
+        <w:autoSpaceDN/>
+        <w:spacing w:before="100" w:beforeAutospacing="1" w:after="100" w:afterAutospacing="1"/>
+        <w:textAlignment w:val="auto"/>
+        <w:rPr>
+          <w:rFonts w:ascii="Times New Roman" w:eastAsia="Times New Roman" w:hAnsi="Times New Roman" w:cs="Times New Roman"/>
+          <w:kern w:val="0"/>
+        </w:rPr>
+      </w:pPr>
+      <w:r>
+        <w:rPr>
+          <w:rFonts w:ascii="Times New Roman" w:eastAsia="Times New Roman" w:hAnsi="Times New Roman" w:cs="Times New Roman"/>
+          <w:kern w:val="0"/>
+        </w:rPr>
+        <w:t xml:space="preserve">BENDER, Emily M. et al. </w:t>
+      </w:r>
+      <w:proofErr w:type="spellStart"/>
+      <w:r>
+        <w:rPr>
+          <w:rFonts w:ascii="Times New Roman" w:eastAsia="Times New Roman" w:hAnsi="Times New Roman" w:cs="Times New Roman"/>
+          <w:kern w:val="0"/>
+        </w:rPr>
+        <w:t>On</w:t>
+      </w:r>
+      <w:proofErr w:type="spellEnd"/>
+      <w:r>
+        <w:rPr>
+          <w:rFonts w:ascii="Times New Roman" w:eastAsia="Times New Roman" w:hAnsi="Times New Roman" w:cs="Times New Roman"/>
+          <w:kern w:val="0"/>
+        </w:rPr>
+        <w:t xml:space="preserve"> </w:t>
+      </w:r>
+      <w:proofErr w:type="spellStart"/>
+      <w:r>
+        <w:rPr>
+          <w:rFonts w:ascii="Times New Roman" w:eastAsia="Times New Roman" w:hAnsi="Times New Roman" w:cs="Times New Roman"/>
+          <w:kern w:val="0"/>
+        </w:rPr>
+        <w:t>the</w:t>
+      </w:r>
+      <w:proofErr w:type="spellEnd"/>
+      <w:r>
+        <w:rPr>
+          <w:rFonts w:ascii="Times New Roman" w:eastAsia="Times New Roman" w:hAnsi="Times New Roman" w:cs="Times New Roman"/>
+          <w:kern w:val="0"/>
+        </w:rPr>
+        <w:t xml:space="preserve"> </w:t>
+      </w:r>
+      <w:proofErr w:type="spellStart"/>
+      <w:r>
+        <w:rPr>
+          <w:rFonts w:ascii="Times New Roman" w:eastAsia="Times New Roman" w:hAnsi="Times New Roman" w:cs="Times New Roman"/>
+          <w:kern w:val="0"/>
+        </w:rPr>
+        <w:t>dangers</w:t>
+      </w:r>
+      <w:proofErr w:type="spellEnd"/>
+      <w:r>
+        <w:rPr>
+          <w:rFonts w:ascii="Times New Roman" w:eastAsia="Times New Roman" w:hAnsi="Times New Roman" w:cs="Times New Roman"/>
+          <w:kern w:val="0"/>
+        </w:rPr>
+        <w:t xml:space="preserve"> </w:t>
+      </w:r>
+      <w:proofErr w:type="spellStart"/>
+      <w:r>
+        <w:rPr>
+          <w:rFonts w:ascii="Times New Roman" w:eastAsia="Times New Roman" w:hAnsi="Times New Roman" w:cs="Times New Roman"/>
+          <w:kern w:val="0"/>
+        </w:rPr>
+        <w:t>of</w:t>
+      </w:r>
+      <w:proofErr w:type="spellEnd"/>
+      <w:r>
+        <w:rPr>
+          <w:rFonts w:ascii="Times New Roman" w:eastAsia="Times New Roman" w:hAnsi="Times New Roman" w:cs="Times New Roman"/>
+          <w:kern w:val="0"/>
+        </w:rPr>
+        <w:t xml:space="preserve"> </w:t>
+      </w:r>
+      <w:proofErr w:type="spellStart"/>
+      <w:r>
+        <w:rPr>
+          <w:rFonts w:ascii="Times New Roman" w:eastAsia="Times New Roman" w:hAnsi="Times New Roman" w:cs="Times New Roman"/>
+          <w:kern w:val="0"/>
+        </w:rPr>
+        <w:t>stochastic</w:t>
+      </w:r>
+      <w:proofErr w:type="spellEnd"/>
+      <w:r>
+        <w:rPr>
+          <w:rFonts w:ascii="Times New Roman" w:eastAsia="Times New Roman" w:hAnsi="Times New Roman" w:cs="Times New Roman"/>
+          <w:kern w:val="0"/>
+        </w:rPr>
+        <w:t xml:space="preserve"> </w:t>
+      </w:r>
+      <w:proofErr w:type="spellStart"/>
+      <w:r>
+        <w:rPr>
+          <w:rFonts w:ascii="Times New Roman" w:eastAsia="Times New Roman" w:hAnsi="Times New Roman" w:cs="Times New Roman"/>
+          <w:kern w:val="0"/>
+        </w:rPr>
+        <w:t>parrots</w:t>
+      </w:r>
+      <w:proofErr w:type="spellEnd"/>
+      <w:r>
+        <w:rPr>
+          <w:rFonts w:ascii="Times New Roman" w:eastAsia="Times New Roman" w:hAnsi="Times New Roman" w:cs="Times New Roman"/>
+          <w:kern w:val="0"/>
+        </w:rPr>
+        <w:t xml:space="preserve">: </w:t>
+      </w:r>
+      <w:proofErr w:type="spellStart"/>
+      <w:r>
+        <w:rPr>
+          <w:rFonts w:ascii="Times New Roman" w:eastAsia="Times New Roman" w:hAnsi="Times New Roman" w:cs="Times New Roman"/>
+          <w:kern w:val="0"/>
+        </w:rPr>
+        <w:t>can</w:t>
+      </w:r>
+      <w:proofErr w:type="spellEnd"/>
+      <w:r>
+        <w:rPr>
+          <w:rFonts w:ascii="Times New Roman" w:eastAsia="Times New Roman" w:hAnsi="Times New Roman" w:cs="Times New Roman"/>
+          <w:kern w:val="0"/>
+        </w:rPr>
+        <w:t xml:space="preserve"> </w:t>
+      </w:r>
+      <w:proofErr w:type="spellStart"/>
+      <w:r>
+        <w:rPr>
+          <w:rFonts w:ascii="Times New Roman" w:eastAsia="Times New Roman" w:hAnsi="Times New Roman" w:cs="Times New Roman"/>
+          <w:kern w:val="0"/>
+        </w:rPr>
+        <w:t>language</w:t>
+      </w:r>
+      <w:proofErr w:type="spellEnd"/>
+      <w:r>
+        <w:rPr>
+          <w:rFonts w:ascii="Times New Roman" w:eastAsia="Times New Roman" w:hAnsi="Times New Roman" w:cs="Times New Roman"/>
+          <w:kern w:val="0"/>
+        </w:rPr>
+        <w:t xml:space="preserve"> </w:t>
+      </w:r>
+      <w:proofErr w:type="spellStart"/>
+      <w:r>
+        <w:rPr>
+          <w:rFonts w:ascii="Times New Roman" w:eastAsia="Times New Roman" w:hAnsi="Times New Roman" w:cs="Times New Roman"/>
+          <w:kern w:val="0"/>
+        </w:rPr>
+        <w:t>models</w:t>
+      </w:r>
+      <w:proofErr w:type="spellEnd"/>
+      <w:r>
+        <w:rPr>
+          <w:rFonts w:ascii="Times New Roman" w:eastAsia="Times New Roman" w:hAnsi="Times New Roman" w:cs="Times New Roman"/>
+          <w:kern w:val="0"/>
+        </w:rPr>
+        <w:t xml:space="preserve"> </w:t>
+      </w:r>
+      <w:proofErr w:type="spellStart"/>
+      <w:r>
+        <w:rPr>
+          <w:rFonts w:ascii="Times New Roman" w:eastAsia="Times New Roman" w:hAnsi="Times New Roman" w:cs="Times New Roman"/>
+          <w:kern w:val="0"/>
+        </w:rPr>
+        <w:t>be</w:t>
+      </w:r>
+      <w:proofErr w:type="spellEnd"/>
+      <w:r>
+        <w:rPr>
+          <w:rFonts w:ascii="Times New Roman" w:eastAsia="Times New Roman" w:hAnsi="Times New Roman" w:cs="Times New Roman"/>
+          <w:kern w:val="0"/>
+        </w:rPr>
+        <w:t xml:space="preserve"> too big? In: </w:t>
+      </w:r>
+      <w:proofErr w:type="spellStart"/>
+      <w:r>
+        <w:rPr>
+          <w:rFonts w:ascii="Times New Roman" w:eastAsia="Times New Roman" w:hAnsi="Times New Roman" w:cs="Times New Roman"/>
+          <w:i/>
+          <w:iCs/>
+          <w:kern w:val="0"/>
+        </w:rPr>
+        <w:t>Proceedings</w:t>
+      </w:r>
+      <w:proofErr w:type="spellEnd"/>
+      <w:r>
+        <w:rPr>
+          <w:rFonts w:ascii="Times New Roman" w:eastAsia="Times New Roman" w:hAnsi="Times New Roman" w:cs="Times New Roman"/>
+          <w:i/>
+          <w:iCs/>
+          <w:kern w:val="0"/>
+        </w:rPr>
+        <w:t xml:space="preserve"> </w:t>
+      </w:r>
+      <w:proofErr w:type="spellStart"/>
+      <w:r>
+        <w:rPr>
+          <w:rFonts w:ascii="Times New Roman" w:eastAsia="Times New Roman" w:hAnsi="Times New Roman" w:cs="Times New Roman"/>
+          <w:i/>
+          <w:iCs/>
+          <w:kern w:val="0"/>
+        </w:rPr>
+        <w:t>of</w:t>
+      </w:r>
+      <w:proofErr w:type="spellEnd"/>
+      <w:r>
+        <w:rPr>
+          <w:rFonts w:ascii="Times New Roman" w:eastAsia="Times New Roman" w:hAnsi="Times New Roman" w:cs="Times New Roman"/>
+          <w:i/>
+          <w:iCs/>
+          <w:kern w:val="0"/>
+        </w:rPr>
+        <w:t xml:space="preserve"> </w:t>
+      </w:r>
+      <w:proofErr w:type="spellStart"/>
+      <w:r>
+        <w:rPr>
+          <w:rFonts w:ascii="Times New Roman" w:eastAsia="Times New Roman" w:hAnsi="Times New Roman" w:cs="Times New Roman"/>
+          <w:i/>
+          <w:iCs/>
+          <w:kern w:val="0"/>
+        </w:rPr>
+        <w:t>the</w:t>
+      </w:r>
+      <w:proofErr w:type="spellEnd"/>
+      <w:r>
+        <w:rPr>
+          <w:rFonts w:ascii="Times New Roman" w:eastAsia="Times New Roman" w:hAnsi="Times New Roman" w:cs="Times New Roman"/>
+          <w:i/>
+          <w:iCs/>
+          <w:kern w:val="0"/>
+        </w:rPr>
+        <w:t xml:space="preserve"> 2021 ACM </w:t>
+      </w:r>
+      <w:proofErr w:type="spellStart"/>
+      <w:r>
+        <w:rPr>
+          <w:rFonts w:ascii="Times New Roman" w:eastAsia="Times New Roman" w:hAnsi="Times New Roman" w:cs="Times New Roman"/>
+          <w:i/>
+          <w:iCs/>
+          <w:kern w:val="0"/>
+        </w:rPr>
+        <w:t>Conference</w:t>
+      </w:r>
+      <w:proofErr w:type="spellEnd"/>
+      <w:r>
+        <w:rPr>
+          <w:rFonts w:ascii="Times New Roman" w:eastAsia="Times New Roman" w:hAnsi="Times New Roman" w:cs="Times New Roman"/>
+          <w:i/>
+          <w:iCs/>
+          <w:kern w:val="0"/>
+        </w:rPr>
+        <w:t xml:space="preserve"> </w:t>
+      </w:r>
+      <w:proofErr w:type="spellStart"/>
+      <w:r>
+        <w:rPr>
+          <w:rFonts w:ascii="Times New Roman" w:eastAsia="Times New Roman" w:hAnsi="Times New Roman" w:cs="Times New Roman"/>
+          <w:i/>
+          <w:iCs/>
+          <w:kern w:val="0"/>
+        </w:rPr>
+        <w:t>on</w:t>
+      </w:r>
+      <w:proofErr w:type="spellEnd"/>
+      <w:r>
+        <w:rPr>
+          <w:rFonts w:ascii="Times New Roman" w:eastAsia="Times New Roman" w:hAnsi="Times New Roman" w:cs="Times New Roman"/>
+          <w:i/>
+          <w:iCs/>
+          <w:kern w:val="0"/>
+        </w:rPr>
+        <w:t xml:space="preserve"> </w:t>
+      </w:r>
+      <w:proofErr w:type="spellStart"/>
+      <w:r>
+        <w:rPr>
+          <w:rFonts w:ascii="Times New Roman" w:eastAsia="Times New Roman" w:hAnsi="Times New Roman" w:cs="Times New Roman"/>
+          <w:i/>
+          <w:iCs/>
+          <w:kern w:val="0"/>
+        </w:rPr>
+        <w:t>Fairness</w:t>
+      </w:r>
+      <w:proofErr w:type="spellEnd"/>
+      <w:r>
+        <w:rPr>
+          <w:rFonts w:ascii="Times New Roman" w:eastAsia="Times New Roman" w:hAnsi="Times New Roman" w:cs="Times New Roman"/>
+          <w:i/>
+          <w:iCs/>
+          <w:kern w:val="0"/>
+        </w:rPr>
+        <w:t xml:space="preserve">, </w:t>
+      </w:r>
+      <w:proofErr w:type="spellStart"/>
+      <w:r>
+        <w:rPr>
+          <w:rFonts w:ascii="Times New Roman" w:eastAsia="Times New Roman" w:hAnsi="Times New Roman" w:cs="Times New Roman"/>
+          <w:i/>
+          <w:iCs/>
+          <w:kern w:val="0"/>
+        </w:rPr>
+        <w:t>Accountability</w:t>
+      </w:r>
+      <w:proofErr w:type="spellEnd"/>
+      <w:r>
+        <w:rPr>
+          <w:rFonts w:ascii="Times New Roman" w:eastAsia="Times New Roman" w:hAnsi="Times New Roman" w:cs="Times New Roman"/>
+          <w:i/>
+          <w:iCs/>
+          <w:kern w:val="0"/>
+        </w:rPr>
+        <w:t xml:space="preserve">, </w:t>
+      </w:r>
+      <w:proofErr w:type="spellStart"/>
+      <w:r>
+        <w:rPr>
+          <w:rFonts w:ascii="Times New Roman" w:eastAsia="Times New Roman" w:hAnsi="Times New Roman" w:cs="Times New Roman"/>
+          <w:i/>
+          <w:iCs/>
+          <w:kern w:val="0"/>
+        </w:rPr>
+        <w:t>and</w:t>
+      </w:r>
+      <w:proofErr w:type="spellEnd"/>
+      <w:r>
+        <w:rPr>
+          <w:rFonts w:ascii="Times New Roman" w:eastAsia="Times New Roman" w:hAnsi="Times New Roman" w:cs="Times New Roman"/>
+          <w:i/>
+          <w:iCs/>
+          <w:kern w:val="0"/>
+        </w:rPr>
+        <w:t xml:space="preserve"> </w:t>
+      </w:r>
+      <w:proofErr w:type="spellStart"/>
+      <w:r>
+        <w:rPr>
+          <w:rFonts w:ascii="Times New Roman" w:eastAsia="Times New Roman" w:hAnsi="Times New Roman" w:cs="Times New Roman"/>
+          <w:i/>
+          <w:iCs/>
+          <w:kern w:val="0"/>
+        </w:rPr>
+        <w:t>Transparency</w:t>
+      </w:r>
+      <w:proofErr w:type="spellEnd"/>
+      <w:r>
+        <w:rPr>
+          <w:rFonts w:ascii="Times New Roman" w:eastAsia="Times New Roman" w:hAnsi="Times New Roman" w:cs="Times New Roman"/>
+          <w:i/>
+          <w:iCs/>
+          <w:kern w:val="0"/>
+        </w:rPr>
+        <w:t xml:space="preserve"> (</w:t>
+      </w:r>
+      <w:proofErr w:type="spellStart"/>
+      <w:r>
+        <w:rPr>
+          <w:rFonts w:ascii="Times New Roman" w:eastAsia="Times New Roman" w:hAnsi="Times New Roman" w:cs="Times New Roman"/>
+          <w:i/>
+          <w:iCs/>
+          <w:kern w:val="0"/>
+        </w:rPr>
+        <w:t>FAccT</w:t>
+      </w:r>
+      <w:proofErr w:type="spellEnd"/>
+      <w:r>
+        <w:rPr>
+          <w:rFonts w:ascii="Times New Roman" w:eastAsia="Times New Roman" w:hAnsi="Times New Roman" w:cs="Times New Roman"/>
+          <w:i/>
+          <w:iCs/>
+          <w:kern w:val="0"/>
+        </w:rPr>
+        <w:t xml:space="preserve"> '21)</w:t>
+      </w:r>
+      <w:r>
+        <w:rPr>
+          <w:rFonts w:ascii="Times New Roman" w:eastAsia="Times New Roman" w:hAnsi="Times New Roman" w:cs="Times New Roman"/>
+          <w:kern w:val="0"/>
+        </w:rPr>
+        <w:t>. New York: ACM, 2021. p. 610–623.</w:t>
+      </w:r>
+    </w:p>
+    <w:p>
+      <w:pPr>
+        <w:widowControl/>
+        <w:suppressAutoHyphens w:val="0"/>
+        <w:autoSpaceDN/>
+        <w:spacing w:before="100" w:beforeAutospacing="1" w:after="100" w:afterAutospacing="1"/>
+        <w:textAlignment w:val="auto"/>
+        <w:rPr>
+          <w:rFonts w:ascii="Times New Roman" w:eastAsia="Times New Roman" w:hAnsi="Times New Roman" w:cs="Times New Roman"/>
+          <w:kern w:val="0"/>
+        </w:rPr>
+      </w:pPr>
+      <w:r>
+        <w:rPr>
+          <w:rFonts w:ascii="Times New Roman" w:eastAsia="Times New Roman" w:hAnsi="Times New Roman" w:cs="Times New Roman"/>
+          <w:kern w:val="0"/>
+        </w:rPr>
+        <w:t xml:space="preserve">BROWN, Tom B. et al. </w:t>
+      </w:r>
+      <w:proofErr w:type="spellStart"/>
+      <w:r>
+        <w:rPr>
+          <w:rFonts w:ascii="Times New Roman" w:eastAsia="Times New Roman" w:hAnsi="Times New Roman" w:cs="Times New Roman"/>
+          <w:kern w:val="0"/>
+        </w:rPr>
+        <w:t>Language</w:t>
+      </w:r>
+      <w:proofErr w:type="spellEnd"/>
+      <w:r>
+        <w:rPr>
+          <w:rFonts w:ascii="Times New Roman" w:eastAsia="Times New Roman" w:hAnsi="Times New Roman" w:cs="Times New Roman"/>
+          <w:kern w:val="0"/>
+        </w:rPr>
+        <w:t xml:space="preserve"> </w:t>
+      </w:r>
+      <w:proofErr w:type="spellStart"/>
+      <w:r>
+        <w:rPr>
+          <w:rFonts w:ascii="Times New Roman" w:eastAsia="Times New Roman" w:hAnsi="Times New Roman" w:cs="Times New Roman"/>
+          <w:kern w:val="0"/>
+        </w:rPr>
+        <w:t>models</w:t>
+      </w:r>
+      <w:proofErr w:type="spellEnd"/>
+      <w:r>
+        <w:rPr>
+          <w:rFonts w:ascii="Times New Roman" w:eastAsia="Times New Roman" w:hAnsi="Times New Roman" w:cs="Times New Roman"/>
+          <w:kern w:val="0"/>
+        </w:rPr>
+        <w:t xml:space="preserve"> are </w:t>
+      </w:r>
+      <w:proofErr w:type="spellStart"/>
+      <w:r>
+        <w:rPr>
+          <w:rFonts w:ascii="Times New Roman" w:eastAsia="Times New Roman" w:hAnsi="Times New Roman" w:cs="Times New Roman"/>
+          <w:kern w:val="0"/>
+        </w:rPr>
+        <w:t>few-shot</w:t>
+      </w:r>
+      <w:proofErr w:type="spellEnd"/>
+      <w:r>
+        <w:rPr>
+          <w:rFonts w:ascii="Times New Roman" w:eastAsia="Times New Roman" w:hAnsi="Times New Roman" w:cs="Times New Roman"/>
+          <w:kern w:val="0"/>
+        </w:rPr>
+        <w:t xml:space="preserve"> </w:t>
+      </w:r>
+      <w:proofErr w:type="spellStart"/>
+      <w:r>
+        <w:rPr>
+          <w:rFonts w:ascii="Times New Roman" w:eastAsia="Times New Roman" w:hAnsi="Times New Roman" w:cs="Times New Roman"/>
+          <w:kern w:val="0"/>
+        </w:rPr>
+        <w:t>learners</w:t>
+      </w:r>
+      <w:proofErr w:type="spellEnd"/>
+      <w:r>
+        <w:rPr>
+          <w:rFonts w:ascii="Times New Roman" w:eastAsia="Times New Roman" w:hAnsi="Times New Roman" w:cs="Times New Roman"/>
+          <w:kern w:val="0"/>
+        </w:rPr>
+        <w:t xml:space="preserve">. In: </w:t>
+      </w:r>
+      <w:proofErr w:type="spellStart"/>
+      <w:r>
+        <w:rPr>
+          <w:rFonts w:ascii="Times New Roman" w:eastAsia="Times New Roman" w:hAnsi="Times New Roman" w:cs="Times New Roman"/>
+          <w:i/>
+          <w:iCs/>
+          <w:kern w:val="0"/>
+        </w:rPr>
+        <w:t>Advances</w:t>
+      </w:r>
+      <w:proofErr w:type="spellEnd"/>
+      <w:r>
+        <w:rPr>
+          <w:rFonts w:ascii="Times New Roman" w:eastAsia="Times New Roman" w:hAnsi="Times New Roman" w:cs="Times New Roman"/>
+          <w:i/>
+          <w:iCs/>
+          <w:kern w:val="0"/>
+        </w:rPr>
+        <w:t xml:space="preserve"> in Neural Information </w:t>
+      </w:r>
+      <w:proofErr w:type="spellStart"/>
+      <w:r>
+        <w:rPr>
+          <w:rFonts w:ascii="Times New Roman" w:eastAsia="Times New Roman" w:hAnsi="Times New Roman" w:cs="Times New Roman"/>
+          <w:i/>
+          <w:iCs/>
+          <w:kern w:val="0"/>
+        </w:rPr>
+        <w:t>Processing</w:t>
+      </w:r>
+      <w:proofErr w:type="spellEnd"/>
+      <w:r>
+        <w:rPr>
+          <w:rFonts w:ascii="Times New Roman" w:eastAsia="Times New Roman" w:hAnsi="Times New Roman" w:cs="Times New Roman"/>
+          <w:i/>
+          <w:iCs/>
+          <w:kern w:val="0"/>
+        </w:rPr>
+        <w:t xml:space="preserve"> Systems (</w:t>
+      </w:r>
+      <w:proofErr w:type="spellStart"/>
+      <w:r>
+        <w:rPr>
+          <w:rFonts w:ascii="Times New Roman" w:eastAsia="Times New Roman" w:hAnsi="Times New Roman" w:cs="Times New Roman"/>
+          <w:i/>
+          <w:iCs/>
+          <w:kern w:val="0"/>
+        </w:rPr>
+        <w:t>NeurIPS</w:t>
+      </w:r>
+      <w:proofErr w:type="spellEnd"/>
+      <w:r>
+        <w:rPr>
+          <w:rFonts w:ascii="Times New Roman" w:eastAsia="Times New Roman" w:hAnsi="Times New Roman" w:cs="Times New Roman"/>
+          <w:i/>
+          <w:iCs/>
+          <w:kern w:val="0"/>
+        </w:rPr>
+        <w:t>)</w:t>
+      </w:r>
+      <w:r>
+        <w:rPr>
+          <w:rFonts w:ascii="Times New Roman" w:eastAsia="Times New Roman" w:hAnsi="Times New Roman" w:cs="Times New Roman"/>
+          <w:kern w:val="0"/>
+        </w:rPr>
+        <w:t xml:space="preserve">. </w:t>
+      </w:r>
+      <w:proofErr w:type="spellStart"/>
+      <w:r>
+        <w:rPr>
+          <w:rFonts w:ascii="Times New Roman" w:eastAsia="Times New Roman" w:hAnsi="Times New Roman" w:cs="Times New Roman"/>
+          <w:kern w:val="0"/>
+        </w:rPr>
+        <w:t>Red</w:t>
+      </w:r>
+      <w:proofErr w:type="spellEnd"/>
+      <w:r>
+        <w:rPr>
+          <w:rFonts w:ascii="Times New Roman" w:eastAsia="Times New Roman" w:hAnsi="Times New Roman" w:cs="Times New Roman"/>
+          <w:kern w:val="0"/>
+        </w:rPr>
+        <w:t xml:space="preserve"> </w:t>
+      </w:r>
+      <w:proofErr w:type="spellStart"/>
+      <w:r>
+        <w:rPr>
+          <w:rFonts w:ascii="Times New Roman" w:eastAsia="Times New Roman" w:hAnsi="Times New Roman" w:cs="Times New Roman"/>
+          <w:kern w:val="0"/>
+        </w:rPr>
+        <w:t>Hook</w:t>
+      </w:r>
+      <w:proofErr w:type="spellEnd"/>
+      <w:r>
+        <w:rPr>
+          <w:rFonts w:ascii="Times New Roman" w:eastAsia="Times New Roman" w:hAnsi="Times New Roman" w:cs="Times New Roman"/>
+          <w:kern w:val="0"/>
+        </w:rPr>
+        <w:t xml:space="preserve">: </w:t>
+      </w:r>
+      <w:proofErr w:type="spellStart"/>
+      <w:r>
+        <w:rPr>
+          <w:rFonts w:ascii="Times New Roman" w:eastAsia="Times New Roman" w:hAnsi="Times New Roman" w:cs="Times New Roman"/>
+          <w:kern w:val="0"/>
+        </w:rPr>
+        <w:t>Curran</w:t>
+      </w:r>
+      <w:proofErr w:type="spellEnd"/>
+      <w:r>
+        <w:rPr>
+          <w:rFonts w:ascii="Times New Roman" w:eastAsia="Times New Roman" w:hAnsi="Times New Roman" w:cs="Times New Roman"/>
+          <w:kern w:val="0"/>
+        </w:rPr>
+        <w:t xml:space="preserve"> Associates, 2020. v. 33, p. 1877–1901.</w:t>
+      </w:r>
+    </w:p>
+    <w:p>
+      <w:pPr>
+        <w:widowControl/>
+        <w:suppressAutoHyphens w:val="0"/>
+        <w:autoSpaceDN/>
+        <w:spacing w:before="100" w:beforeAutospacing="1" w:after="100" w:afterAutospacing="1"/>
+        <w:textAlignment w:val="auto"/>
+        <w:rPr>
+          <w:rFonts w:ascii="Times New Roman" w:eastAsia="Times New Roman" w:hAnsi="Times New Roman" w:cs="Times New Roman"/>
+          <w:kern w:val="0"/>
+        </w:rPr>
+      </w:pPr>
+      <w:r>
+        <w:rPr>
+          <w:rFonts w:ascii="Times New Roman" w:eastAsia="Times New Roman" w:hAnsi="Times New Roman" w:cs="Times New Roman"/>
+          <w:kern w:val="0"/>
+        </w:rPr>
+        <w:t xml:space="preserve">COLEMAN, Stephen; SHANE, Peter M. </w:t>
+      </w:r>
+      <w:proofErr w:type="spellStart"/>
+      <w:r>
+        <w:rPr>
+          <w:rFonts w:ascii="Times New Roman" w:eastAsia="Times New Roman" w:hAnsi="Times New Roman" w:cs="Times New Roman"/>
+          <w:i/>
+          <w:iCs/>
+          <w:kern w:val="0"/>
+        </w:rPr>
+        <w:t>Connecting</w:t>
+      </w:r>
+      <w:proofErr w:type="spellEnd"/>
+      <w:r>
+        <w:rPr>
+          <w:rFonts w:ascii="Times New Roman" w:eastAsia="Times New Roman" w:hAnsi="Times New Roman" w:cs="Times New Roman"/>
+          <w:i/>
+          <w:iCs/>
+          <w:kern w:val="0"/>
+        </w:rPr>
+        <w:t xml:space="preserve"> </w:t>
+      </w:r>
+      <w:proofErr w:type="spellStart"/>
+      <w:r>
+        <w:rPr>
+          <w:rFonts w:ascii="Times New Roman" w:eastAsia="Times New Roman" w:hAnsi="Times New Roman" w:cs="Times New Roman"/>
+          <w:i/>
+          <w:iCs/>
+          <w:kern w:val="0"/>
+        </w:rPr>
+        <w:t>democracy</w:t>
+      </w:r>
+      <w:proofErr w:type="spellEnd"/>
+      <w:r>
+        <w:rPr>
+          <w:rFonts w:ascii="Times New Roman" w:eastAsia="Times New Roman" w:hAnsi="Times New Roman" w:cs="Times New Roman"/>
+          <w:i/>
+          <w:iCs/>
+          <w:kern w:val="0"/>
+        </w:rPr>
+        <w:t xml:space="preserve">: online </w:t>
+      </w:r>
+      <w:proofErr w:type="spellStart"/>
+      <w:r>
+        <w:rPr>
+          <w:rFonts w:ascii="Times New Roman" w:eastAsia="Times New Roman" w:hAnsi="Times New Roman" w:cs="Times New Roman"/>
+          <w:i/>
+          <w:iCs/>
+          <w:kern w:val="0"/>
+        </w:rPr>
+        <w:t>consultation</w:t>
+      </w:r>
+      <w:proofErr w:type="spellEnd"/>
+      <w:r>
+        <w:rPr>
+          <w:rFonts w:ascii="Times New Roman" w:eastAsia="Times New Roman" w:hAnsi="Times New Roman" w:cs="Times New Roman"/>
+          <w:i/>
+          <w:iCs/>
+          <w:kern w:val="0"/>
+        </w:rPr>
+        <w:t xml:space="preserve"> </w:t>
+      </w:r>
+      <w:proofErr w:type="spellStart"/>
+      <w:r>
+        <w:rPr>
+          <w:rFonts w:ascii="Times New Roman" w:eastAsia="Times New Roman" w:hAnsi="Times New Roman" w:cs="Times New Roman"/>
+          <w:i/>
+          <w:iCs/>
+          <w:kern w:val="0"/>
+        </w:rPr>
+        <w:t>and</w:t>
+      </w:r>
+      <w:proofErr w:type="spellEnd"/>
+      <w:r>
+        <w:rPr>
+          <w:rFonts w:ascii="Times New Roman" w:eastAsia="Times New Roman" w:hAnsi="Times New Roman" w:cs="Times New Roman"/>
+          <w:i/>
+          <w:iCs/>
+          <w:kern w:val="0"/>
+        </w:rPr>
+        <w:t xml:space="preserve"> </w:t>
+      </w:r>
+      <w:proofErr w:type="spellStart"/>
+      <w:r>
+        <w:rPr>
+          <w:rFonts w:ascii="Times New Roman" w:eastAsia="Times New Roman" w:hAnsi="Times New Roman" w:cs="Times New Roman"/>
+          <w:i/>
+          <w:iCs/>
+          <w:kern w:val="0"/>
+        </w:rPr>
+        <w:t>the</w:t>
+      </w:r>
+      <w:proofErr w:type="spellEnd"/>
+      <w:r>
+        <w:rPr>
+          <w:rFonts w:ascii="Times New Roman" w:eastAsia="Times New Roman" w:hAnsi="Times New Roman" w:cs="Times New Roman"/>
+          <w:i/>
+          <w:iCs/>
+          <w:kern w:val="0"/>
+        </w:rPr>
+        <w:t xml:space="preserve"> </w:t>
+      </w:r>
+      <w:proofErr w:type="spellStart"/>
+      <w:r>
+        <w:rPr>
+          <w:rFonts w:ascii="Times New Roman" w:eastAsia="Times New Roman" w:hAnsi="Times New Roman" w:cs="Times New Roman"/>
+          <w:i/>
+          <w:iCs/>
+          <w:kern w:val="0"/>
+        </w:rPr>
+        <w:t>flow</w:t>
+      </w:r>
+      <w:proofErr w:type="spellEnd"/>
+      <w:r>
+        <w:rPr>
+          <w:rFonts w:ascii="Times New Roman" w:eastAsia="Times New Roman" w:hAnsi="Times New Roman" w:cs="Times New Roman"/>
+          <w:i/>
+          <w:iCs/>
+          <w:kern w:val="0"/>
+        </w:rPr>
+        <w:t xml:space="preserve"> </w:t>
+      </w:r>
+      <w:proofErr w:type="spellStart"/>
+      <w:r>
+        <w:rPr>
+          <w:rFonts w:ascii="Times New Roman" w:eastAsia="Times New Roman" w:hAnsi="Times New Roman" w:cs="Times New Roman"/>
+          <w:i/>
+          <w:iCs/>
+          <w:kern w:val="0"/>
+        </w:rPr>
+        <w:t>of</w:t>
+      </w:r>
+      <w:proofErr w:type="spellEnd"/>
+      <w:r>
+        <w:rPr>
+          <w:rFonts w:ascii="Times New Roman" w:eastAsia="Times New Roman" w:hAnsi="Times New Roman" w:cs="Times New Roman"/>
+          <w:i/>
+          <w:iCs/>
+          <w:kern w:val="0"/>
+        </w:rPr>
+        <w:t xml:space="preserve"> </w:t>
+      </w:r>
+      <w:proofErr w:type="spellStart"/>
+      <w:r>
+        <w:rPr>
+          <w:rFonts w:ascii="Times New Roman" w:eastAsia="Times New Roman" w:hAnsi="Times New Roman" w:cs="Times New Roman"/>
+          <w:i/>
+          <w:iCs/>
+          <w:kern w:val="0"/>
+        </w:rPr>
+        <w:t>political</w:t>
+      </w:r>
+      <w:proofErr w:type="spellEnd"/>
+      <w:r>
+        <w:rPr>
+          <w:rFonts w:ascii="Times New Roman" w:eastAsia="Times New Roman" w:hAnsi="Times New Roman" w:cs="Times New Roman"/>
+          <w:i/>
+          <w:iCs/>
+          <w:kern w:val="0"/>
+        </w:rPr>
+        <w:t xml:space="preserve"> communication</w:t>
+      </w:r>
+      <w:r>
+        <w:rPr>
+          <w:rFonts w:ascii="Times New Roman" w:eastAsia="Times New Roman" w:hAnsi="Times New Roman" w:cs="Times New Roman"/>
+          <w:kern w:val="0"/>
+        </w:rPr>
+        <w:t>. Cambridge: MIT Press, 2012.</w:t>
+      </w:r>
+    </w:p>
+    <w:p>
+      <w:pPr>
+        <w:widowControl/>
+        <w:suppressAutoHyphens w:val="0"/>
+        <w:autoSpaceDN/>
+        <w:spacing w:before="100" w:beforeAutospacing="1" w:after="100" w:afterAutospacing="1"/>
+        <w:textAlignment w:val="auto"/>
+        <w:rPr>
+          <w:rFonts w:ascii="Times New Roman" w:eastAsia="Times New Roman" w:hAnsi="Times New Roman" w:cs="Times New Roman"/>
+          <w:kern w:val="0"/>
+        </w:rPr>
+      </w:pPr>
+      <w:r>
+        <w:rPr>
+          <w:rFonts w:ascii="Times New Roman" w:eastAsia="Times New Roman" w:hAnsi="Times New Roman" w:cs="Times New Roman"/>
+          <w:kern w:val="0"/>
+        </w:rPr>
+        <w:t xml:space="preserve">FUNG, </w:t>
+      </w:r>
+      <w:proofErr w:type="spellStart"/>
+      <w:r>
+        <w:rPr>
+          <w:rFonts w:ascii="Times New Roman" w:eastAsia="Times New Roman" w:hAnsi="Times New Roman" w:cs="Times New Roman"/>
+          <w:kern w:val="0"/>
+        </w:rPr>
+        <w:t>Archon</w:t>
+      </w:r>
+      <w:proofErr w:type="spellEnd"/>
+      <w:r>
+        <w:rPr>
+          <w:rFonts w:ascii="Times New Roman" w:eastAsia="Times New Roman" w:hAnsi="Times New Roman" w:cs="Times New Roman"/>
+          <w:kern w:val="0"/>
+        </w:rPr>
+        <w:t xml:space="preserve">. </w:t>
+      </w:r>
+      <w:proofErr w:type="spellStart"/>
+      <w:r>
+        <w:rPr>
+          <w:rFonts w:ascii="Times New Roman" w:eastAsia="Times New Roman" w:hAnsi="Times New Roman" w:cs="Times New Roman"/>
+          <w:kern w:val="0"/>
+        </w:rPr>
+        <w:t>Putting</w:t>
+      </w:r>
+      <w:proofErr w:type="spellEnd"/>
+      <w:r>
+        <w:rPr>
+          <w:rFonts w:ascii="Times New Roman" w:eastAsia="Times New Roman" w:hAnsi="Times New Roman" w:cs="Times New Roman"/>
+          <w:kern w:val="0"/>
+        </w:rPr>
+        <w:t xml:space="preserve"> </w:t>
+      </w:r>
+      <w:proofErr w:type="spellStart"/>
+      <w:r>
+        <w:rPr>
+          <w:rFonts w:ascii="Times New Roman" w:eastAsia="Times New Roman" w:hAnsi="Times New Roman" w:cs="Times New Roman"/>
+          <w:kern w:val="0"/>
+        </w:rPr>
+        <w:t>the</w:t>
+      </w:r>
+      <w:proofErr w:type="spellEnd"/>
+      <w:r>
+        <w:rPr>
+          <w:rFonts w:ascii="Times New Roman" w:eastAsia="Times New Roman" w:hAnsi="Times New Roman" w:cs="Times New Roman"/>
+          <w:kern w:val="0"/>
+        </w:rPr>
+        <w:t xml:space="preserve"> </w:t>
+      </w:r>
+      <w:proofErr w:type="spellStart"/>
+      <w:r>
+        <w:rPr>
+          <w:rFonts w:ascii="Times New Roman" w:eastAsia="Times New Roman" w:hAnsi="Times New Roman" w:cs="Times New Roman"/>
+          <w:kern w:val="0"/>
+        </w:rPr>
+        <w:t>public</w:t>
+      </w:r>
+      <w:proofErr w:type="spellEnd"/>
+      <w:r>
+        <w:rPr>
+          <w:rFonts w:ascii="Times New Roman" w:eastAsia="Times New Roman" w:hAnsi="Times New Roman" w:cs="Times New Roman"/>
+          <w:kern w:val="0"/>
+        </w:rPr>
+        <w:t xml:space="preserve"> </w:t>
+      </w:r>
+      <w:proofErr w:type="spellStart"/>
+      <w:r>
+        <w:rPr>
+          <w:rFonts w:ascii="Times New Roman" w:eastAsia="Times New Roman" w:hAnsi="Times New Roman" w:cs="Times New Roman"/>
+          <w:kern w:val="0"/>
+        </w:rPr>
+        <w:t>back</w:t>
+      </w:r>
+      <w:proofErr w:type="spellEnd"/>
+      <w:r>
+        <w:rPr>
+          <w:rFonts w:ascii="Times New Roman" w:eastAsia="Times New Roman" w:hAnsi="Times New Roman" w:cs="Times New Roman"/>
+          <w:kern w:val="0"/>
+        </w:rPr>
+        <w:t xml:space="preserve"> </w:t>
+      </w:r>
+      <w:proofErr w:type="spellStart"/>
+      <w:r>
+        <w:rPr>
+          <w:rFonts w:ascii="Times New Roman" w:eastAsia="Times New Roman" w:hAnsi="Times New Roman" w:cs="Times New Roman"/>
+          <w:kern w:val="0"/>
+        </w:rPr>
+        <w:t>into</w:t>
+      </w:r>
+      <w:proofErr w:type="spellEnd"/>
+      <w:r>
+        <w:rPr>
+          <w:rFonts w:ascii="Times New Roman" w:eastAsia="Times New Roman" w:hAnsi="Times New Roman" w:cs="Times New Roman"/>
+          <w:kern w:val="0"/>
+        </w:rPr>
+        <w:t xml:space="preserve"> </w:t>
+      </w:r>
+      <w:proofErr w:type="spellStart"/>
+      <w:r>
+        <w:rPr>
+          <w:rFonts w:ascii="Times New Roman" w:eastAsia="Times New Roman" w:hAnsi="Times New Roman" w:cs="Times New Roman"/>
+          <w:kern w:val="0"/>
+        </w:rPr>
+        <w:t>governance</w:t>
+      </w:r>
+      <w:proofErr w:type="spellEnd"/>
+      <w:r>
+        <w:rPr>
+          <w:rFonts w:ascii="Times New Roman" w:eastAsia="Times New Roman" w:hAnsi="Times New Roman" w:cs="Times New Roman"/>
+          <w:kern w:val="0"/>
+        </w:rPr>
+        <w:t xml:space="preserve">: </w:t>
+      </w:r>
+      <w:proofErr w:type="spellStart"/>
+      <w:r>
+        <w:rPr>
+          <w:rFonts w:ascii="Times New Roman" w:eastAsia="Times New Roman" w:hAnsi="Times New Roman" w:cs="Times New Roman"/>
+          <w:kern w:val="0"/>
+        </w:rPr>
+        <w:t>the</w:t>
+      </w:r>
+      <w:proofErr w:type="spellEnd"/>
+      <w:r>
+        <w:rPr>
+          <w:rFonts w:ascii="Times New Roman" w:eastAsia="Times New Roman" w:hAnsi="Times New Roman" w:cs="Times New Roman"/>
+          <w:kern w:val="0"/>
+        </w:rPr>
+        <w:t xml:space="preserve"> </w:t>
+      </w:r>
+      <w:proofErr w:type="spellStart"/>
+      <w:r>
+        <w:rPr>
+          <w:rFonts w:ascii="Times New Roman" w:eastAsia="Times New Roman" w:hAnsi="Times New Roman" w:cs="Times New Roman"/>
+          <w:kern w:val="0"/>
+        </w:rPr>
+        <w:t>challenges</w:t>
+      </w:r>
+      <w:proofErr w:type="spellEnd"/>
+      <w:r>
+        <w:rPr>
+          <w:rFonts w:ascii="Times New Roman" w:eastAsia="Times New Roman" w:hAnsi="Times New Roman" w:cs="Times New Roman"/>
+          <w:kern w:val="0"/>
+        </w:rPr>
+        <w:t xml:space="preserve"> </w:t>
+      </w:r>
+      <w:proofErr w:type="spellStart"/>
+      <w:r>
+        <w:rPr>
+          <w:rFonts w:ascii="Times New Roman" w:eastAsia="Times New Roman" w:hAnsi="Times New Roman" w:cs="Times New Roman"/>
+          <w:kern w:val="0"/>
+        </w:rPr>
+        <w:t>of</w:t>
+      </w:r>
+      <w:proofErr w:type="spellEnd"/>
+      <w:r>
+        <w:rPr>
+          <w:rFonts w:ascii="Times New Roman" w:eastAsia="Times New Roman" w:hAnsi="Times New Roman" w:cs="Times New Roman"/>
+          <w:kern w:val="0"/>
+        </w:rPr>
+        <w:t xml:space="preserve"> </w:t>
+      </w:r>
+      <w:proofErr w:type="spellStart"/>
+      <w:r>
+        <w:rPr>
+          <w:rFonts w:ascii="Times New Roman" w:eastAsia="Times New Roman" w:hAnsi="Times New Roman" w:cs="Times New Roman"/>
+          <w:kern w:val="0"/>
+        </w:rPr>
+        <w:t>citizen</w:t>
+      </w:r>
+      <w:proofErr w:type="spellEnd"/>
+      <w:r>
+        <w:rPr>
+          <w:rFonts w:ascii="Times New Roman" w:eastAsia="Times New Roman" w:hAnsi="Times New Roman" w:cs="Times New Roman"/>
+          <w:kern w:val="0"/>
+        </w:rPr>
+        <w:t xml:space="preserve"> </w:t>
+      </w:r>
+      <w:proofErr w:type="spellStart"/>
+      <w:r>
+        <w:rPr>
+          <w:rFonts w:ascii="Times New Roman" w:eastAsia="Times New Roman" w:hAnsi="Times New Roman" w:cs="Times New Roman"/>
+          <w:kern w:val="0"/>
+        </w:rPr>
+        <w:t>participation</w:t>
+      </w:r>
+      <w:proofErr w:type="spellEnd"/>
+      <w:r>
+        <w:rPr>
+          <w:rFonts w:ascii="Times New Roman" w:eastAsia="Times New Roman" w:hAnsi="Times New Roman" w:cs="Times New Roman"/>
+          <w:kern w:val="0"/>
+        </w:rPr>
+        <w:t xml:space="preserve"> </w:t>
+      </w:r>
+      <w:proofErr w:type="spellStart"/>
+      <w:r>
+        <w:rPr>
+          <w:rFonts w:ascii="Times New Roman" w:eastAsia="Times New Roman" w:hAnsi="Times New Roman" w:cs="Times New Roman"/>
+          <w:kern w:val="0"/>
+        </w:rPr>
+        <w:t>and</w:t>
+      </w:r>
+      <w:proofErr w:type="spellEnd"/>
+      <w:r>
+        <w:rPr>
+          <w:rFonts w:ascii="Times New Roman" w:eastAsia="Times New Roman" w:hAnsi="Times New Roman" w:cs="Times New Roman"/>
+          <w:kern w:val="0"/>
+        </w:rPr>
+        <w:t xml:space="preserve"> its future. </w:t>
+      </w:r>
+      <w:proofErr w:type="spellStart"/>
+      <w:r>
+        <w:rPr>
+          <w:rFonts w:ascii="Times New Roman" w:eastAsia="Times New Roman" w:hAnsi="Times New Roman" w:cs="Times New Roman"/>
+          <w:i/>
+          <w:iCs/>
+          <w:kern w:val="0"/>
+        </w:rPr>
+        <w:t>Public</w:t>
+      </w:r>
+      <w:proofErr w:type="spellEnd"/>
+      <w:r>
+        <w:rPr>
+          <w:rFonts w:ascii="Times New Roman" w:eastAsia="Times New Roman" w:hAnsi="Times New Roman" w:cs="Times New Roman"/>
+          <w:i/>
+          <w:iCs/>
+          <w:kern w:val="0"/>
+        </w:rPr>
+        <w:t xml:space="preserve"> </w:t>
+      </w:r>
+      <w:proofErr w:type="spellStart"/>
+      <w:r>
+        <w:rPr>
+          <w:rFonts w:ascii="Times New Roman" w:eastAsia="Times New Roman" w:hAnsi="Times New Roman" w:cs="Times New Roman"/>
+          <w:i/>
+          <w:iCs/>
+          <w:kern w:val="0"/>
+        </w:rPr>
+        <w:t>Administration</w:t>
+      </w:r>
+      <w:proofErr w:type="spellEnd"/>
+      <w:r>
+        <w:rPr>
+          <w:rFonts w:ascii="Times New Roman" w:eastAsia="Times New Roman" w:hAnsi="Times New Roman" w:cs="Times New Roman"/>
+          <w:i/>
+          <w:iCs/>
+          <w:kern w:val="0"/>
+        </w:rPr>
+        <w:t xml:space="preserve"> Review</w:t>
+      </w:r>
+      <w:r>
+        <w:rPr>
+          <w:rFonts w:ascii="Times New Roman" w:eastAsia="Times New Roman" w:hAnsi="Times New Roman" w:cs="Times New Roman"/>
+          <w:kern w:val="0"/>
+        </w:rPr>
+        <w:t xml:space="preserve">, </w:t>
+      </w:r>
+      <w:proofErr w:type="spellStart"/>
+      <w:r>
+        <w:rPr>
+          <w:rFonts w:ascii="Times New Roman" w:eastAsia="Times New Roman" w:hAnsi="Times New Roman" w:cs="Times New Roman"/>
+          <w:kern w:val="0"/>
+        </w:rPr>
+        <w:t>Hoboken</w:t>
+      </w:r>
+      <w:proofErr w:type="spellEnd"/>
+      <w:r>
+        <w:rPr>
+          <w:rFonts w:ascii="Times New Roman" w:eastAsia="Times New Roman" w:hAnsi="Times New Roman" w:cs="Times New Roman"/>
+          <w:kern w:val="0"/>
+        </w:rPr>
+        <w:t>, v. 75, n. 4, p. 513–522, 2015.</w:t>
+      </w:r>
+    </w:p>
+    <w:p>
+      <w:pPr>
+        <w:widowControl/>
+        <w:suppressAutoHyphens w:val="0"/>
+        <w:autoSpaceDN/>
+        <w:spacing w:before="100" w:beforeAutospacing="1" w:after="100" w:afterAutospacing="1"/>
+        <w:textAlignment w:val="auto"/>
+        <w:rPr>
+          <w:rFonts w:ascii="Times New Roman" w:eastAsia="Times New Roman" w:hAnsi="Times New Roman" w:cs="Times New Roman"/>
+          <w:kern w:val="0"/>
+        </w:rPr>
+      </w:pPr>
+      <w:r>
+        <w:rPr>
+          <w:rFonts w:ascii="Times New Roman" w:eastAsia="Times New Roman" w:hAnsi="Times New Roman" w:cs="Times New Roman"/>
+          <w:kern w:val="0"/>
+        </w:rPr>
+        <w:t xml:space="preserve">HELD, David. </w:t>
+      </w:r>
+      <w:proofErr w:type="spellStart"/>
+      <w:r>
+        <w:rPr>
+          <w:rFonts w:ascii="Times New Roman" w:eastAsia="Times New Roman" w:hAnsi="Times New Roman" w:cs="Times New Roman"/>
+          <w:i/>
+          <w:iCs/>
+          <w:kern w:val="0"/>
+        </w:rPr>
+        <w:t>Models</w:t>
+      </w:r>
+      <w:proofErr w:type="spellEnd"/>
+      <w:r>
+        <w:rPr>
+          <w:rFonts w:ascii="Times New Roman" w:eastAsia="Times New Roman" w:hAnsi="Times New Roman" w:cs="Times New Roman"/>
+          <w:i/>
+          <w:iCs/>
+          <w:kern w:val="0"/>
+        </w:rPr>
+        <w:t xml:space="preserve"> </w:t>
+      </w:r>
+      <w:proofErr w:type="spellStart"/>
+      <w:r>
+        <w:rPr>
+          <w:rFonts w:ascii="Times New Roman" w:eastAsia="Times New Roman" w:hAnsi="Times New Roman" w:cs="Times New Roman"/>
+          <w:i/>
+          <w:iCs/>
+          <w:kern w:val="0"/>
+        </w:rPr>
+        <w:t>of</w:t>
+      </w:r>
+      <w:proofErr w:type="spellEnd"/>
+      <w:r>
+        <w:rPr>
+          <w:rFonts w:ascii="Times New Roman" w:eastAsia="Times New Roman" w:hAnsi="Times New Roman" w:cs="Times New Roman"/>
+          <w:i/>
+          <w:iCs/>
+          <w:kern w:val="0"/>
+        </w:rPr>
+        <w:t xml:space="preserve"> </w:t>
+      </w:r>
+      <w:proofErr w:type="spellStart"/>
+      <w:r>
+        <w:rPr>
+          <w:rFonts w:ascii="Times New Roman" w:eastAsia="Times New Roman" w:hAnsi="Times New Roman" w:cs="Times New Roman"/>
+          <w:i/>
+          <w:iCs/>
+          <w:kern w:val="0"/>
+        </w:rPr>
+        <w:t>democracy</w:t>
+      </w:r>
+      <w:proofErr w:type="spellEnd"/>
+      <w:r>
+        <w:rPr>
+          <w:rFonts w:ascii="Times New Roman" w:eastAsia="Times New Roman" w:hAnsi="Times New Roman" w:cs="Times New Roman"/>
+          <w:kern w:val="0"/>
+        </w:rPr>
+        <w:t xml:space="preserve">. 3. ed. Stanford: Stanford </w:t>
+      </w:r>
+      <w:proofErr w:type="spellStart"/>
+      <w:r>
+        <w:rPr>
+          <w:rFonts w:ascii="Times New Roman" w:eastAsia="Times New Roman" w:hAnsi="Times New Roman" w:cs="Times New Roman"/>
+          <w:kern w:val="0"/>
+        </w:rPr>
+        <w:t>University</w:t>
+      </w:r>
+      <w:proofErr w:type="spellEnd"/>
+      <w:r>
+        <w:rPr>
+          <w:rFonts w:ascii="Times New Roman" w:eastAsia="Times New Roman" w:hAnsi="Times New Roman" w:cs="Times New Roman"/>
+          <w:kern w:val="0"/>
+        </w:rPr>
+        <w:t xml:space="preserve"> Press, 2006.</w:t>
+      </w:r>
+    </w:p>
+    <w:p>
+      <w:pPr>
+        <w:widowControl/>
+        <w:suppressAutoHyphens w:val="0"/>
+        <w:autoSpaceDN/>
+        <w:spacing w:before="100" w:beforeAutospacing="1" w:after="100" w:afterAutospacing="1"/>
+        <w:textAlignment w:val="auto"/>
+        <w:rPr>
+          <w:rFonts w:ascii="Times New Roman" w:eastAsia="Times New Roman" w:hAnsi="Times New Roman" w:cs="Times New Roman"/>
+          <w:kern w:val="0"/>
+        </w:rPr>
+      </w:pPr>
+      <w:r>
+        <w:rPr>
+          <w:rFonts w:ascii="Times New Roman" w:eastAsia="Times New Roman" w:hAnsi="Times New Roman" w:cs="Times New Roman"/>
+          <w:kern w:val="0"/>
+        </w:rPr>
+        <w:t xml:space="preserve">MACINTOSH, Ann. </w:t>
+      </w:r>
+      <w:proofErr w:type="spellStart"/>
+      <w:r>
+        <w:rPr>
+          <w:rFonts w:ascii="Times New Roman" w:eastAsia="Times New Roman" w:hAnsi="Times New Roman" w:cs="Times New Roman"/>
+          <w:kern w:val="0"/>
+        </w:rPr>
+        <w:t>Characterizing</w:t>
+      </w:r>
+      <w:proofErr w:type="spellEnd"/>
+      <w:r>
+        <w:rPr>
+          <w:rFonts w:ascii="Times New Roman" w:eastAsia="Times New Roman" w:hAnsi="Times New Roman" w:cs="Times New Roman"/>
+          <w:kern w:val="0"/>
+        </w:rPr>
+        <w:t xml:space="preserve"> e-</w:t>
+      </w:r>
+      <w:proofErr w:type="spellStart"/>
+      <w:r>
+        <w:rPr>
+          <w:rFonts w:ascii="Times New Roman" w:eastAsia="Times New Roman" w:hAnsi="Times New Roman" w:cs="Times New Roman"/>
+          <w:kern w:val="0"/>
+        </w:rPr>
+        <w:t>participation</w:t>
+      </w:r>
+      <w:proofErr w:type="spellEnd"/>
+      <w:r>
+        <w:rPr>
+          <w:rFonts w:ascii="Times New Roman" w:eastAsia="Times New Roman" w:hAnsi="Times New Roman" w:cs="Times New Roman"/>
+          <w:kern w:val="0"/>
+        </w:rPr>
+        <w:t xml:space="preserve"> in </w:t>
+      </w:r>
+      <w:proofErr w:type="spellStart"/>
+      <w:r>
+        <w:rPr>
+          <w:rFonts w:ascii="Times New Roman" w:eastAsia="Times New Roman" w:hAnsi="Times New Roman" w:cs="Times New Roman"/>
+          <w:kern w:val="0"/>
+        </w:rPr>
+        <w:t>policy</w:t>
+      </w:r>
+      <w:proofErr w:type="spellEnd"/>
+      <w:r>
+        <w:rPr>
+          <w:rFonts w:ascii="Times New Roman" w:eastAsia="Times New Roman" w:hAnsi="Times New Roman" w:cs="Times New Roman"/>
+          <w:kern w:val="0"/>
+        </w:rPr>
+        <w:t xml:space="preserve">-making. In: </w:t>
+      </w:r>
+      <w:proofErr w:type="spellStart"/>
+      <w:r>
+        <w:rPr>
+          <w:rFonts w:ascii="Times New Roman" w:eastAsia="Times New Roman" w:hAnsi="Times New Roman" w:cs="Times New Roman"/>
+          <w:i/>
+          <w:iCs/>
+          <w:kern w:val="0"/>
+        </w:rPr>
+        <w:t>Proceedings</w:t>
+      </w:r>
+      <w:proofErr w:type="spellEnd"/>
+      <w:r>
+        <w:rPr>
+          <w:rFonts w:ascii="Times New Roman" w:eastAsia="Times New Roman" w:hAnsi="Times New Roman" w:cs="Times New Roman"/>
+          <w:i/>
+          <w:iCs/>
+          <w:kern w:val="0"/>
+        </w:rPr>
+        <w:t xml:space="preserve"> </w:t>
+      </w:r>
+      <w:proofErr w:type="spellStart"/>
+      <w:r>
+        <w:rPr>
+          <w:rFonts w:ascii="Times New Roman" w:eastAsia="Times New Roman" w:hAnsi="Times New Roman" w:cs="Times New Roman"/>
+          <w:i/>
+          <w:iCs/>
+          <w:kern w:val="0"/>
+        </w:rPr>
+        <w:t>of</w:t>
+      </w:r>
+      <w:proofErr w:type="spellEnd"/>
+      <w:r>
+        <w:rPr>
+          <w:rFonts w:ascii="Times New Roman" w:eastAsia="Times New Roman" w:hAnsi="Times New Roman" w:cs="Times New Roman"/>
+          <w:i/>
+          <w:iCs/>
+          <w:kern w:val="0"/>
+        </w:rPr>
+        <w:t xml:space="preserve"> </w:t>
+      </w:r>
+      <w:proofErr w:type="spellStart"/>
+      <w:r>
+        <w:rPr>
+          <w:rFonts w:ascii="Times New Roman" w:eastAsia="Times New Roman" w:hAnsi="Times New Roman" w:cs="Times New Roman"/>
+          <w:i/>
+          <w:iCs/>
+          <w:kern w:val="0"/>
+        </w:rPr>
+        <w:t>the</w:t>
+      </w:r>
+      <w:proofErr w:type="spellEnd"/>
+      <w:r>
+        <w:rPr>
+          <w:rFonts w:ascii="Times New Roman" w:eastAsia="Times New Roman" w:hAnsi="Times New Roman" w:cs="Times New Roman"/>
+          <w:i/>
+          <w:iCs/>
+          <w:kern w:val="0"/>
+        </w:rPr>
+        <w:t xml:space="preserve"> 37th </w:t>
+      </w:r>
+      <w:proofErr w:type="spellStart"/>
+      <w:r>
+        <w:rPr>
+          <w:rFonts w:ascii="Times New Roman" w:eastAsia="Times New Roman" w:hAnsi="Times New Roman" w:cs="Times New Roman"/>
+          <w:i/>
+          <w:iCs/>
+          <w:kern w:val="0"/>
+        </w:rPr>
+        <w:t>Annual</w:t>
+      </w:r>
+      <w:proofErr w:type="spellEnd"/>
+      <w:r>
+        <w:rPr>
+          <w:rFonts w:ascii="Times New Roman" w:eastAsia="Times New Roman" w:hAnsi="Times New Roman" w:cs="Times New Roman"/>
+          <w:i/>
+          <w:iCs/>
+          <w:kern w:val="0"/>
+        </w:rPr>
+        <w:t xml:space="preserve"> Hawaii </w:t>
+      </w:r>
+      <w:proofErr w:type="spellStart"/>
+      <w:r>
+        <w:rPr>
+          <w:rFonts w:ascii="Times New Roman" w:eastAsia="Times New Roman" w:hAnsi="Times New Roman" w:cs="Times New Roman"/>
+          <w:i/>
+          <w:iCs/>
+          <w:kern w:val="0"/>
+        </w:rPr>
+        <w:t>International</w:t>
+      </w:r>
+      <w:proofErr w:type="spellEnd"/>
+      <w:r>
+        <w:rPr>
+          <w:rFonts w:ascii="Times New Roman" w:eastAsia="Times New Roman" w:hAnsi="Times New Roman" w:cs="Times New Roman"/>
+          <w:i/>
+          <w:iCs/>
+          <w:kern w:val="0"/>
+        </w:rPr>
+        <w:t xml:space="preserve"> </w:t>
+      </w:r>
+      <w:proofErr w:type="spellStart"/>
+      <w:r>
+        <w:rPr>
+          <w:rFonts w:ascii="Times New Roman" w:eastAsia="Times New Roman" w:hAnsi="Times New Roman" w:cs="Times New Roman"/>
+          <w:i/>
+          <w:iCs/>
+          <w:kern w:val="0"/>
+        </w:rPr>
+        <w:t>Conference</w:t>
+      </w:r>
+      <w:proofErr w:type="spellEnd"/>
+      <w:r>
+        <w:rPr>
+          <w:rFonts w:ascii="Times New Roman" w:eastAsia="Times New Roman" w:hAnsi="Times New Roman" w:cs="Times New Roman"/>
+          <w:i/>
+          <w:iCs/>
+          <w:kern w:val="0"/>
+        </w:rPr>
+        <w:t xml:space="preserve"> </w:t>
+      </w:r>
+      <w:proofErr w:type="spellStart"/>
+      <w:r>
+        <w:rPr>
+          <w:rFonts w:ascii="Times New Roman" w:eastAsia="Times New Roman" w:hAnsi="Times New Roman" w:cs="Times New Roman"/>
+          <w:i/>
+          <w:iCs/>
+          <w:kern w:val="0"/>
+        </w:rPr>
+        <w:t>on</w:t>
+      </w:r>
+      <w:proofErr w:type="spellEnd"/>
+      <w:r>
+        <w:rPr>
+          <w:rFonts w:ascii="Times New Roman" w:eastAsia="Times New Roman" w:hAnsi="Times New Roman" w:cs="Times New Roman"/>
+          <w:i/>
+          <w:iCs/>
+          <w:kern w:val="0"/>
+        </w:rPr>
+        <w:t xml:space="preserve"> System </w:t>
+      </w:r>
+      <w:proofErr w:type="spellStart"/>
+      <w:r>
+        <w:rPr>
+          <w:rFonts w:ascii="Times New Roman" w:eastAsia="Times New Roman" w:hAnsi="Times New Roman" w:cs="Times New Roman"/>
+          <w:i/>
+          <w:iCs/>
+          <w:kern w:val="0"/>
+        </w:rPr>
+        <w:t>Sciences</w:t>
+      </w:r>
+      <w:proofErr w:type="spellEnd"/>
+      <w:r>
+        <w:rPr>
+          <w:rFonts w:ascii="Times New Roman" w:eastAsia="Times New Roman" w:hAnsi="Times New Roman" w:cs="Times New Roman"/>
+          <w:i/>
+          <w:iCs/>
+          <w:kern w:val="0"/>
+        </w:rPr>
+        <w:t xml:space="preserve"> (HICSS)</w:t>
+      </w:r>
+      <w:r>
+        <w:rPr>
+          <w:rFonts w:ascii="Times New Roman" w:eastAsia="Times New Roman" w:hAnsi="Times New Roman" w:cs="Times New Roman"/>
+          <w:kern w:val="0"/>
+        </w:rPr>
+        <w:t>. Washington, DC: IEEE, 2004. p. 1–10.</w:t>
+      </w:r>
+    </w:p>
+    <w:p>
+      <w:pPr>
+        <w:widowControl/>
+        <w:suppressAutoHyphens w:val="0"/>
+        <w:autoSpaceDN/>
+        <w:spacing w:before="100" w:beforeAutospacing="1" w:after="100" w:afterAutospacing="1"/>
+        <w:textAlignment w:val="auto"/>
+        <w:rPr>
+          <w:rFonts w:ascii="Times New Roman" w:eastAsia="Times New Roman" w:hAnsi="Times New Roman" w:cs="Times New Roman"/>
+          <w:kern w:val="0"/>
+        </w:rPr>
+      </w:pPr>
+      <w:r>
+        <w:rPr>
+          <w:rFonts w:ascii="Times New Roman" w:eastAsia="Times New Roman" w:hAnsi="Times New Roman" w:cs="Times New Roman"/>
+          <w:kern w:val="0"/>
+        </w:rPr>
+        <w:t xml:space="preserve">MEDAGLIA, Rony. </w:t>
+      </w:r>
+      <w:proofErr w:type="spellStart"/>
+      <w:r>
+        <w:rPr>
+          <w:rFonts w:ascii="Times New Roman" w:eastAsia="Times New Roman" w:hAnsi="Times New Roman" w:cs="Times New Roman"/>
+          <w:kern w:val="0"/>
+        </w:rPr>
+        <w:t>eParticipation</w:t>
+      </w:r>
+      <w:proofErr w:type="spellEnd"/>
+      <w:r>
+        <w:rPr>
+          <w:rFonts w:ascii="Times New Roman" w:eastAsia="Times New Roman" w:hAnsi="Times New Roman" w:cs="Times New Roman"/>
+          <w:kern w:val="0"/>
+        </w:rPr>
+        <w:t xml:space="preserve"> </w:t>
+      </w:r>
+      <w:proofErr w:type="spellStart"/>
+      <w:r>
+        <w:rPr>
+          <w:rFonts w:ascii="Times New Roman" w:eastAsia="Times New Roman" w:hAnsi="Times New Roman" w:cs="Times New Roman"/>
+          <w:kern w:val="0"/>
+        </w:rPr>
+        <w:t>research</w:t>
+      </w:r>
+      <w:proofErr w:type="spellEnd"/>
+      <w:r>
+        <w:rPr>
+          <w:rFonts w:ascii="Times New Roman" w:eastAsia="Times New Roman" w:hAnsi="Times New Roman" w:cs="Times New Roman"/>
+          <w:kern w:val="0"/>
+        </w:rPr>
+        <w:t xml:space="preserve">: </w:t>
+      </w:r>
+      <w:proofErr w:type="spellStart"/>
+      <w:r>
+        <w:rPr>
+          <w:rFonts w:ascii="Times New Roman" w:eastAsia="Times New Roman" w:hAnsi="Times New Roman" w:cs="Times New Roman"/>
+          <w:kern w:val="0"/>
+        </w:rPr>
+        <w:t>moving</w:t>
+      </w:r>
+      <w:proofErr w:type="spellEnd"/>
+      <w:r>
+        <w:rPr>
+          <w:rFonts w:ascii="Times New Roman" w:eastAsia="Times New Roman" w:hAnsi="Times New Roman" w:cs="Times New Roman"/>
+          <w:kern w:val="0"/>
+        </w:rPr>
+        <w:t xml:space="preserve"> </w:t>
+      </w:r>
+      <w:proofErr w:type="spellStart"/>
+      <w:r>
+        <w:rPr>
+          <w:rFonts w:ascii="Times New Roman" w:eastAsia="Times New Roman" w:hAnsi="Times New Roman" w:cs="Times New Roman"/>
+          <w:kern w:val="0"/>
+        </w:rPr>
+        <w:t>characterization</w:t>
+      </w:r>
+      <w:proofErr w:type="spellEnd"/>
+      <w:r>
+        <w:rPr>
+          <w:rFonts w:ascii="Times New Roman" w:eastAsia="Times New Roman" w:hAnsi="Times New Roman" w:cs="Times New Roman"/>
+          <w:kern w:val="0"/>
+        </w:rPr>
+        <w:t xml:space="preserve"> </w:t>
+      </w:r>
+      <w:proofErr w:type="spellStart"/>
+      <w:r>
+        <w:rPr>
+          <w:rFonts w:ascii="Times New Roman" w:eastAsia="Times New Roman" w:hAnsi="Times New Roman" w:cs="Times New Roman"/>
+          <w:kern w:val="0"/>
+        </w:rPr>
+        <w:t>forward</w:t>
+      </w:r>
+      <w:proofErr w:type="spellEnd"/>
+      <w:r>
+        <w:rPr>
+          <w:rFonts w:ascii="Times New Roman" w:eastAsia="Times New Roman" w:hAnsi="Times New Roman" w:cs="Times New Roman"/>
+          <w:kern w:val="0"/>
+        </w:rPr>
+        <w:t xml:space="preserve"> (2006–2011). </w:t>
+      </w:r>
+      <w:proofErr w:type="spellStart"/>
+      <w:r>
+        <w:rPr>
+          <w:rFonts w:ascii="Times New Roman" w:eastAsia="Times New Roman" w:hAnsi="Times New Roman" w:cs="Times New Roman"/>
+          <w:i/>
+          <w:iCs/>
+          <w:kern w:val="0"/>
+        </w:rPr>
+        <w:t>Government</w:t>
+      </w:r>
+      <w:proofErr w:type="spellEnd"/>
+      <w:r>
+        <w:rPr>
+          <w:rFonts w:ascii="Times New Roman" w:eastAsia="Times New Roman" w:hAnsi="Times New Roman" w:cs="Times New Roman"/>
+          <w:i/>
+          <w:iCs/>
+          <w:kern w:val="0"/>
+        </w:rPr>
+        <w:t xml:space="preserve"> Information </w:t>
+      </w:r>
+      <w:proofErr w:type="spellStart"/>
+      <w:r>
+        <w:rPr>
+          <w:rFonts w:ascii="Times New Roman" w:eastAsia="Times New Roman" w:hAnsi="Times New Roman" w:cs="Times New Roman"/>
+          <w:i/>
+          <w:iCs/>
+          <w:kern w:val="0"/>
+        </w:rPr>
+        <w:t>Quarterly</w:t>
+      </w:r>
+      <w:proofErr w:type="spellEnd"/>
+      <w:r>
+        <w:rPr>
+          <w:rFonts w:ascii="Times New Roman" w:eastAsia="Times New Roman" w:hAnsi="Times New Roman" w:cs="Times New Roman"/>
+          <w:kern w:val="0"/>
+        </w:rPr>
+        <w:t>, Amsterdam, v. 29, n. 3, p. 346–360, 2012.</w:t>
+      </w:r>
+    </w:p>
+    <w:p>
+      <w:pPr>
+        <w:widowControl/>
+        <w:suppressAutoHyphens w:val="0"/>
+        <w:autoSpaceDN/>
+        <w:spacing w:before="100" w:beforeAutospacing="1" w:after="100" w:afterAutospacing="1"/>
+        <w:textAlignment w:val="auto"/>
+        <w:rPr>
+          <w:rFonts w:ascii="Times New Roman" w:eastAsia="Times New Roman" w:hAnsi="Times New Roman" w:cs="Times New Roman"/>
+          <w:kern w:val="0"/>
+        </w:rPr>
+      </w:pPr>
+      <w:r>
+        <w:rPr>
+          <w:rFonts w:ascii="Times New Roman" w:eastAsia="Times New Roman" w:hAnsi="Times New Roman" w:cs="Times New Roman"/>
+          <w:kern w:val="0"/>
+        </w:rPr>
+        <w:t xml:space="preserve">NORRIS, </w:t>
+      </w:r>
+      <w:proofErr w:type="spellStart"/>
+      <w:r>
+        <w:rPr>
+          <w:rFonts w:ascii="Times New Roman" w:eastAsia="Times New Roman" w:hAnsi="Times New Roman" w:cs="Times New Roman"/>
+          <w:kern w:val="0"/>
+        </w:rPr>
+        <w:t>Pippa</w:t>
+      </w:r>
+      <w:proofErr w:type="spellEnd"/>
+      <w:r>
+        <w:rPr>
+          <w:rFonts w:ascii="Times New Roman" w:eastAsia="Times New Roman" w:hAnsi="Times New Roman" w:cs="Times New Roman"/>
+          <w:kern w:val="0"/>
+        </w:rPr>
+        <w:t xml:space="preserve">. </w:t>
+      </w:r>
+      <w:proofErr w:type="spellStart"/>
+      <w:r>
+        <w:rPr>
+          <w:rFonts w:ascii="Times New Roman" w:eastAsia="Times New Roman" w:hAnsi="Times New Roman" w:cs="Times New Roman"/>
+          <w:i/>
+          <w:iCs/>
+          <w:kern w:val="0"/>
+        </w:rPr>
+        <w:t>Democratic</w:t>
+      </w:r>
+      <w:proofErr w:type="spellEnd"/>
+      <w:r>
+        <w:rPr>
+          <w:rFonts w:ascii="Times New Roman" w:eastAsia="Times New Roman" w:hAnsi="Times New Roman" w:cs="Times New Roman"/>
+          <w:i/>
+          <w:iCs/>
+          <w:kern w:val="0"/>
+        </w:rPr>
+        <w:t xml:space="preserve"> </w:t>
+      </w:r>
+      <w:proofErr w:type="spellStart"/>
+      <w:r>
+        <w:rPr>
+          <w:rFonts w:ascii="Times New Roman" w:eastAsia="Times New Roman" w:hAnsi="Times New Roman" w:cs="Times New Roman"/>
+          <w:i/>
+          <w:iCs/>
+          <w:kern w:val="0"/>
+        </w:rPr>
+        <w:t>deficit</w:t>
+      </w:r>
+      <w:proofErr w:type="spellEnd"/>
+      <w:r>
+        <w:rPr>
+          <w:rFonts w:ascii="Times New Roman" w:eastAsia="Times New Roman" w:hAnsi="Times New Roman" w:cs="Times New Roman"/>
+          <w:i/>
+          <w:iCs/>
+          <w:kern w:val="0"/>
+        </w:rPr>
+        <w:t xml:space="preserve">: </w:t>
+      </w:r>
+      <w:proofErr w:type="spellStart"/>
+      <w:r>
+        <w:rPr>
+          <w:rFonts w:ascii="Times New Roman" w:eastAsia="Times New Roman" w:hAnsi="Times New Roman" w:cs="Times New Roman"/>
+          <w:i/>
+          <w:iCs/>
+          <w:kern w:val="0"/>
+        </w:rPr>
+        <w:t>critical</w:t>
+      </w:r>
+      <w:proofErr w:type="spellEnd"/>
+      <w:r>
+        <w:rPr>
+          <w:rFonts w:ascii="Times New Roman" w:eastAsia="Times New Roman" w:hAnsi="Times New Roman" w:cs="Times New Roman"/>
+          <w:i/>
+          <w:iCs/>
+          <w:kern w:val="0"/>
+        </w:rPr>
+        <w:t xml:space="preserve"> </w:t>
+      </w:r>
+      <w:proofErr w:type="spellStart"/>
+      <w:r>
+        <w:rPr>
+          <w:rFonts w:ascii="Times New Roman" w:eastAsia="Times New Roman" w:hAnsi="Times New Roman" w:cs="Times New Roman"/>
+          <w:i/>
+          <w:iCs/>
+          <w:kern w:val="0"/>
+        </w:rPr>
+        <w:t>citizens</w:t>
+      </w:r>
+      <w:proofErr w:type="spellEnd"/>
+      <w:r>
+        <w:rPr>
+          <w:rFonts w:ascii="Times New Roman" w:eastAsia="Times New Roman" w:hAnsi="Times New Roman" w:cs="Times New Roman"/>
+          <w:i/>
+          <w:iCs/>
+          <w:kern w:val="0"/>
+        </w:rPr>
+        <w:t xml:space="preserve"> </w:t>
+      </w:r>
+      <w:proofErr w:type="spellStart"/>
+      <w:r>
+        <w:rPr>
+          <w:rFonts w:ascii="Times New Roman" w:eastAsia="Times New Roman" w:hAnsi="Times New Roman" w:cs="Times New Roman"/>
+          <w:i/>
+          <w:iCs/>
+          <w:kern w:val="0"/>
+        </w:rPr>
+        <w:t>revisited</w:t>
+      </w:r>
+      <w:proofErr w:type="spellEnd"/>
+      <w:r>
+        <w:rPr>
+          <w:rFonts w:ascii="Times New Roman" w:eastAsia="Times New Roman" w:hAnsi="Times New Roman" w:cs="Times New Roman"/>
+          <w:kern w:val="0"/>
+        </w:rPr>
+        <w:t xml:space="preserve">. Cambridge: Cambridge </w:t>
+      </w:r>
+      <w:proofErr w:type="spellStart"/>
+      <w:r>
+        <w:rPr>
+          <w:rFonts w:ascii="Times New Roman" w:eastAsia="Times New Roman" w:hAnsi="Times New Roman" w:cs="Times New Roman"/>
+          <w:kern w:val="0"/>
+        </w:rPr>
+        <w:t>University</w:t>
+      </w:r>
+      <w:proofErr w:type="spellEnd"/>
+      <w:r>
+        <w:rPr>
+          <w:rFonts w:ascii="Times New Roman" w:eastAsia="Times New Roman" w:hAnsi="Times New Roman" w:cs="Times New Roman"/>
+          <w:kern w:val="0"/>
+        </w:rPr>
+        <w:t xml:space="preserve"> Press, 2011.</w:t>
+      </w:r>
+    </w:p>
+    <w:p>
+      <w:pPr>
+        <w:widowControl/>
+        <w:suppressAutoHyphens w:val="0"/>
+        <w:autoSpaceDN/>
+        <w:spacing w:before="100" w:beforeAutospacing="1" w:after="100" w:afterAutospacing="1"/>
+        <w:textAlignment w:val="auto"/>
+        <w:rPr>
+          <w:rFonts w:ascii="Times New Roman" w:eastAsia="Times New Roman" w:hAnsi="Times New Roman" w:cs="Times New Roman"/>
+          <w:kern w:val="0"/>
+        </w:rPr>
+      </w:pPr>
+      <w:r>
+        <w:rPr>
+          <w:rFonts w:ascii="Times New Roman" w:eastAsia="Times New Roman" w:hAnsi="Times New Roman" w:cs="Times New Roman"/>
+          <w:kern w:val="0"/>
+        </w:rPr>
+        <w:t xml:space="preserve">REDDICK, Christopher G. </w:t>
+      </w:r>
+      <w:proofErr w:type="spellStart"/>
+      <w:r>
+        <w:rPr>
+          <w:rFonts w:ascii="Times New Roman" w:eastAsia="Times New Roman" w:hAnsi="Times New Roman" w:cs="Times New Roman"/>
+          <w:kern w:val="0"/>
+        </w:rPr>
+        <w:t>Citizen</w:t>
+      </w:r>
+      <w:proofErr w:type="spellEnd"/>
+      <w:r>
+        <w:rPr>
+          <w:rFonts w:ascii="Times New Roman" w:eastAsia="Times New Roman" w:hAnsi="Times New Roman" w:cs="Times New Roman"/>
+          <w:kern w:val="0"/>
+        </w:rPr>
+        <w:t xml:space="preserve"> </w:t>
+      </w:r>
+      <w:proofErr w:type="spellStart"/>
+      <w:r>
+        <w:rPr>
+          <w:rFonts w:ascii="Times New Roman" w:eastAsia="Times New Roman" w:hAnsi="Times New Roman" w:cs="Times New Roman"/>
+          <w:kern w:val="0"/>
+        </w:rPr>
+        <w:t>interaction</w:t>
+      </w:r>
+      <w:proofErr w:type="spellEnd"/>
+      <w:r>
+        <w:rPr>
+          <w:rFonts w:ascii="Times New Roman" w:eastAsia="Times New Roman" w:hAnsi="Times New Roman" w:cs="Times New Roman"/>
+          <w:kern w:val="0"/>
+        </w:rPr>
+        <w:t xml:space="preserve"> </w:t>
+      </w:r>
+      <w:proofErr w:type="spellStart"/>
+      <w:r>
+        <w:rPr>
+          <w:rFonts w:ascii="Times New Roman" w:eastAsia="Times New Roman" w:hAnsi="Times New Roman" w:cs="Times New Roman"/>
+          <w:kern w:val="0"/>
+        </w:rPr>
+        <w:t>with</w:t>
+      </w:r>
+      <w:proofErr w:type="spellEnd"/>
+      <w:r>
+        <w:rPr>
+          <w:rFonts w:ascii="Times New Roman" w:eastAsia="Times New Roman" w:hAnsi="Times New Roman" w:cs="Times New Roman"/>
+          <w:kern w:val="0"/>
+        </w:rPr>
+        <w:t xml:space="preserve"> e-</w:t>
+      </w:r>
+      <w:proofErr w:type="spellStart"/>
+      <w:r>
+        <w:rPr>
+          <w:rFonts w:ascii="Times New Roman" w:eastAsia="Times New Roman" w:hAnsi="Times New Roman" w:cs="Times New Roman"/>
+          <w:kern w:val="0"/>
+        </w:rPr>
+        <w:t>government</w:t>
+      </w:r>
+      <w:proofErr w:type="spellEnd"/>
+      <w:r>
+        <w:rPr>
+          <w:rFonts w:ascii="Times New Roman" w:eastAsia="Times New Roman" w:hAnsi="Times New Roman" w:cs="Times New Roman"/>
+          <w:kern w:val="0"/>
+        </w:rPr>
+        <w:t xml:space="preserve">: </w:t>
+      </w:r>
+      <w:proofErr w:type="spellStart"/>
+      <w:r>
+        <w:rPr>
+          <w:rFonts w:ascii="Times New Roman" w:eastAsia="Times New Roman" w:hAnsi="Times New Roman" w:cs="Times New Roman"/>
+          <w:kern w:val="0"/>
+        </w:rPr>
+        <w:t>from</w:t>
+      </w:r>
+      <w:proofErr w:type="spellEnd"/>
+      <w:r>
+        <w:rPr>
+          <w:rFonts w:ascii="Times New Roman" w:eastAsia="Times New Roman" w:hAnsi="Times New Roman" w:cs="Times New Roman"/>
+          <w:kern w:val="0"/>
+        </w:rPr>
+        <w:t xml:space="preserve"> </w:t>
+      </w:r>
+      <w:proofErr w:type="spellStart"/>
+      <w:r>
+        <w:rPr>
+          <w:rFonts w:ascii="Times New Roman" w:eastAsia="Times New Roman" w:hAnsi="Times New Roman" w:cs="Times New Roman"/>
+          <w:kern w:val="0"/>
+        </w:rPr>
+        <w:t>the</w:t>
+      </w:r>
+      <w:proofErr w:type="spellEnd"/>
+      <w:r>
+        <w:rPr>
+          <w:rFonts w:ascii="Times New Roman" w:eastAsia="Times New Roman" w:hAnsi="Times New Roman" w:cs="Times New Roman"/>
+          <w:kern w:val="0"/>
+        </w:rPr>
+        <w:t xml:space="preserve"> </w:t>
+      </w:r>
+      <w:proofErr w:type="spellStart"/>
+      <w:r>
+        <w:rPr>
+          <w:rFonts w:ascii="Times New Roman" w:eastAsia="Times New Roman" w:hAnsi="Times New Roman" w:cs="Times New Roman"/>
+          <w:kern w:val="0"/>
+        </w:rPr>
+        <w:t>streets</w:t>
+      </w:r>
+      <w:proofErr w:type="spellEnd"/>
+      <w:r>
+        <w:rPr>
+          <w:rFonts w:ascii="Times New Roman" w:eastAsia="Times New Roman" w:hAnsi="Times New Roman" w:cs="Times New Roman"/>
+          <w:kern w:val="0"/>
+        </w:rPr>
+        <w:t xml:space="preserve"> </w:t>
+      </w:r>
+      <w:proofErr w:type="spellStart"/>
+      <w:r>
+        <w:rPr>
+          <w:rFonts w:ascii="Times New Roman" w:eastAsia="Times New Roman" w:hAnsi="Times New Roman" w:cs="Times New Roman"/>
+          <w:kern w:val="0"/>
+        </w:rPr>
+        <w:t>to</w:t>
+      </w:r>
+      <w:proofErr w:type="spellEnd"/>
+      <w:r>
+        <w:rPr>
+          <w:rFonts w:ascii="Times New Roman" w:eastAsia="Times New Roman" w:hAnsi="Times New Roman" w:cs="Times New Roman"/>
+          <w:kern w:val="0"/>
+        </w:rPr>
+        <w:t xml:space="preserve"> servers? </w:t>
+      </w:r>
+      <w:proofErr w:type="spellStart"/>
+      <w:r>
+        <w:rPr>
+          <w:rFonts w:ascii="Times New Roman" w:eastAsia="Times New Roman" w:hAnsi="Times New Roman" w:cs="Times New Roman"/>
+          <w:i/>
+          <w:iCs/>
+          <w:kern w:val="0"/>
+        </w:rPr>
+        <w:t>Government</w:t>
+      </w:r>
+      <w:proofErr w:type="spellEnd"/>
+      <w:r>
+        <w:rPr>
+          <w:rFonts w:ascii="Times New Roman" w:eastAsia="Times New Roman" w:hAnsi="Times New Roman" w:cs="Times New Roman"/>
+          <w:i/>
+          <w:iCs/>
+          <w:kern w:val="0"/>
+        </w:rPr>
+        <w:t xml:space="preserve"> Information </w:t>
+      </w:r>
+      <w:proofErr w:type="spellStart"/>
+      <w:r>
+        <w:rPr>
+          <w:rFonts w:ascii="Times New Roman" w:eastAsia="Times New Roman" w:hAnsi="Times New Roman" w:cs="Times New Roman"/>
+          <w:i/>
+          <w:iCs/>
+          <w:kern w:val="0"/>
+        </w:rPr>
+        <w:t>Quarterly</w:t>
+      </w:r>
+      <w:proofErr w:type="spellEnd"/>
+      <w:r>
+        <w:rPr>
+          <w:rFonts w:ascii="Times New Roman" w:eastAsia="Times New Roman" w:hAnsi="Times New Roman" w:cs="Times New Roman"/>
+          <w:kern w:val="0"/>
+        </w:rPr>
+        <w:t>, Amsterdam, v. 28, n. 3, p. 473–480, 2011.</w:t>
+      </w:r>
+    </w:p>
+    <w:p>
+      <w:pPr>
+        <w:widowControl/>
+        <w:suppressAutoHyphens w:val="0"/>
+        <w:autoSpaceDN/>
+        <w:spacing w:before="100" w:beforeAutospacing="1" w:after="100" w:afterAutospacing="1"/>
+        <w:textAlignment w:val="auto"/>
+        <w:rPr>
+          <w:rFonts w:ascii="Times New Roman" w:eastAsia="Times New Roman" w:hAnsi="Times New Roman" w:cs="Times New Roman"/>
+          <w:kern w:val="0"/>
+        </w:rPr>
+      </w:pPr>
+      <w:r>
+        <w:rPr>
+          <w:rFonts w:ascii="Times New Roman" w:eastAsia="Times New Roman" w:hAnsi="Times New Roman" w:cs="Times New Roman"/>
+          <w:kern w:val="0"/>
+        </w:rPr>
         <w:lastRenderedPageBreak/>
-        <w:t>o volume de contribuições geradas costuma ser avassalador, superando a capacidade de análise manual da burocracia. A ausência de uma resposta clara sobre como o input popular influenciou a decisão final gera um sentimento de "</w:t>
-      </w:r>
-      <w:proofErr w:type="spellStart"/>
-      <w:r>
-        <w:t>democracy-washing</w:t>
-      </w:r>
-      <w:proofErr w:type="spellEnd"/>
-      <w:r>
-        <w:t>" (maquiagem democrática), frustrando os participantes e alimentando a apatia e a desconfiança nas plataformas digitais.</w:t>
-      </w:r>
-    </w:p>
-    <w:p>
-      <w:pPr>
-        <w:pStyle w:val="SBCparagraph"/>
-      </w:pPr>
-      <w:r>
-        <w:t>Para mitigar essa lacuna de responsividade, a Inteligência Artificial (IA) surge como uma solução estratégica para a automação e qualificação do retorno governamental. Sistemas de IA, como geradores de feedback e ferramentas de sumarização, podem processar vastos conjuntos de dados para explicar o raciocínio por trás das decisões e elucidar como as sugestões dos cidadãos foram traduzidas em resultados acionáveis. Além disso, a IA Generativa possui o potencial de reduzir a "lacuna de habilidades", ajudando cidadãos com diferentes níveis de letramento digital a estruturarem argumentos robustos baseados em pesquisas reais e leis, garantindo um debate público mais qualificado e transparente.</w:t>
-      </w:r>
-    </w:p>
-    <w:p>
-      <w:pPr>
-        <w:pStyle w:val="SBCparagraph"/>
-      </w:pPr>
-      <w:r>
-        <w:t xml:space="preserve">O </w:t>
-      </w:r>
-      <w:r>
-        <w:rPr>
-          <w:b/>
-          <w:bCs/>
-        </w:rPr>
-        <w:t>objetivo central desta pesquisa</w:t>
-      </w:r>
-      <w:r>
-        <w:t xml:space="preserve"> é propor e analisar a utilização de um sistema de </w:t>
-      </w:r>
-      <w:r>
-        <w:rPr>
-          <w:b/>
-          <w:bCs/>
-        </w:rPr>
-        <w:t>assistente de IA</w:t>
-      </w:r>
-      <w:r>
-        <w:t xml:space="preserve"> que seja capaz de identificar, categorizar e analisar as perguntas e contribuições enviadas pelos usuários em plataformas de e-participação. A finalidade dessa ferramenta é fornecer um retorno ágil e tecnicamente embasado que consiga </w:t>
-      </w:r>
-      <w:r>
-        <w:rPr>
-          <w:b/>
-          <w:bCs/>
-        </w:rPr>
-        <w:t>incentivar a participação humana</w:t>
-      </w:r>
-      <w:r>
-        <w:t>, reduzindo a percepção de que a voz do cidadão é ignorada no processo decisório.</w:t>
-      </w:r>
-    </w:p>
-    <w:p>
-      <w:pPr>
-        <w:pStyle w:val="SBCparagraph"/>
-      </w:pPr>
-      <w:r>
-        <w:t xml:space="preserve">A </w:t>
-      </w:r>
-      <w:r>
-        <w:rPr>
-          <w:b/>
-          <w:bCs/>
-        </w:rPr>
-        <w:t>metodologia</w:t>
-      </w:r>
-      <w:r>
-        <w:t xml:space="preserve"> a ser utilizada será a </w:t>
-      </w:r>
-      <w:r>
-        <w:rPr>
-          <w:b/>
-          <w:bCs/>
-        </w:rPr>
-        <w:t xml:space="preserve">Design Science </w:t>
-      </w:r>
-      <w:proofErr w:type="spellStart"/>
-      <w:r>
-        <w:rPr>
-          <w:b/>
-          <w:bCs/>
-        </w:rPr>
-        <w:t>Research</w:t>
-      </w:r>
-      <w:proofErr w:type="spellEnd"/>
-      <w:r>
-        <w:rPr>
-          <w:b/>
-          <w:bCs/>
-        </w:rPr>
-        <w:t xml:space="preserve"> (DSR)</w:t>
-      </w:r>
-      <w:r>
-        <w:t xml:space="preserve">. Este método fundamenta-se na concepção e avaliação de artefatos inovadores (neste caso, o assistente de IA) que visam resolver problemas práticos no mundo real, ao mesmo tempo em que contribuem para o avanço do conhecimento científico. A pesquisa seguirá ciclos iterativos de </w:t>
-      </w:r>
-      <w:r>
-        <w:rPr>
-          <w:b/>
-          <w:bCs/>
-        </w:rPr>
-        <w:t>identificação do problema, desenvolvimento do protótipo e avaliação qualitativa</w:t>
-      </w:r>
-      <w:r>
-        <w:t xml:space="preserve">, incorporando a abordagem </w:t>
-      </w:r>
-      <w:r>
-        <w:rPr>
-          <w:b/>
-          <w:bCs/>
-        </w:rPr>
-        <w:t>"</w:t>
-      </w:r>
-      <w:proofErr w:type="spellStart"/>
-      <w:r>
-        <w:rPr>
-          <w:b/>
-          <w:bCs/>
-        </w:rPr>
-        <w:t>human</w:t>
-      </w:r>
-      <w:proofErr w:type="spellEnd"/>
-      <w:r>
-        <w:rPr>
-          <w:b/>
-          <w:bCs/>
-        </w:rPr>
-        <w:t>-in-the-loop"</w:t>
-      </w:r>
-      <w:r>
-        <w:t xml:space="preserve"> para garantir que as saídas da IA sejam validadas por moderadores humanos, assegurando a integridade e a precisão das informações fornecidas à população.</w:t>
-      </w:r>
-    </w:p>
-    <w:p>
-      <w:pPr>
-        <w:pStyle w:val="SBCparagraph"/>
-      </w:pPr>
-      <w:r>
-        <w:t xml:space="preserve">A </w:t>
-      </w:r>
-      <w:r>
-        <w:rPr>
-          <w:b/>
-          <w:bCs/>
-        </w:rPr>
-        <w:t>análise dos resultados</w:t>
-      </w:r>
-      <w:r>
-        <w:t xml:space="preserve"> buscará ampliar o entendimento sobre os efeitos da implementação de uma </w:t>
-      </w:r>
-      <w:r>
-        <w:rPr>
-          <w:b/>
-          <w:bCs/>
-        </w:rPr>
-        <w:t>IA assistiva</w:t>
-      </w:r>
-      <w:r>
-        <w:t xml:space="preserve"> no engajamento populacional, avaliando aspectos relacionados ao desempenho do artefato na </w:t>
-      </w:r>
-      <w:r>
-        <w:rPr>
-          <w:b/>
-          <w:bCs/>
-        </w:rPr>
-        <w:t>automação e qualificação do feedback governamental</w:t>
-      </w:r>
-      <w:r>
-        <w:t xml:space="preserve">. Esta avaliação visa contribuir para discussões práticas sobre o impacto de ferramentas tecnológicas na redução da "lacuna de responsividade" e na superação do padrão insuficiente de resposta da administração pública em cenários reais de e-participação. A </w:t>
-      </w:r>
-      <w:r>
-        <w:rPr>
-          <w:b/>
-          <w:bCs/>
-        </w:rPr>
-        <w:t>conjectura proposta</w:t>
-      </w:r>
-      <w:r>
-        <w:t xml:space="preserve"> sugere que a utilização de um assistente inteligente para identificar e processar demandas cidadãs tem o potencial de incentivar a participação humana e mitigar o sentimento de ineficácia política, oferecendo uma base estruturada para a futura validação desta inovação democrática</w:t>
-      </w:r>
-    </w:p>
-    <w:p>
-      <w:pPr>
-        <w:pStyle w:val="SBCtitle1"/>
-      </w:pPr>
-      <w:r>
-        <w:t>Revisão Bibliográfica</w:t>
-      </w:r>
-    </w:p>
-    <w:p>
-      <w:pPr>
-        <w:pStyle w:val="SBCparagraph"/>
-      </w:pPr>
-    </w:p>
-    <w:p>
-      <w:pPr>
-        <w:pStyle w:val="SBCparagraph"/>
-      </w:pPr>
-    </w:p>
-    <w:p>
-      <w:pPr>
-        <w:pStyle w:val="SBCparagraph"/>
-      </w:pPr>
-    </w:p>
-    <w:p>
-      <w:pPr>
-        <w:pStyle w:val="SBCtitle1"/>
-      </w:pPr>
-      <w:r>
-        <w:lastRenderedPageBreak/>
-        <w:t xml:space="preserve">Figures and </w:t>
-      </w:r>
-      <w:proofErr w:type="spellStart"/>
-      <w:r>
-        <w:t>Captions</w:t>
-      </w:r>
-      <w:proofErr w:type="spellEnd"/>
-    </w:p>
-    <w:p>
-      <w:pPr>
-        <w:pStyle w:val="SBCparagraphfirst"/>
-        <w:rPr>
-          <w:lang w:val="en-US"/>
-        </w:rPr>
-      </w:pPr>
-      <w:r>
-        <w:rPr>
-          <w:lang w:val="en-US"/>
-        </w:rPr>
-        <w:t xml:space="preserve">Figure and table captions should be centered if less than one line (Figure 1), otherwise justified and </w:t>
-      </w:r>
-      <w:proofErr w:type="gramStart"/>
-      <w:r>
-        <w:rPr>
-          <w:lang w:val="en-US"/>
-        </w:rPr>
-        <w:t>indented</w:t>
-      </w:r>
-      <w:proofErr w:type="gramEnd"/>
-      <w:r>
-        <w:rPr>
-          <w:lang w:val="en-US"/>
-        </w:rPr>
-        <w:t xml:space="preserve"> by 0.8cm on both margins, as shown in Figure 2. The caption font must be Helvetica, </w:t>
-      </w:r>
-      <w:proofErr w:type="gramStart"/>
-      <w:r>
-        <w:rPr>
-          <w:lang w:val="en-US"/>
-        </w:rPr>
-        <w:t>10 point</w:t>
-      </w:r>
-      <w:proofErr w:type="gramEnd"/>
-      <w:r>
-        <w:rPr>
-          <w:lang w:val="en-US"/>
-        </w:rPr>
-        <w:t>, boldface, with 6 points of space before and after each caption.</w:t>
-      </w:r>
-    </w:p>
-    <w:p>
-      <w:pPr>
-        <w:pStyle w:val="SBCfigure"/>
-      </w:pPr>
-      <w:r>
-        <w:rPr>
-          <w:noProof/>
-        </w:rPr>
-        <w:drawing>
-          <wp:inline distT="0" distB="0" distL="0" distR="0" wp14:anchorId="56325DB1" wp14:editId="6541459C">
-            <wp:extent cx="3099600" cy="2833920"/>
-            <wp:effectExtent l="0" t="0" r="5550" b="4530"/>
-            <wp:docPr id="600393999" name="Graphic1"/>
-            <wp:cNvGraphicFramePr/>
-            <a:graphic xmlns:a="http://schemas.openxmlformats.org/drawingml/2006/main">
-              <a:graphicData uri="http://schemas.openxmlformats.org/drawingml/2006/picture">
-                <pic:pic xmlns:pic="http://schemas.openxmlformats.org/drawingml/2006/picture">
-                  <pic:nvPicPr>
-                    <pic:cNvPr id="0" name=""/>
-                    <pic:cNvPicPr/>
-                  </pic:nvPicPr>
-                  <pic:blipFill>
-                    <a:blip r:embed="rId7">
-                      <a:lum/>
-                      <a:alphaModFix/>
-                    </a:blip>
-                    <a:srcRect/>
-                    <a:stretch>
-                      <a:fillRect/>
-                    </a:stretch>
-                  </pic:blipFill>
-                  <pic:spPr>
-                    <a:xfrm>
-                      <a:off x="0" y="0"/>
-                      <a:ext cx="3099600" cy="2833920"/>
-                    </a:xfrm>
-                    <a:prstGeom prst="rect">
-                      <a:avLst/>
-                    </a:prstGeom>
-                  </pic:spPr>
-                </pic:pic>
-              </a:graphicData>
-            </a:graphic>
-          </wp:inline>
-        </w:drawing>
-      </w:r>
-    </w:p>
-    <w:p>
-      <w:pPr>
-        <w:pStyle w:val="SBCcaption"/>
-      </w:pPr>
-      <w:r>
-        <w:t xml:space="preserve">Figure 1. A </w:t>
-      </w:r>
-      <w:proofErr w:type="spellStart"/>
-      <w:r>
-        <w:t>typical</w:t>
-      </w:r>
-      <w:proofErr w:type="spellEnd"/>
-      <w:r>
-        <w:t xml:space="preserve"> figure</w:t>
-      </w:r>
-    </w:p>
-    <w:p>
-      <w:pPr>
-        <w:pStyle w:val="SBCfigure"/>
-      </w:pPr>
-      <w:r>
-        <w:rPr>
-          <w:noProof/>
-        </w:rPr>
-        <w:drawing>
-          <wp:inline distT="0" distB="0" distL="0" distR="0" wp14:anchorId="14186A9C" wp14:editId="07BE9C98">
-            <wp:extent cx="2474640" cy="2783160"/>
-            <wp:effectExtent l="0" t="0" r="1860" b="0"/>
-            <wp:docPr id="1585321980" name="Graphic2"/>
-            <wp:cNvGraphicFramePr/>
-            <a:graphic xmlns:a="http://schemas.openxmlformats.org/drawingml/2006/main">
-              <a:graphicData uri="http://schemas.openxmlformats.org/drawingml/2006/picture">
-                <pic:pic xmlns:pic="http://schemas.openxmlformats.org/drawingml/2006/picture">
-                  <pic:nvPicPr>
-                    <pic:cNvPr id="0" name=""/>
-                    <pic:cNvPicPr/>
-                  </pic:nvPicPr>
-                  <pic:blipFill>
-                    <a:blip r:embed="rId8">
-                      <a:lum/>
-                      <a:alphaModFix/>
-                    </a:blip>
-                    <a:srcRect/>
-                    <a:stretch>
-                      <a:fillRect/>
-                    </a:stretch>
-                  </pic:blipFill>
-                  <pic:spPr>
-                    <a:xfrm>
-                      <a:off x="0" y="0"/>
-                      <a:ext cx="2474640" cy="2783160"/>
-                    </a:xfrm>
-                    <a:prstGeom prst="rect">
-                      <a:avLst/>
-                    </a:prstGeom>
-                  </pic:spPr>
-                </pic:pic>
-              </a:graphicData>
-            </a:graphic>
-          </wp:inline>
-        </w:drawing>
-      </w:r>
-    </w:p>
-    <w:p>
-      <w:pPr>
-        <w:pStyle w:val="SBCcaption2lines"/>
-        <w:rPr>
-          <w:lang w:val="en-US"/>
-        </w:rPr>
-      </w:pPr>
-      <w:r>
-        <w:rPr>
-          <w:lang w:val="en-US"/>
-        </w:rPr>
-        <w:t>Figure 2. This figure is an example of a figure caption taking more than one line and justified considering margins mentioned in Section 5.</w:t>
-      </w:r>
-    </w:p>
-    <w:p>
-      <w:pPr>
-        <w:pStyle w:val="SBCparagraph"/>
-        <w:rPr>
-          <w:lang w:val="en-US"/>
-        </w:rPr>
-      </w:pPr>
-      <w:r>
-        <w:rPr>
-          <w:lang w:val="en-US"/>
-        </w:rPr>
-        <w:t xml:space="preserve">In tables, try to avoid the use of colored or shaded backgrounds, and avoid thick, doubled, or unnecessary framing lines. When reporting empirical data, </w:t>
-      </w:r>
-      <w:proofErr w:type="gramStart"/>
-      <w:r>
-        <w:rPr>
-          <w:lang w:val="en-US"/>
-        </w:rPr>
-        <w:t>do</w:t>
-      </w:r>
-      <w:proofErr w:type="gramEnd"/>
-      <w:r>
-        <w:rPr>
-          <w:lang w:val="en-US"/>
-        </w:rPr>
-        <w:t xml:space="preserve"> not use more decimal digits than warranted by their precision and reproducibility. Table </w:t>
-      </w:r>
-      <w:proofErr w:type="gramStart"/>
-      <w:r>
-        <w:rPr>
-          <w:lang w:val="en-US"/>
-        </w:rPr>
-        <w:t>caption</w:t>
-      </w:r>
-      <w:proofErr w:type="gramEnd"/>
-      <w:r>
-        <w:rPr>
-          <w:lang w:val="en-US"/>
-        </w:rPr>
-        <w:t xml:space="preserve"> must be placed before the table (see Table 1) and the font used must also be Helvetica, </w:t>
-      </w:r>
-      <w:proofErr w:type="gramStart"/>
-      <w:r>
-        <w:rPr>
-          <w:lang w:val="en-US"/>
-        </w:rPr>
-        <w:t>10 point</w:t>
-      </w:r>
-      <w:proofErr w:type="gramEnd"/>
-      <w:r>
-        <w:rPr>
-          <w:lang w:val="en-US"/>
-        </w:rPr>
-        <w:t>, boldface, with 6 points of space before and after each caption.</w:t>
-      </w:r>
-    </w:p>
-    <w:p>
-      <w:pPr>
-        <w:pStyle w:val="SBCcaption"/>
-        <w:rPr>
-          <w:lang w:val="en-US"/>
-        </w:rPr>
-      </w:pPr>
-      <w:r>
-        <w:rPr>
-          <w:lang w:val="en-US"/>
-        </w:rPr>
-        <w:lastRenderedPageBreak/>
-        <w:t>Table 1. Variables to be considered on the evaluation of interaction techniques</w:t>
-      </w:r>
-    </w:p>
-    <w:p>
-      <w:pPr>
-        <w:pStyle w:val="SBCfigure"/>
-      </w:pPr>
-      <w:r>
-        <w:rPr>
-          <w:rFonts w:eastAsia="Times" w:cs="Times"/>
-          <w:noProof/>
-        </w:rPr>
-        <w:drawing>
-          <wp:inline distT="0" distB="0" distL="0" distR="0" wp14:anchorId="368A365B" wp14:editId="6F54114E">
-            <wp:extent cx="3948480" cy="2311560"/>
-            <wp:effectExtent l="0" t="0" r="0" b="0"/>
-            <wp:docPr id="960230607" name="Graphic3"/>
-            <wp:cNvGraphicFramePr/>
-            <a:graphic xmlns:a="http://schemas.openxmlformats.org/drawingml/2006/main">
-              <a:graphicData uri="http://schemas.openxmlformats.org/drawingml/2006/picture">
-                <pic:pic xmlns:pic="http://schemas.openxmlformats.org/drawingml/2006/picture">
-                  <pic:nvPicPr>
-                    <pic:cNvPr id="0" name=""/>
-                    <pic:cNvPicPr/>
-                  </pic:nvPicPr>
-                  <pic:blipFill>
-                    <a:blip r:embed="rId9">
-                      <a:lum/>
-                      <a:alphaModFix/>
-                    </a:blip>
-                    <a:srcRect l="1784" t="2239" r="1114" b="1113"/>
-                    <a:stretch>
-                      <a:fillRect/>
-                    </a:stretch>
-                  </pic:blipFill>
-                  <pic:spPr>
-                    <a:xfrm>
-                      <a:off x="0" y="0"/>
-                      <a:ext cx="3948480" cy="2311560"/>
-                    </a:xfrm>
-                    <a:prstGeom prst="rect">
-                      <a:avLst/>
-                    </a:prstGeom>
-                  </pic:spPr>
-                </pic:pic>
-              </a:graphicData>
-            </a:graphic>
-          </wp:inline>
-        </w:drawing>
-      </w:r>
-    </w:p>
-    <w:p>
-      <w:pPr>
-        <w:pStyle w:val="SBCtitle1"/>
-      </w:pPr>
-      <w:r>
-        <w:t>Images</w:t>
-      </w:r>
-    </w:p>
-    <w:p>
-      <w:pPr>
-        <w:pStyle w:val="SBCparagraphfirst"/>
-        <w:rPr>
-          <w:lang w:val="en-US"/>
-        </w:rPr>
-      </w:pPr>
-      <w:r>
-        <w:rPr>
-          <w:lang w:val="en-US"/>
-        </w:rPr>
-        <w:t>All images and illustrations should be in black-and-white, or gray tones, excepting for the papers that will be electronically available (on CD-ROMs, internet, etc.). The image resolution on paper should be about 600 dpi for black-and-white images, and 150-300 dpi for grayscale images.  Do not include images with excessive resolution, as they may take hours to print, without any visible difference in the result.</w:t>
-      </w:r>
-    </w:p>
-    <w:p>
-      <w:pPr>
-        <w:pStyle w:val="SBCtitle1"/>
-      </w:pPr>
-      <w:proofErr w:type="spellStart"/>
-      <w:r>
-        <w:t>References</w:t>
-      </w:r>
-      <w:proofErr w:type="spellEnd"/>
-    </w:p>
-    <w:p>
-      <w:pPr>
-        <w:pStyle w:val="SBCparagraphfirst"/>
-        <w:rPr>
-          <w:lang w:val="en-US"/>
-        </w:rPr>
-      </w:pPr>
-      <w:r>
-        <w:rPr>
-          <w:lang w:val="en-US"/>
-        </w:rPr>
-        <w:t>Bibliographic references must be unambiguous and uniform.  We recommend giving the author names references in brackets, e.g. [Knuth 1984], [</w:t>
-      </w:r>
-      <w:proofErr w:type="spellStart"/>
-      <w:r>
-        <w:rPr>
-          <w:lang w:val="en-US"/>
-        </w:rPr>
-        <w:t>Boulic</w:t>
-      </w:r>
-      <w:proofErr w:type="spellEnd"/>
-      <w:r>
-        <w:rPr>
-          <w:lang w:val="en-US"/>
-        </w:rPr>
-        <w:t xml:space="preserve"> and Renault 1991]; or dates in parentheses, e.g. Knuth (1984), Smith and Jones (1999).</w:t>
-      </w:r>
-    </w:p>
-    <w:p>
-      <w:pPr>
-        <w:pStyle w:val="SBCparagraph"/>
-        <w:rPr>
-          <w:lang w:val="en-US"/>
-        </w:rPr>
-      </w:pPr>
-      <w:r>
-        <w:rPr>
-          <w:lang w:val="en-US"/>
-        </w:rPr>
-        <w:t xml:space="preserve">The references must be listed using </w:t>
-      </w:r>
-      <w:proofErr w:type="gramStart"/>
-      <w:r>
-        <w:rPr>
-          <w:lang w:val="en-US"/>
-        </w:rPr>
-        <w:t>12 point</w:t>
-      </w:r>
-      <w:proofErr w:type="gramEnd"/>
-      <w:r>
-        <w:rPr>
-          <w:lang w:val="en-US"/>
-        </w:rPr>
-        <w:t xml:space="preserve"> font size, with 6 points of space before each reference. The first line of each reference should not be </w:t>
-      </w:r>
-      <w:proofErr w:type="gramStart"/>
-      <w:r>
-        <w:rPr>
-          <w:lang w:val="en-US"/>
-        </w:rPr>
-        <w:t>indented</w:t>
-      </w:r>
-      <w:proofErr w:type="gramEnd"/>
-      <w:r>
-        <w:rPr>
-          <w:lang w:val="en-US"/>
-        </w:rPr>
-        <w:t xml:space="preserve">, while the subsequent should be </w:t>
-      </w:r>
-      <w:proofErr w:type="gramStart"/>
-      <w:r>
-        <w:rPr>
-          <w:lang w:val="en-US"/>
-        </w:rPr>
-        <w:t>indented</w:t>
-      </w:r>
-      <w:proofErr w:type="gramEnd"/>
-      <w:r>
-        <w:rPr>
-          <w:lang w:val="en-US"/>
-        </w:rPr>
-        <w:t xml:space="preserve"> by 0.5cm.</w:t>
-      </w:r>
-    </w:p>
-    <w:p>
-      <w:pPr>
-        <w:pStyle w:val="SBCreferences"/>
-        <w:rPr>
-          <w:lang w:val="en-US"/>
-        </w:rPr>
-      </w:pPr>
-      <w:r>
-        <w:rPr>
-          <w:lang w:val="en-US"/>
-        </w:rPr>
-        <w:t>References</w:t>
+        <w:t xml:space="preserve">REED, Chris. </w:t>
+      </w:r>
+      <w:proofErr w:type="spellStart"/>
+      <w:r>
+        <w:rPr>
+          <w:rFonts w:ascii="Times New Roman" w:eastAsia="Times New Roman" w:hAnsi="Times New Roman" w:cs="Times New Roman"/>
+          <w:i/>
+          <w:iCs/>
+          <w:kern w:val="0"/>
+        </w:rPr>
+        <w:t>Argumentation</w:t>
+      </w:r>
+      <w:proofErr w:type="spellEnd"/>
+      <w:r>
+        <w:rPr>
+          <w:rFonts w:ascii="Times New Roman" w:eastAsia="Times New Roman" w:hAnsi="Times New Roman" w:cs="Times New Roman"/>
+          <w:i/>
+          <w:iCs/>
+          <w:kern w:val="0"/>
+        </w:rPr>
+        <w:t xml:space="preserve"> </w:t>
+      </w:r>
+      <w:proofErr w:type="spellStart"/>
+      <w:r>
+        <w:rPr>
+          <w:rFonts w:ascii="Times New Roman" w:eastAsia="Times New Roman" w:hAnsi="Times New Roman" w:cs="Times New Roman"/>
+          <w:i/>
+          <w:iCs/>
+          <w:kern w:val="0"/>
+        </w:rPr>
+        <w:t>and</w:t>
+      </w:r>
+      <w:proofErr w:type="spellEnd"/>
+      <w:r>
+        <w:rPr>
+          <w:rFonts w:ascii="Times New Roman" w:eastAsia="Times New Roman" w:hAnsi="Times New Roman" w:cs="Times New Roman"/>
+          <w:i/>
+          <w:iCs/>
+          <w:kern w:val="0"/>
+        </w:rPr>
+        <w:t xml:space="preserve"> </w:t>
+      </w:r>
+      <w:proofErr w:type="spellStart"/>
+      <w:r>
+        <w:rPr>
+          <w:rFonts w:ascii="Times New Roman" w:eastAsia="Times New Roman" w:hAnsi="Times New Roman" w:cs="Times New Roman"/>
+          <w:i/>
+          <w:iCs/>
+          <w:kern w:val="0"/>
+        </w:rPr>
+        <w:t>computing</w:t>
+      </w:r>
+      <w:proofErr w:type="spellEnd"/>
+      <w:r>
+        <w:rPr>
+          <w:rFonts w:ascii="Times New Roman" w:eastAsia="Times New Roman" w:hAnsi="Times New Roman" w:cs="Times New Roman"/>
+          <w:kern w:val="0"/>
+        </w:rPr>
+        <w:t xml:space="preserve">. </w:t>
+      </w:r>
+      <w:proofErr w:type="spellStart"/>
+      <w:r>
+        <w:rPr>
+          <w:rFonts w:ascii="Times New Roman" w:eastAsia="Times New Roman" w:hAnsi="Times New Roman" w:cs="Times New Roman"/>
+          <w:kern w:val="0"/>
+        </w:rPr>
+        <w:t>Cham</w:t>
+      </w:r>
+      <w:proofErr w:type="spellEnd"/>
+      <w:r>
+        <w:rPr>
+          <w:rFonts w:ascii="Times New Roman" w:eastAsia="Times New Roman" w:hAnsi="Times New Roman" w:cs="Times New Roman"/>
+          <w:kern w:val="0"/>
+        </w:rPr>
+        <w:t>: Springer, 2017.</w:t>
+      </w:r>
+    </w:p>
+    <w:p>
+      <w:pPr>
+        <w:widowControl/>
+        <w:suppressAutoHyphens w:val="0"/>
+        <w:autoSpaceDN/>
+        <w:spacing w:before="100" w:beforeAutospacing="1" w:after="100" w:afterAutospacing="1"/>
+        <w:textAlignment w:val="auto"/>
+        <w:rPr>
+          <w:rFonts w:ascii="Times New Roman" w:eastAsia="Times New Roman" w:hAnsi="Times New Roman" w:cs="Times New Roman"/>
+          <w:kern w:val="0"/>
+        </w:rPr>
+      </w:pPr>
+      <w:r>
+        <w:rPr>
+          <w:rFonts w:ascii="Times New Roman" w:eastAsia="Times New Roman" w:hAnsi="Times New Roman" w:cs="Times New Roman"/>
+          <w:kern w:val="0"/>
+        </w:rPr>
+        <w:t xml:space="preserve">VASWANI, </w:t>
+      </w:r>
+      <w:proofErr w:type="spellStart"/>
+      <w:r>
+        <w:rPr>
+          <w:rFonts w:ascii="Times New Roman" w:eastAsia="Times New Roman" w:hAnsi="Times New Roman" w:cs="Times New Roman"/>
+          <w:kern w:val="0"/>
+        </w:rPr>
+        <w:t>Ashish</w:t>
+      </w:r>
+      <w:proofErr w:type="spellEnd"/>
+      <w:r>
+        <w:rPr>
+          <w:rFonts w:ascii="Times New Roman" w:eastAsia="Times New Roman" w:hAnsi="Times New Roman" w:cs="Times New Roman"/>
+          <w:kern w:val="0"/>
+        </w:rPr>
+        <w:t xml:space="preserve"> et al. </w:t>
+      </w:r>
+      <w:proofErr w:type="spellStart"/>
+      <w:r>
+        <w:rPr>
+          <w:rFonts w:ascii="Times New Roman" w:eastAsia="Times New Roman" w:hAnsi="Times New Roman" w:cs="Times New Roman"/>
+          <w:kern w:val="0"/>
+        </w:rPr>
+        <w:t>Attention</w:t>
+      </w:r>
+      <w:proofErr w:type="spellEnd"/>
+      <w:r>
+        <w:rPr>
+          <w:rFonts w:ascii="Times New Roman" w:eastAsia="Times New Roman" w:hAnsi="Times New Roman" w:cs="Times New Roman"/>
+          <w:kern w:val="0"/>
+        </w:rPr>
+        <w:t xml:space="preserve"> </w:t>
+      </w:r>
+      <w:proofErr w:type="spellStart"/>
+      <w:r>
+        <w:rPr>
+          <w:rFonts w:ascii="Times New Roman" w:eastAsia="Times New Roman" w:hAnsi="Times New Roman" w:cs="Times New Roman"/>
+          <w:kern w:val="0"/>
+        </w:rPr>
+        <w:t>is</w:t>
+      </w:r>
+      <w:proofErr w:type="spellEnd"/>
+      <w:r>
+        <w:rPr>
+          <w:rFonts w:ascii="Times New Roman" w:eastAsia="Times New Roman" w:hAnsi="Times New Roman" w:cs="Times New Roman"/>
+          <w:kern w:val="0"/>
+        </w:rPr>
+        <w:t xml:space="preserve"> </w:t>
+      </w:r>
+      <w:proofErr w:type="spellStart"/>
+      <w:r>
+        <w:rPr>
+          <w:rFonts w:ascii="Times New Roman" w:eastAsia="Times New Roman" w:hAnsi="Times New Roman" w:cs="Times New Roman"/>
+          <w:kern w:val="0"/>
+        </w:rPr>
+        <w:t>all</w:t>
+      </w:r>
+      <w:proofErr w:type="spellEnd"/>
+      <w:r>
+        <w:rPr>
+          <w:rFonts w:ascii="Times New Roman" w:eastAsia="Times New Roman" w:hAnsi="Times New Roman" w:cs="Times New Roman"/>
+          <w:kern w:val="0"/>
+        </w:rPr>
+        <w:t xml:space="preserve"> </w:t>
+      </w:r>
+      <w:proofErr w:type="spellStart"/>
+      <w:r>
+        <w:rPr>
+          <w:rFonts w:ascii="Times New Roman" w:eastAsia="Times New Roman" w:hAnsi="Times New Roman" w:cs="Times New Roman"/>
+          <w:kern w:val="0"/>
+        </w:rPr>
+        <w:t>you</w:t>
+      </w:r>
+      <w:proofErr w:type="spellEnd"/>
+      <w:r>
+        <w:rPr>
+          <w:rFonts w:ascii="Times New Roman" w:eastAsia="Times New Roman" w:hAnsi="Times New Roman" w:cs="Times New Roman"/>
+          <w:kern w:val="0"/>
+        </w:rPr>
+        <w:t xml:space="preserve"> </w:t>
+      </w:r>
+      <w:proofErr w:type="spellStart"/>
+      <w:r>
+        <w:rPr>
+          <w:rFonts w:ascii="Times New Roman" w:eastAsia="Times New Roman" w:hAnsi="Times New Roman" w:cs="Times New Roman"/>
+          <w:kern w:val="0"/>
+        </w:rPr>
+        <w:t>need</w:t>
+      </w:r>
+      <w:proofErr w:type="spellEnd"/>
+      <w:r>
+        <w:rPr>
+          <w:rFonts w:ascii="Times New Roman" w:eastAsia="Times New Roman" w:hAnsi="Times New Roman" w:cs="Times New Roman"/>
+          <w:kern w:val="0"/>
+        </w:rPr>
+        <w:t xml:space="preserve">. In: </w:t>
+      </w:r>
+      <w:proofErr w:type="spellStart"/>
+      <w:r>
+        <w:rPr>
+          <w:rFonts w:ascii="Times New Roman" w:eastAsia="Times New Roman" w:hAnsi="Times New Roman" w:cs="Times New Roman"/>
+          <w:i/>
+          <w:iCs/>
+          <w:kern w:val="0"/>
+        </w:rPr>
+        <w:t>Advances</w:t>
+      </w:r>
+      <w:proofErr w:type="spellEnd"/>
+      <w:r>
+        <w:rPr>
+          <w:rFonts w:ascii="Times New Roman" w:eastAsia="Times New Roman" w:hAnsi="Times New Roman" w:cs="Times New Roman"/>
+          <w:i/>
+          <w:iCs/>
+          <w:kern w:val="0"/>
+        </w:rPr>
+        <w:t xml:space="preserve"> in Neural Information </w:t>
+      </w:r>
+      <w:proofErr w:type="spellStart"/>
+      <w:r>
+        <w:rPr>
+          <w:rFonts w:ascii="Times New Roman" w:eastAsia="Times New Roman" w:hAnsi="Times New Roman" w:cs="Times New Roman"/>
+          <w:i/>
+          <w:iCs/>
+          <w:kern w:val="0"/>
+        </w:rPr>
+        <w:t>Processing</w:t>
+      </w:r>
+      <w:proofErr w:type="spellEnd"/>
+      <w:r>
+        <w:rPr>
+          <w:rFonts w:ascii="Times New Roman" w:eastAsia="Times New Roman" w:hAnsi="Times New Roman" w:cs="Times New Roman"/>
+          <w:i/>
+          <w:iCs/>
+          <w:kern w:val="0"/>
+        </w:rPr>
+        <w:t xml:space="preserve"> Systems (</w:t>
+      </w:r>
+      <w:proofErr w:type="spellStart"/>
+      <w:r>
+        <w:rPr>
+          <w:rFonts w:ascii="Times New Roman" w:eastAsia="Times New Roman" w:hAnsi="Times New Roman" w:cs="Times New Roman"/>
+          <w:i/>
+          <w:iCs/>
+          <w:kern w:val="0"/>
+        </w:rPr>
+        <w:t>NeurIPS</w:t>
+      </w:r>
+      <w:proofErr w:type="spellEnd"/>
+      <w:r>
+        <w:rPr>
+          <w:rFonts w:ascii="Times New Roman" w:eastAsia="Times New Roman" w:hAnsi="Times New Roman" w:cs="Times New Roman"/>
+          <w:i/>
+          <w:iCs/>
+          <w:kern w:val="0"/>
+        </w:rPr>
+        <w:t>)</w:t>
+      </w:r>
+      <w:r>
+        <w:rPr>
+          <w:rFonts w:ascii="Times New Roman" w:eastAsia="Times New Roman" w:hAnsi="Times New Roman" w:cs="Times New Roman"/>
+          <w:kern w:val="0"/>
+        </w:rPr>
+        <w:t xml:space="preserve">. </w:t>
+      </w:r>
+      <w:proofErr w:type="spellStart"/>
+      <w:r>
+        <w:rPr>
+          <w:rFonts w:ascii="Times New Roman" w:eastAsia="Times New Roman" w:hAnsi="Times New Roman" w:cs="Times New Roman"/>
+          <w:kern w:val="0"/>
+        </w:rPr>
+        <w:t>Red</w:t>
+      </w:r>
+      <w:proofErr w:type="spellEnd"/>
+      <w:r>
+        <w:rPr>
+          <w:rFonts w:ascii="Times New Roman" w:eastAsia="Times New Roman" w:hAnsi="Times New Roman" w:cs="Times New Roman"/>
+          <w:kern w:val="0"/>
+        </w:rPr>
+        <w:t xml:space="preserve"> </w:t>
+      </w:r>
+      <w:proofErr w:type="spellStart"/>
+      <w:r>
+        <w:rPr>
+          <w:rFonts w:ascii="Times New Roman" w:eastAsia="Times New Roman" w:hAnsi="Times New Roman" w:cs="Times New Roman"/>
+          <w:kern w:val="0"/>
+        </w:rPr>
+        <w:t>Hook</w:t>
+      </w:r>
+      <w:proofErr w:type="spellEnd"/>
+      <w:r>
+        <w:rPr>
+          <w:rFonts w:ascii="Times New Roman" w:eastAsia="Times New Roman" w:hAnsi="Times New Roman" w:cs="Times New Roman"/>
+          <w:kern w:val="0"/>
+        </w:rPr>
+        <w:t xml:space="preserve">: </w:t>
+      </w:r>
+      <w:proofErr w:type="spellStart"/>
+      <w:r>
+        <w:rPr>
+          <w:rFonts w:ascii="Times New Roman" w:eastAsia="Times New Roman" w:hAnsi="Times New Roman" w:cs="Times New Roman"/>
+          <w:kern w:val="0"/>
+        </w:rPr>
+        <w:t>Curran</w:t>
+      </w:r>
+      <w:proofErr w:type="spellEnd"/>
+      <w:r>
+        <w:rPr>
+          <w:rFonts w:ascii="Times New Roman" w:eastAsia="Times New Roman" w:hAnsi="Times New Roman" w:cs="Times New Roman"/>
+          <w:kern w:val="0"/>
+        </w:rPr>
+        <w:t xml:space="preserve"> Associates, 2017. v. 30.</w:t>
       </w:r>
     </w:p>
     <w:p>
       <w:pPr>
         <w:pStyle w:val="SBCreference"/>
-        <w:rPr>
-          <w:lang w:val="en-US"/>
-        </w:rPr>
-      </w:pPr>
-      <w:proofErr w:type="spellStart"/>
-      <w:r>
-        <w:rPr>
-          <w:lang w:val="en-US"/>
-        </w:rPr>
-        <w:t>Boulic</w:t>
-      </w:r>
-      <w:proofErr w:type="spellEnd"/>
-      <w:r>
-        <w:rPr>
-          <w:lang w:val="en-US"/>
-        </w:rPr>
-        <w:t>, R. and Renault, O. (1991) “3D Hierarchies for Animation”, In: New Trends in Animation and Visualization, Edited by Nadia Magnenat-Thalmann and Daniel Thalmann, John Wiley &amp; Sons ltd., England.</w:t>
-      </w:r>
-    </w:p>
-    <w:p>
-      <w:pPr>
-        <w:pStyle w:val="SBCreference"/>
-        <w:rPr>
-          <w:lang w:val="en-US"/>
-        </w:rPr>
-      </w:pPr>
-      <w:r>
-        <w:rPr>
-          <w:lang w:val="en-US"/>
-        </w:rPr>
-        <w:t>Dyer, S., Martin, J. and Zulauf, J. (1995) “Motion Capture White Paper”, http://reality.sgi.com/employees/jam_sb/mocap/MoCapWP_v2.0.html, December.</w:t>
-      </w:r>
-    </w:p>
-    <w:p>
-      <w:pPr>
-        <w:pStyle w:val="SBCreference"/>
-        <w:rPr>
-          <w:lang w:val="en-US"/>
-        </w:rPr>
-      </w:pPr>
-      <w:r>
-        <w:rPr>
-          <w:lang w:val="en-US"/>
-        </w:rPr>
-        <w:t>Holton, M. and Alexander, S. (1995) “Soft Cellular Modeling: A Technique for the Simulation of Non-rigid Materials”, Computer Graphics: Developments in Virtual Environments, R. A. Earnshaw and J. A. Vince, England, Academic Press Ltd., p. 449-460.</w:t>
-      </w:r>
-    </w:p>
-    <w:p>
-      <w:pPr>
-        <w:pStyle w:val="SBCreference"/>
-        <w:rPr>
-          <w:lang w:val="en-US"/>
-        </w:rPr>
-      </w:pPr>
-      <w:r>
-        <w:rPr>
-          <w:lang w:val="en-US"/>
-        </w:rPr>
-        <w:t xml:space="preserve">Knuth, D. E. (1984), The </w:t>
-      </w:r>
-      <w:proofErr w:type="spellStart"/>
-      <w:r>
-        <w:rPr>
-          <w:lang w:val="en-US"/>
-        </w:rPr>
-        <w:t>TeXbook</w:t>
-      </w:r>
-      <w:proofErr w:type="spellEnd"/>
-      <w:r>
-        <w:rPr>
-          <w:lang w:val="en-US"/>
-        </w:rPr>
-        <w:t>, Addison Wesley, 15</w:t>
-      </w:r>
-      <w:r>
-        <w:rPr>
-          <w:vertAlign w:val="superscript"/>
-          <w:lang w:val="en-US"/>
-        </w:rPr>
-        <w:t>th</w:t>
-      </w:r>
-      <w:r>
-        <w:rPr>
-          <w:lang w:val="en-US"/>
-        </w:rPr>
-        <w:t xml:space="preserve"> edition.</w:t>
-      </w:r>
-    </w:p>
-    <w:p>
-      <w:pPr>
-        <w:pStyle w:val="SBCreference"/>
-      </w:pPr>
-      <w:r>
-        <w:rPr>
-          <w:lang w:val="en-US"/>
-        </w:rPr>
-        <w:t xml:space="preserve">Smith, A. and Jones, B. (1999). On the complexity of computing. In </w:t>
-      </w:r>
-      <w:r>
-        <w:rPr>
-          <w:i/>
-          <w:iCs/>
-          <w:lang w:val="en-US"/>
-        </w:rPr>
-        <w:t>Advances in Computer Science</w:t>
-      </w:r>
-      <w:r>
-        <w:rPr>
-          <w:lang w:val="en-US"/>
-        </w:rPr>
-        <w:t xml:space="preserve">, pages 555–566. </w:t>
-      </w:r>
-      <w:r>
-        <w:t>Publishing Press.</w:t>
-      </w:r>
+      </w:pPr>
     </w:p>
     <w:sectPr>
       <w:endnotePr>
@@ -982,7 +3821,7 @@
 </file>
 
 <file path=word/endnotes.xml><?xml version="1.0" encoding="utf-8"?>
-<w:endnotes xmlns:wpc="http://schemas.microsoft.com/office/word/2010/wordprocessingCanvas" xmlns:cx="http://schemas.microsoft.com/office/drawing/2014/chartex" xmlns:cx1="http://schemas.microsoft.com/office/drawing/2015/9/8/chartex" xmlns:cx2="http://schemas.microsoft.com/office/drawing/2015/10/21/chartex" xmlns:cx3="http://schemas.microsoft.com/office/drawing/2016/5/9/chartex" xmlns:cx4="http://schemas.microsoft.com/office/drawing/2016/5/10/chartex" xmlns:cx5="http://schemas.microsoft.com/office/drawing/2016/5/11/chartex" xmlns:cx6="http://schemas.microsoft.com/office/drawing/2016/5/12/chartex" xmlns:cx7="http://schemas.microsoft.com/office/drawing/2016/5/13/chartex" xmlns:cx8="http://schemas.microsoft.com/office/drawing/2016/5/14/chartex" xmlns:mc="http://schemas.openxmlformats.org/markup-compatibility/2006" xmlns:aink="http://schemas.microsoft.com/office/drawing/2016/ink" xmlns:am3d="http://schemas.microsoft.com/office/drawing/2017/model3d" xmlns:o="urn:schemas-microsoft-com:office:office" xmlns:oel="http://schemas.microsoft.com/office/2019/extlst" xmlns:r="http://schemas.openxmlformats.org/officeDocument/2006/relationships" xmlns:m="http://schemas.openxmlformats.org/officeDocument/2006/math" xmlns:v="urn:schemas-microsoft-com:vml" xmlns:wp14="http://schemas.microsoft.com/office/word/2010/wordprocessingDrawing" xmlns:wp="http://schemas.openxmlformats.org/drawingml/2006/wordprocessingDrawing" xmlns:w10="urn:schemas-microsoft-com:office:word" xmlns:w="http://schemas.openxmlformats.org/wordprocessingml/2006/main" xmlns:w14="http://schemas.microsoft.com/office/word/2010/wordml" xmlns:w15="http://schemas.microsoft.com/office/word/2012/wordml" xmlns:w16cex="http://schemas.microsoft.com/office/word/2018/wordml/cex" xmlns:w16cid="http://schemas.microsoft.com/office/word/2016/wordml/cid" xmlns:w16="http://schemas.microsoft.com/office/word/2018/wordml" xmlns:w16du="http://schemas.microsoft.com/office/word/2023/wordml/word16du" xmlns:w16sdtdh="http://schemas.microsoft.com/office/word/2020/wordml/sdtdatahash" xmlns:w16sdtfl="http://schemas.microsoft.com/office/word/2024/wordml/sdtformatlock" xmlns:w16se="http://schemas.microsoft.com/office/word/2015/wordml/symex" xmlns:wpg="http://schemas.microsoft.com/office/word/2010/wordprocessingGroup" xmlns:wpi="http://schemas.microsoft.com/office/word/2010/wordprocessingInk" xmlns:wne="http://schemas.microsoft.com/office/word/2006/wordml" xmlns:wps="http://schemas.microsoft.com/office/word/2010/wordprocessingShape" mc:Ignorable="w14 w15 w16se w16cid w16 w16cex w16sdtdh w16sdtfl w16du wp14">
+<w:endnotes xmlns:wpc="http://schemas.microsoft.com/office/word/2010/wordprocessingCanvas" xmlns:cx="http://schemas.microsoft.com/office/drawing/2014/chartex" xmlns:cx1="http://schemas.microsoft.com/office/drawing/2015/9/8/chartex" xmlns:cx2="http://schemas.microsoft.com/office/drawing/2015/10/21/chartex" xmlns:cx3="http://schemas.microsoft.com/office/drawing/2016/5/9/chartex" xmlns:cx4="http://schemas.microsoft.com/office/drawing/2016/5/10/chartex" xmlns:cx5="http://schemas.microsoft.com/office/drawing/2016/5/11/chartex" xmlns:cx6="http://schemas.microsoft.com/office/drawing/2016/5/12/chartex" xmlns:cx7="http://schemas.microsoft.com/office/drawing/2016/5/13/chartex" xmlns:cx8="http://schemas.microsoft.com/office/drawing/2016/5/14/chartex" xmlns:mc="http://schemas.openxmlformats.org/markup-compatibility/2006" xmlns:aink="http://schemas.microsoft.com/office/drawing/2016/ink" xmlns:am3d="http://schemas.microsoft.com/office/drawing/2017/model3d" xmlns:o="urn:schemas-microsoft-com:office:office" xmlns:r="http://schemas.openxmlformats.org/officeDocument/2006/relationships" xmlns:m="http://schemas.openxmlformats.org/officeDocument/2006/math" xmlns:v="urn:schemas-microsoft-com:vml" xmlns:wp14="http://schemas.microsoft.com/office/word/2010/wordprocessingDrawing" xmlns:wp="http://schemas.openxmlformats.org/drawingml/2006/wordprocessingDrawing" xmlns:w10="urn:schemas-microsoft-com:office:word" xmlns:w="http://schemas.openxmlformats.org/wordprocessingml/2006/main" xmlns:w14="http://schemas.microsoft.com/office/word/2010/wordml" xmlns:w15="http://schemas.microsoft.com/office/word/2012/wordml" xmlns:w16cid="http://schemas.microsoft.com/office/word/2016/wordml/cid" xmlns:w16se="http://schemas.microsoft.com/office/word/2015/wordml/symex" xmlns:wpg="http://schemas.microsoft.com/office/word/2010/wordprocessingGroup" xmlns:wpi="http://schemas.microsoft.com/office/word/2010/wordprocessingInk" xmlns:wne="http://schemas.microsoft.com/office/word/2006/wordml" xmlns:wps="http://schemas.microsoft.com/office/word/2010/wordprocessingShape" mc:Ignorable="w14 w15 w16se w16cid wp14">
   <w:endnote w:type="separator" w:id="-1">
     <w:p>
       <w:r>
@@ -1001,7 +3840,7 @@
 </file>
 
 <file path=word/footnotes.xml><?xml version="1.0" encoding="utf-8"?>
-<w:footnotes xmlns:wpc="http://schemas.microsoft.com/office/word/2010/wordprocessingCanvas" xmlns:cx="http://schemas.microsoft.com/office/drawing/2014/chartex" xmlns:cx1="http://schemas.microsoft.com/office/drawing/2015/9/8/chartex" xmlns:cx2="http://schemas.microsoft.com/office/drawing/2015/10/21/chartex" xmlns:cx3="http://schemas.microsoft.com/office/drawing/2016/5/9/chartex" xmlns:cx4="http://schemas.microsoft.com/office/drawing/2016/5/10/chartex" xmlns:cx5="http://schemas.microsoft.com/office/drawing/2016/5/11/chartex" xmlns:cx6="http://schemas.microsoft.com/office/drawing/2016/5/12/chartex" xmlns:cx7="http://schemas.microsoft.com/office/drawing/2016/5/13/chartex" xmlns:cx8="http://schemas.microsoft.com/office/drawing/2016/5/14/chartex" xmlns:mc="http://schemas.openxmlformats.org/markup-compatibility/2006" xmlns:aink="http://schemas.microsoft.com/office/drawing/2016/ink" xmlns:am3d="http://schemas.microsoft.com/office/drawing/2017/model3d" xmlns:o="urn:schemas-microsoft-com:office:office" xmlns:oel="http://schemas.microsoft.com/office/2019/extlst" xmlns:r="http://schemas.openxmlformats.org/officeDocument/2006/relationships" xmlns:m="http://schemas.openxmlformats.org/officeDocument/2006/math" xmlns:v="urn:schemas-microsoft-com:vml" xmlns:wp14="http://schemas.microsoft.com/office/word/2010/wordprocessingDrawing" xmlns:wp="http://schemas.openxmlformats.org/drawingml/2006/wordprocessingDrawing" xmlns:w10="urn:schemas-microsoft-com:office:word" xmlns:w="http://schemas.openxmlformats.org/wordprocessingml/2006/main" xmlns:w14="http://schemas.microsoft.com/office/word/2010/wordml" xmlns:w15="http://schemas.microsoft.com/office/word/2012/wordml" xmlns:w16cex="http://schemas.microsoft.com/office/word/2018/wordml/cex" xmlns:w16cid="http://schemas.microsoft.com/office/word/2016/wordml/cid" xmlns:w16="http://schemas.microsoft.com/office/word/2018/wordml" xmlns:w16du="http://schemas.microsoft.com/office/word/2023/wordml/word16du" xmlns:w16sdtdh="http://schemas.microsoft.com/office/word/2020/wordml/sdtdatahash" xmlns:w16sdtfl="http://schemas.microsoft.com/office/word/2024/wordml/sdtformatlock" xmlns:w16se="http://schemas.microsoft.com/office/word/2015/wordml/symex" xmlns:wpg="http://schemas.microsoft.com/office/word/2010/wordprocessingGroup" xmlns:wpi="http://schemas.microsoft.com/office/word/2010/wordprocessingInk" xmlns:wne="http://schemas.microsoft.com/office/word/2006/wordml" xmlns:wps="http://schemas.microsoft.com/office/word/2010/wordprocessingShape" mc:Ignorable="w14 w15 w16se w16cid w16 w16cex w16sdtdh w16sdtfl w16du wp14">
+<w:footnotes xmlns:wpc="http://schemas.microsoft.com/office/word/2010/wordprocessingCanvas" xmlns:cx="http://schemas.microsoft.com/office/drawing/2014/chartex" xmlns:cx1="http://schemas.microsoft.com/office/drawing/2015/9/8/chartex" xmlns:cx2="http://schemas.microsoft.com/office/drawing/2015/10/21/chartex" xmlns:cx3="http://schemas.microsoft.com/office/drawing/2016/5/9/chartex" xmlns:cx4="http://schemas.microsoft.com/office/drawing/2016/5/10/chartex" xmlns:cx5="http://schemas.microsoft.com/office/drawing/2016/5/11/chartex" xmlns:cx6="http://schemas.microsoft.com/office/drawing/2016/5/12/chartex" xmlns:cx7="http://schemas.microsoft.com/office/drawing/2016/5/13/chartex" xmlns:cx8="http://schemas.microsoft.com/office/drawing/2016/5/14/chartex" xmlns:mc="http://schemas.openxmlformats.org/markup-compatibility/2006" xmlns:aink="http://schemas.microsoft.com/office/drawing/2016/ink" xmlns:am3d="http://schemas.microsoft.com/office/drawing/2017/model3d" xmlns:o="urn:schemas-microsoft-com:office:office" xmlns:r="http://schemas.openxmlformats.org/officeDocument/2006/relationships" xmlns:m="http://schemas.openxmlformats.org/officeDocument/2006/math" xmlns:v="urn:schemas-microsoft-com:vml" xmlns:wp14="http://schemas.microsoft.com/office/word/2010/wordprocessingDrawing" xmlns:wp="http://schemas.openxmlformats.org/drawingml/2006/wordprocessingDrawing" xmlns:w10="urn:schemas-microsoft-com:office:word" xmlns:w="http://schemas.openxmlformats.org/wordprocessingml/2006/main" xmlns:w14="http://schemas.microsoft.com/office/word/2010/wordml" xmlns:w15="http://schemas.microsoft.com/office/word/2012/wordml" xmlns:w16cid="http://schemas.microsoft.com/office/word/2016/wordml/cid" xmlns:w16se="http://schemas.microsoft.com/office/word/2015/wordml/symex" xmlns:wpg="http://schemas.microsoft.com/office/word/2010/wordprocessingGroup" xmlns:wpi="http://schemas.microsoft.com/office/word/2010/wordprocessingInk" xmlns:wne="http://schemas.microsoft.com/office/word/2006/wordml" xmlns:wps="http://schemas.microsoft.com/office/word/2010/wordprocessingShape" mc:Ignorable="w14 w15 w16se w16cid wp14">
   <w:footnote w:type="separator" w:id="-1">
     <w:p>
       <w:r>
@@ -1023,7 +3862,7 @@
 </file>
 
 <file path=word/numbering.xml><?xml version="1.0" encoding="utf-8"?>
-<w:numbering xmlns:wpc="http://schemas.microsoft.com/office/word/2010/wordprocessingCanvas" xmlns:cx="http://schemas.microsoft.com/office/drawing/2014/chartex" xmlns:cx1="http://schemas.microsoft.com/office/drawing/2015/9/8/chartex" xmlns:cx2="http://schemas.microsoft.com/office/drawing/2015/10/21/chartex" xmlns:cx3="http://schemas.microsoft.com/office/drawing/2016/5/9/chartex" xmlns:cx4="http://schemas.microsoft.com/office/drawing/2016/5/10/chartex" xmlns:cx5="http://schemas.microsoft.com/office/drawing/2016/5/11/chartex" xmlns:cx6="http://schemas.microsoft.com/office/drawing/2016/5/12/chartex" xmlns:cx7="http://schemas.microsoft.com/office/drawing/2016/5/13/chartex" xmlns:cx8="http://schemas.microsoft.com/office/drawing/2016/5/14/chartex" xmlns:mc="http://schemas.openxmlformats.org/markup-compatibility/2006" xmlns:aink="http://schemas.microsoft.com/office/drawing/2016/ink" xmlns:am3d="http://schemas.microsoft.com/office/drawing/2017/model3d" xmlns:o="urn:schemas-microsoft-com:office:office" xmlns:oel="http://schemas.microsoft.com/office/2019/extlst" xmlns:r="http://schemas.openxmlformats.org/officeDocument/2006/relationships" xmlns:m="http://schemas.openxmlformats.org/officeDocument/2006/math" xmlns:v="urn:schemas-microsoft-com:vml" xmlns:wp14="http://schemas.microsoft.com/office/word/2010/wordprocessingDrawing" xmlns:wp="http://schemas.openxmlformats.org/drawingml/2006/wordprocessingDrawing" xmlns:w10="urn:schemas-microsoft-com:office:word" xmlns:w="http://schemas.openxmlformats.org/wordprocessingml/2006/main" xmlns:w14="http://schemas.microsoft.com/office/word/2010/wordml" xmlns:w15="http://schemas.microsoft.com/office/word/2012/wordml" xmlns:w16cex="http://schemas.microsoft.com/office/word/2018/wordml/cex" xmlns:w16cid="http://schemas.microsoft.com/office/word/2016/wordml/cid" xmlns:w16="http://schemas.microsoft.com/office/word/2018/wordml" xmlns:w16du="http://schemas.microsoft.com/office/word/2023/wordml/word16du" xmlns:w16sdtdh="http://schemas.microsoft.com/office/word/2020/wordml/sdtdatahash" xmlns:w16sdtfl="http://schemas.microsoft.com/office/word/2024/wordml/sdtformatlock" xmlns:w16se="http://schemas.microsoft.com/office/word/2015/wordml/symex" xmlns:wpg="http://schemas.microsoft.com/office/word/2010/wordprocessingGroup" xmlns:wpi="http://schemas.microsoft.com/office/word/2010/wordprocessingInk" xmlns:wne="http://schemas.microsoft.com/office/word/2006/wordml" xmlns:wps="http://schemas.microsoft.com/office/word/2010/wordprocessingShape" mc:Ignorable="w14 w15 w16se w16cid w16 w16cex w16sdtdh w16sdtfl w16du wp14">
+<w:numbering xmlns:wpc="http://schemas.microsoft.com/office/word/2010/wordprocessingCanvas" xmlns:cx="http://schemas.microsoft.com/office/drawing/2014/chartex" xmlns:cx1="http://schemas.microsoft.com/office/drawing/2015/9/8/chartex" xmlns:cx2="http://schemas.microsoft.com/office/drawing/2015/10/21/chartex" xmlns:cx3="http://schemas.microsoft.com/office/drawing/2016/5/9/chartex" xmlns:cx4="http://schemas.microsoft.com/office/drawing/2016/5/10/chartex" xmlns:cx5="http://schemas.microsoft.com/office/drawing/2016/5/11/chartex" xmlns:cx6="http://schemas.microsoft.com/office/drawing/2016/5/12/chartex" xmlns:cx7="http://schemas.microsoft.com/office/drawing/2016/5/13/chartex" xmlns:cx8="http://schemas.microsoft.com/office/drawing/2016/5/14/chartex" xmlns:mc="http://schemas.openxmlformats.org/markup-compatibility/2006" xmlns:aink="http://schemas.microsoft.com/office/drawing/2016/ink" xmlns:am3d="http://schemas.microsoft.com/office/drawing/2017/model3d" xmlns:o="urn:schemas-microsoft-com:office:office" xmlns:r="http://schemas.openxmlformats.org/officeDocument/2006/relationships" xmlns:m="http://schemas.openxmlformats.org/officeDocument/2006/math" xmlns:v="urn:schemas-microsoft-com:vml" xmlns:wp14="http://schemas.microsoft.com/office/word/2010/wordprocessingDrawing" xmlns:wp="http://schemas.openxmlformats.org/drawingml/2006/wordprocessingDrawing" xmlns:w10="urn:schemas-microsoft-com:office:word" xmlns:w="http://schemas.openxmlformats.org/wordprocessingml/2006/main" xmlns:w14="http://schemas.microsoft.com/office/word/2010/wordml" xmlns:w15="http://schemas.microsoft.com/office/word/2012/wordml" xmlns:w16cid="http://schemas.microsoft.com/office/word/2016/wordml/cid" xmlns:w16se="http://schemas.microsoft.com/office/word/2015/wordml/symex" xmlns:wpg="http://schemas.microsoft.com/office/word/2010/wordprocessingGroup" xmlns:wpi="http://schemas.microsoft.com/office/word/2010/wordprocessingInk" xmlns:wne="http://schemas.microsoft.com/office/word/2006/wordml" xmlns:wps="http://schemas.microsoft.com/office/word/2010/wordprocessingShape" mc:Ignorable="w14 w15 w16se w16cid wp14">
   <w:abstractNum w:abstractNumId="0" w15:restartNumberingAfterBreak="0">
     <w:nsid w:val="100A12EB"/>
     <w:multiLevelType w:val="multilevel"/>
@@ -1114,6 +3953,178 @@
     </w:lvl>
   </w:abstractNum>
   <w:abstractNum w:abstractNumId="1" w15:restartNumberingAfterBreak="0">
+    <w:nsid w:val="310E2E33"/>
+    <w:multiLevelType w:val="multilevel"/>
+    <w:tmpl w:val="0416001F"/>
+    <w:lvl w:ilvl="0">
+      <w:start w:val="1"/>
+      <w:numFmt w:val="decimal"/>
+      <w:lvlText w:val="%1."/>
+      <w:lvlJc w:val="left"/>
+      <w:pPr>
+        <w:ind w:left="360" w:hanging="360"/>
+      </w:pPr>
+    </w:lvl>
+    <w:lvl w:ilvl="1">
+      <w:start w:val="1"/>
+      <w:numFmt w:val="decimal"/>
+      <w:lvlText w:val="%1.%2."/>
+      <w:lvlJc w:val="left"/>
+      <w:pPr>
+        <w:ind w:left="792" w:hanging="432"/>
+      </w:pPr>
+    </w:lvl>
+    <w:lvl w:ilvl="2">
+      <w:start w:val="1"/>
+      <w:numFmt w:val="decimal"/>
+      <w:lvlText w:val="%1.%2.%3."/>
+      <w:lvlJc w:val="left"/>
+      <w:pPr>
+        <w:ind w:left="1224" w:hanging="504"/>
+      </w:pPr>
+    </w:lvl>
+    <w:lvl w:ilvl="3">
+      <w:start w:val="1"/>
+      <w:numFmt w:val="decimal"/>
+      <w:lvlText w:val="%1.%2.%3.%4."/>
+      <w:lvlJc w:val="left"/>
+      <w:pPr>
+        <w:ind w:left="1728" w:hanging="648"/>
+      </w:pPr>
+    </w:lvl>
+    <w:lvl w:ilvl="4">
+      <w:start w:val="1"/>
+      <w:numFmt w:val="decimal"/>
+      <w:lvlText w:val="%1.%2.%3.%4.%5."/>
+      <w:lvlJc w:val="left"/>
+      <w:pPr>
+        <w:ind w:left="2232" w:hanging="792"/>
+      </w:pPr>
+    </w:lvl>
+    <w:lvl w:ilvl="5">
+      <w:start w:val="1"/>
+      <w:numFmt w:val="decimal"/>
+      <w:lvlText w:val="%1.%2.%3.%4.%5.%6."/>
+      <w:lvlJc w:val="left"/>
+      <w:pPr>
+        <w:ind w:left="2736" w:hanging="936"/>
+      </w:pPr>
+    </w:lvl>
+    <w:lvl w:ilvl="6">
+      <w:start w:val="1"/>
+      <w:numFmt w:val="decimal"/>
+      <w:lvlText w:val="%1.%2.%3.%4.%5.%6.%7."/>
+      <w:lvlJc w:val="left"/>
+      <w:pPr>
+        <w:ind w:left="3240" w:hanging="1080"/>
+      </w:pPr>
+    </w:lvl>
+    <w:lvl w:ilvl="7">
+      <w:start w:val="1"/>
+      <w:numFmt w:val="decimal"/>
+      <w:lvlText w:val="%1.%2.%3.%4.%5.%6.%7.%8."/>
+      <w:lvlJc w:val="left"/>
+      <w:pPr>
+        <w:ind w:left="3744" w:hanging="1224"/>
+      </w:pPr>
+    </w:lvl>
+    <w:lvl w:ilvl="8">
+      <w:start w:val="1"/>
+      <w:numFmt w:val="decimal"/>
+      <w:lvlText w:val="%1.%2.%3.%4.%5.%6.%7.%8.%9."/>
+      <w:lvlJc w:val="left"/>
+      <w:pPr>
+        <w:ind w:left="4320" w:hanging="1440"/>
+      </w:pPr>
+    </w:lvl>
+  </w:abstractNum>
+  <w:abstractNum w:abstractNumId="2" w15:restartNumberingAfterBreak="0">
+    <w:nsid w:val="3D274835"/>
+    <w:multiLevelType w:val="multilevel"/>
+    <w:tmpl w:val="0416001F"/>
+    <w:lvl w:ilvl="0">
+      <w:start w:val="1"/>
+      <w:numFmt w:val="decimal"/>
+      <w:lvlText w:val="%1."/>
+      <w:lvlJc w:val="left"/>
+      <w:pPr>
+        <w:ind w:left="360" w:hanging="360"/>
+      </w:pPr>
+    </w:lvl>
+    <w:lvl w:ilvl="1">
+      <w:start w:val="1"/>
+      <w:numFmt w:val="decimal"/>
+      <w:lvlText w:val="%1.%2."/>
+      <w:lvlJc w:val="left"/>
+      <w:pPr>
+        <w:ind w:left="792" w:hanging="432"/>
+      </w:pPr>
+    </w:lvl>
+    <w:lvl w:ilvl="2">
+      <w:start w:val="1"/>
+      <w:numFmt w:val="decimal"/>
+      <w:lvlText w:val="%1.%2.%3."/>
+      <w:lvlJc w:val="left"/>
+      <w:pPr>
+        <w:ind w:left="1224" w:hanging="504"/>
+      </w:pPr>
+    </w:lvl>
+    <w:lvl w:ilvl="3">
+      <w:start w:val="1"/>
+      <w:numFmt w:val="decimal"/>
+      <w:lvlText w:val="%1.%2.%3.%4."/>
+      <w:lvlJc w:val="left"/>
+      <w:pPr>
+        <w:ind w:left="1728" w:hanging="648"/>
+      </w:pPr>
+    </w:lvl>
+    <w:lvl w:ilvl="4">
+      <w:start w:val="1"/>
+      <w:numFmt w:val="decimal"/>
+      <w:lvlText w:val="%1.%2.%3.%4.%5."/>
+      <w:lvlJc w:val="left"/>
+      <w:pPr>
+        <w:ind w:left="2232" w:hanging="792"/>
+      </w:pPr>
+    </w:lvl>
+    <w:lvl w:ilvl="5">
+      <w:start w:val="1"/>
+      <w:numFmt w:val="decimal"/>
+      <w:lvlText w:val="%1.%2.%3.%4.%5.%6."/>
+      <w:lvlJc w:val="left"/>
+      <w:pPr>
+        <w:ind w:left="2736" w:hanging="936"/>
+      </w:pPr>
+    </w:lvl>
+    <w:lvl w:ilvl="6">
+      <w:start w:val="1"/>
+      <w:numFmt w:val="decimal"/>
+      <w:lvlText w:val="%1.%2.%3.%4.%5.%6.%7."/>
+      <w:lvlJc w:val="left"/>
+      <w:pPr>
+        <w:ind w:left="3240" w:hanging="1080"/>
+      </w:pPr>
+    </w:lvl>
+    <w:lvl w:ilvl="7">
+      <w:start w:val="1"/>
+      <w:numFmt w:val="decimal"/>
+      <w:lvlText w:val="%1.%2.%3.%4.%5.%6.%7.%8."/>
+      <w:lvlJc w:val="left"/>
+      <w:pPr>
+        <w:ind w:left="3744" w:hanging="1224"/>
+      </w:pPr>
+    </w:lvl>
+    <w:lvl w:ilvl="8">
+      <w:start w:val="1"/>
+      <w:numFmt w:val="decimal"/>
+      <w:lvlText w:val="%1.%2.%3.%4.%5.%6.%7.%8.%9."/>
+      <w:lvlJc w:val="left"/>
+      <w:pPr>
+        <w:ind w:left="4320" w:hanging="1440"/>
+      </w:pPr>
+    </w:lvl>
+  </w:abstractNum>
+  <w:abstractNum w:abstractNumId="3" w15:restartNumberingAfterBreak="0">
     <w:nsid w:val="5288733A"/>
     <w:multiLevelType w:val="multilevel"/>
     <w:tmpl w:val="88BC0514"/>
@@ -1201,7 +4212,7 @@
       </w:pPr>
     </w:lvl>
   </w:abstractNum>
-  <w:abstractNum w:abstractNumId="2" w15:restartNumberingAfterBreak="0">
+  <w:abstractNum w:abstractNumId="4" w15:restartNumberingAfterBreak="0">
     <w:nsid w:val="5FB86D6B"/>
     <w:multiLevelType w:val="multilevel"/>
     <w:tmpl w:val="CA7A2B6A"/>
@@ -1307,20 +4318,127 @@
       </w:rPr>
     </w:lvl>
   </w:abstractNum>
-  <w:num w:numId="1" w16cid:durableId="470444568">
+  <w:abstractNum w:abstractNumId="5" w15:restartNumberingAfterBreak="0">
+    <w:nsid w:val="67FF002D"/>
+    <w:multiLevelType w:val="multilevel"/>
+    <w:tmpl w:val="04160025"/>
+    <w:lvl w:ilvl="0">
+      <w:start w:val="1"/>
+      <w:numFmt w:val="decimal"/>
+      <w:pStyle w:val="Ttulo1"/>
+      <w:lvlText w:val="%1"/>
+      <w:lvlJc w:val="left"/>
+      <w:pPr>
+        <w:ind w:left="574" w:hanging="432"/>
+      </w:pPr>
+      <w:rPr>
+        <w:rFonts w:hint="default"/>
+      </w:rPr>
+    </w:lvl>
+    <w:lvl w:ilvl="1">
+      <w:start w:val="1"/>
+      <w:numFmt w:val="decimal"/>
+      <w:pStyle w:val="Ttulo2"/>
+      <w:lvlText w:val="%1.%2"/>
+      <w:lvlJc w:val="left"/>
+      <w:pPr>
+        <w:ind w:left="576" w:hanging="576"/>
+      </w:pPr>
+    </w:lvl>
+    <w:lvl w:ilvl="2">
+      <w:start w:val="1"/>
+      <w:numFmt w:val="decimal"/>
+      <w:pStyle w:val="Ttulo3"/>
+      <w:lvlText w:val="%1.%2.%3"/>
+      <w:lvlJc w:val="left"/>
+      <w:pPr>
+        <w:ind w:left="720" w:hanging="720"/>
+      </w:pPr>
+    </w:lvl>
+    <w:lvl w:ilvl="3">
+      <w:start w:val="1"/>
+      <w:numFmt w:val="decimal"/>
+      <w:pStyle w:val="Ttulo4"/>
+      <w:lvlText w:val="%1.%2.%3.%4"/>
+      <w:lvlJc w:val="left"/>
+      <w:pPr>
+        <w:ind w:left="864" w:hanging="864"/>
+      </w:pPr>
+    </w:lvl>
+    <w:lvl w:ilvl="4">
+      <w:start w:val="1"/>
+      <w:numFmt w:val="decimal"/>
+      <w:pStyle w:val="Ttulo5"/>
+      <w:lvlText w:val="%1.%2.%3.%4.%5"/>
+      <w:lvlJc w:val="left"/>
+      <w:pPr>
+        <w:ind w:left="1008" w:hanging="1008"/>
+      </w:pPr>
+    </w:lvl>
+    <w:lvl w:ilvl="5">
+      <w:start w:val="1"/>
+      <w:numFmt w:val="decimal"/>
+      <w:pStyle w:val="Ttulo6"/>
+      <w:lvlText w:val="%1.%2.%3.%4.%5.%6"/>
+      <w:lvlJc w:val="left"/>
+      <w:pPr>
+        <w:ind w:left="1152" w:hanging="1152"/>
+      </w:pPr>
+    </w:lvl>
+    <w:lvl w:ilvl="6">
+      <w:start w:val="1"/>
+      <w:numFmt w:val="decimal"/>
+      <w:pStyle w:val="Ttulo7"/>
+      <w:lvlText w:val="%1.%2.%3.%4.%5.%6.%7"/>
+      <w:lvlJc w:val="left"/>
+      <w:pPr>
+        <w:ind w:left="1296" w:hanging="1296"/>
+      </w:pPr>
+    </w:lvl>
+    <w:lvl w:ilvl="7">
+      <w:start w:val="1"/>
+      <w:numFmt w:val="decimal"/>
+      <w:pStyle w:val="Ttulo8"/>
+      <w:lvlText w:val="%1.%2.%3.%4.%5.%6.%7.%8"/>
+      <w:lvlJc w:val="left"/>
+      <w:pPr>
+        <w:ind w:left="1440" w:hanging="1440"/>
+      </w:pPr>
+    </w:lvl>
+    <w:lvl w:ilvl="8">
+      <w:start w:val="1"/>
+      <w:numFmt w:val="decimal"/>
+      <w:pStyle w:val="Ttulo9"/>
+      <w:lvlText w:val="%1.%2.%3.%4.%5.%6.%7.%8.%9"/>
+      <w:lvlJc w:val="left"/>
+      <w:pPr>
+        <w:ind w:left="1584" w:hanging="1584"/>
+      </w:pPr>
+    </w:lvl>
+  </w:abstractNum>
+  <w:num w:numId="1">
     <w:abstractNumId w:val="0"/>
   </w:num>
-  <w:num w:numId="2" w16cid:durableId="1735280012">
+  <w:num w:numId="2">
+    <w:abstractNumId w:val="4"/>
+  </w:num>
+  <w:num w:numId="3">
+    <w:abstractNumId w:val="3"/>
+  </w:num>
+  <w:num w:numId="4">
+    <w:abstractNumId w:val="1"/>
+  </w:num>
+  <w:num w:numId="5">
     <w:abstractNumId w:val="2"/>
   </w:num>
-  <w:num w:numId="3" w16cid:durableId="243536389">
-    <w:abstractNumId w:val="1"/>
+  <w:num w:numId="6">
+    <w:abstractNumId w:val="5"/>
   </w:num>
 </w:numbering>
 </file>
 
 <file path=word/styles.xml><?xml version="1.0" encoding="utf-8"?>
-<w:styles xmlns:mc="http://schemas.openxmlformats.org/markup-compatibility/2006" xmlns:r="http://schemas.openxmlformats.org/officeDocument/2006/relationships" xmlns:w="http://schemas.openxmlformats.org/wordprocessingml/2006/main" xmlns:w14="http://schemas.microsoft.com/office/word/2010/wordml" xmlns:w15="http://schemas.microsoft.com/office/word/2012/wordml" xmlns:w16cex="http://schemas.microsoft.com/office/word/2018/wordml/cex" xmlns:w16cid="http://schemas.microsoft.com/office/word/2016/wordml/cid" xmlns:w16="http://schemas.microsoft.com/office/word/2018/wordml" xmlns:w16du="http://schemas.microsoft.com/office/word/2023/wordml/word16du" xmlns:w16sdtdh="http://schemas.microsoft.com/office/word/2020/wordml/sdtdatahash" xmlns:w16sdtfl="http://schemas.microsoft.com/office/word/2024/wordml/sdtformatlock" xmlns:w16se="http://schemas.microsoft.com/office/word/2015/wordml/symex" mc:Ignorable="w14 w15 w16se w16cid w16 w16cex w16sdtdh w16sdtfl w16du">
+<w:styles xmlns:mc="http://schemas.openxmlformats.org/markup-compatibility/2006" xmlns:r="http://schemas.openxmlformats.org/officeDocument/2006/relationships" xmlns:w="http://schemas.openxmlformats.org/wordprocessingml/2006/main" xmlns:w14="http://schemas.microsoft.com/office/word/2010/wordml" xmlns:w15="http://schemas.microsoft.com/office/word/2012/wordml" xmlns:w16cid="http://schemas.microsoft.com/office/word/2016/wordml/cid" xmlns:w16se="http://schemas.microsoft.com/office/word/2015/wordml/symex" mc:Ignorable="w14 w15 w16se w16cid">
   <w:docDefaults>
     <w:rPrDefault>
       <w:rPr>
@@ -1340,7 +4458,7 @@
       </w:pPr>
     </w:pPrDefault>
   </w:docDefaults>
-  <w:latentStyles w:defLockedState="0" w:defUIPriority="99" w:defSemiHidden="0" w:defUnhideWhenUsed="0" w:defQFormat="0" w:count="376">
+  <w:latentStyles w:defLockedState="0" w:defUIPriority="99" w:defSemiHidden="0" w:defUnhideWhenUsed="0" w:defQFormat="0" w:count="375">
     <w:lsdException w:name="Normal" w:uiPriority="0" w:qFormat="1"/>
     <w:lsdException w:name="heading 1" w:uiPriority="9" w:qFormat="1"/>
     <w:lsdException w:name="heading 2" w:semiHidden="1" w:uiPriority="9" w:unhideWhenUsed="1" w:qFormat="1"/>
@@ -1716,7 +4834,6 @@
     <w:lsdException w:name="Smart Hyperlink" w:semiHidden="1" w:unhideWhenUsed="1"/>
     <w:lsdException w:name="Hashtag" w:semiHidden="1" w:unhideWhenUsed="1"/>
     <w:lsdException w:name="Unresolved Mention" w:semiHidden="1" w:unhideWhenUsed="1"/>
-    <w:lsdException w:name="Smart Link" w:semiHidden="1" w:unhideWhenUsed="1"/>
   </w:latentStyles>
   <w:style w:type="paragraph" w:default="1" w:styleId="Normal">
     <w:name w:val="Normal"/>
@@ -1728,10 +4845,15 @@
     <w:next w:val="SBCparagraph"/>
     <w:uiPriority w:val="9"/>
     <w:qFormat/>
+    <w:rsid w:val="00C11413"/>
     <w:pPr>
       <w:keepNext/>
       <w:widowControl/>
+      <w:numPr>
+        <w:numId w:val="6"/>
+      </w:numPr>
       <w:spacing w:before="360"/>
+      <w:ind w:left="432"/>
       <w:outlineLvl w:val="0"/>
     </w:pPr>
     <w:rPr>
@@ -1748,6 +4870,9 @@
     <w:unhideWhenUsed/>
     <w:qFormat/>
     <w:pPr>
+      <w:numPr>
+        <w:ilvl w:val="1"/>
+      </w:numPr>
       <w:spacing w:before="240"/>
       <w:outlineLvl w:val="1"/>
     </w:pPr>
@@ -1766,6 +4891,10 @@
     <w:qFormat/>
     <w:pPr>
       <w:keepNext/>
+      <w:numPr>
+        <w:ilvl w:val="2"/>
+        <w:numId w:val="6"/>
+      </w:numPr>
       <w:spacing w:before="240"/>
       <w:outlineLvl w:val="2"/>
     </w:pPr>
@@ -1783,6 +4912,10 @@
     <w:qFormat/>
     <w:pPr>
       <w:keepNext/>
+      <w:numPr>
+        <w:ilvl w:val="3"/>
+        <w:numId w:val="6"/>
+      </w:numPr>
       <w:jc w:val="both"/>
       <w:outlineLvl w:val="3"/>
     </w:pPr>
@@ -1800,6 +4933,10 @@
     <w:qFormat/>
     <w:pPr>
       <w:keepNext/>
+      <w:numPr>
+        <w:ilvl w:val="4"/>
+        <w:numId w:val="6"/>
+      </w:numPr>
       <w:outlineLvl w:val="4"/>
     </w:pPr>
     <w:rPr>
@@ -1818,6 +4955,10 @@
     <w:qFormat/>
     <w:pPr>
       <w:keepNext/>
+      <w:numPr>
+        <w:ilvl w:val="5"/>
+        <w:numId w:val="6"/>
+      </w:numPr>
       <w:jc w:val="center"/>
       <w:outlineLvl w:val="5"/>
     </w:pPr>
@@ -1833,6 +4974,10 @@
     <w:next w:val="SBCparagraph"/>
     <w:pPr>
       <w:keepNext/>
+      <w:numPr>
+        <w:ilvl w:val="6"/>
+        <w:numId w:val="6"/>
+      </w:numPr>
       <w:jc w:val="both"/>
       <w:outlineLvl w:val="6"/>
     </w:pPr>
@@ -1846,6 +4991,10 @@
     <w:next w:val="SBCparagraph"/>
     <w:pPr>
       <w:keepNext/>
+      <w:numPr>
+        <w:ilvl w:val="7"/>
+        <w:numId w:val="6"/>
+      </w:numPr>
       <w:outlineLvl w:val="7"/>
     </w:pPr>
     <w:rPr>
@@ -1858,6 +5007,10 @@
     <w:next w:val="SBCparagraph"/>
     <w:pPr>
       <w:keepNext/>
+      <w:numPr>
+        <w:ilvl w:val="8"/>
+        <w:numId w:val="6"/>
+      </w:numPr>
       <w:jc w:val="center"/>
       <w:outlineLvl w:val="8"/>
     </w:pPr>
@@ -1868,6 +5021,7 @@
   <w:style w:type="character" w:default="1" w:styleId="Fontepargpadro">
     <w:name w:val="Default Paragraph Font"/>
     <w:uiPriority w:val="1"/>
+    <w:semiHidden/>
     <w:unhideWhenUsed/>
   </w:style>
   <w:style w:type="table" w:default="1" w:styleId="Tabelanormal">
@@ -2380,6 +5534,33 @@
     <w:rsid w:val="003216A3"/>
     <w:rPr>
       <w:rFonts w:ascii="Times New Roman" w:hAnsi="Times New Roman" w:cs="Times New Roman"/>
+    </w:rPr>
+  </w:style>
+  <w:style w:type="character" w:customStyle="1" w:styleId="ng-star-inserted">
+    <w:name w:val="ng-star-inserted"/>
+    <w:basedOn w:val="Fontepargpadro"/>
+    <w:rsid w:val="004729EB"/>
+  </w:style>
+  <w:style w:type="paragraph" w:styleId="PargrafodaLista">
+    <w:name w:val="List Paragraph"/>
+    <w:basedOn w:val="Normal"/>
+    <w:uiPriority w:val="34"/>
+    <w:qFormat/>
+    <w:rsid w:val="0077186C"/>
+    <w:pPr>
+      <w:ind w:left="720"/>
+      <w:contextualSpacing/>
+    </w:pPr>
+  </w:style>
+  <w:style w:type="character" w:styleId="nfase">
+    <w:name w:val="Emphasis"/>
+    <w:basedOn w:val="Fontepargpadro"/>
+    <w:uiPriority w:val="20"/>
+    <w:qFormat/>
+    <w:rsid w:val="00C923C4"/>
+    <w:rPr>
+      <w:i/>
+      <w:iCs/>
     </w:rPr>
   </w:style>
 </w:styles>
